--- a/report_2cols.docx
+++ b/report_2cols.docx
@@ -1958,7 +1958,7 @@
     </w:p>
     <w:p>
       <w:r>
-        <w:t>Lines: 212</w:t>
+        <w:t>Lines: 211</w:t>
       </w:r>
     </w:p>
     <w:p>
@@ -2158,8 +2158,6 @@
         <w:br/>
         <w:t xml:space="preserve">    variants = product.variants.all()</w:t>
         <w:br/>
-        <w:br/>
-        <w:t xml:space="preserve">    # 👇 ВОТ СЮДА</w:t>
         <w:br/>
         <w:t xml:space="preserve">    if not variants.exists():</w:t>
         <w:br/>
@@ -3857,7 +3855,7 @@
         <w:br/>
         <w:br/>
         <w:br/>
-        <w:t>@login_required(login_url="/users/login/")</w:t>
+        <w:t>@login_required</w:t>
         <w:br/>
         <w:t>def toggle_favorite(request, product_id):</w:t>
         <w:br/>
@@ -3896,7 +3894,7 @@
         <w:t>from cart.views import CartService</w:t>
         <w:br/>
         <w:br/>
-        <w:t>@login_required(login_url="/users/login/")</w:t>
+        <w:t>@login_required</w:t>
         <w:br/>
         <w:t>def favorites_list(request):</w:t>
         <w:br/>
@@ -5011,7 +5009,7 @@
         <w:br/>
         <w:t>AUTH_USER_MODEL = 'users.User'</w:t>
         <w:br/>
-        <w:t>LOGIN_URL = "/users/login/"</w:t>
+        <w:t>LOGIN_URL = "/login/"</w:t>
         <w:br/>
         <w:t>LOGIN_REDIRECT_URL = "/"</w:t>
         <w:br/>
@@ -5682,7 +5680,7 @@
     </w:p>
     <w:p>
       <w:r>
-        <w:t>Lines: 134</w:t>
+        <w:t>Lines: 167</w:t>
       </w:r>
     </w:p>
     <w:p>
@@ -5725,7 +5723,7 @@
         <w:br/>
         <w:t xml:space="preserve">    justify-content: space-between;</w:t>
         <w:br/>
-        <w:t xml:space="preserve">    align-items: flex-start;</w:t>
+        <w:t xml:space="preserve">    align-items: center;</w:t>
         <w:br/>
         <w:t xml:space="preserve">    gap: 40px;</w:t>
         <w:br/>
@@ -5738,7 +5736,7 @@
         <w:br/>
         <w:t>.footer-logo img {</w:t>
         <w:br/>
-        <w:t xml:space="preserve">    height: 80px;</w:t>
+        <w:t xml:space="preserve">    height: 150px;</w:t>
         <w:br/>
         <w:t xml:space="preserve">    max-width: 100%;</w:t>
         <w:br/>
@@ -5897,6 +5895,66 @@
         <w:t>@media (max-width: 1200px) {</w:t>
         <w:br/>
         <w:t xml:space="preserve">    .footer-top {</w:t>
+        <w:br/>
+        <w:t xml:space="preserve">        flex-wrap: wrap;</w:t>
+        <w:br/>
+        <w:t xml:space="preserve">    }</w:t>
+        <w:br/>
+        <w:t>}</w:t>
+        <w:br/>
+        <w:br/>
+        <w:t>@media (max-width: 1023px) {</w:t>
+        <w:br/>
+        <w:br/>
+        <w:t xml:space="preserve">    .footer-top {</w:t>
+        <w:br/>
+        <w:t xml:space="preserve">        display: flex;</w:t>
+        <w:br/>
+        <w:t xml:space="preserve">        flex-direction: column;</w:t>
+        <w:br/>
+        <w:t xml:space="preserve">        align-items: center;</w:t>
+        <w:br/>
+        <w:t xml:space="preserve">        gap: 20px;</w:t>
+        <w:br/>
+        <w:t xml:space="preserve">    }</w:t>
+        <w:br/>
+        <w:br/>
+        <w:t xml:space="preserve">    .footer-logo {</w:t>
+        <w:br/>
+        <w:t xml:space="preserve">        display: flex;</w:t>
+        <w:br/>
+        <w:t xml:space="preserve">        justify-content: center;</w:t>
+        <w:br/>
+        <w:t xml:space="preserve">        width: 100%;</w:t>
+        <w:br/>
+        <w:t xml:space="preserve">    }</w:t>
+        <w:br/>
+        <w:br/>
+        <w:t xml:space="preserve">    .footer-logo img {</w:t>
+        <w:br/>
+        <w:t xml:space="preserve">        width: 220px;</w:t>
+        <w:br/>
+        <w:t xml:space="preserve">        height: auto;</w:t>
+        <w:br/>
+        <w:t xml:space="preserve">    }</w:t>
+        <w:br/>
+        <w:br/>
+        <w:t xml:space="preserve">    .footer-links {</w:t>
+        <w:br/>
+        <w:t xml:space="preserve">        display: flex;</w:t>
+        <w:br/>
+        <w:t xml:space="preserve">        flex-direction: column;</w:t>
+        <w:br/>
+        <w:t xml:space="preserve">        align-items: center;</w:t>
+        <w:br/>
+        <w:t xml:space="preserve">        gap: 10px;</w:t>
+        <w:br/>
+        <w:t xml:space="preserve">    }</w:t>
+        <w:br/>
+        <w:br/>
+        <w:t xml:space="preserve">    .footer-socials {</w:t>
+        <w:br/>
+        <w:t xml:space="preserve">        justify-content: center;</w:t>
         <w:br/>
         <w:t xml:space="preserve">        flex-wrap: wrap;</w:t>
         <w:br/>
@@ -6574,7 +6632,7 @@
     </w:p>
     <w:p>
       <w:r>
-        <w:t>Lines: 229</w:t>
+        <w:t>Lines: 311</w:t>
       </w:r>
     </w:p>
     <w:p>
@@ -6615,12 +6673,6 @@
         <w:br/>
         <w:t xml:space="preserve">        .about-hero {</w:t>
         <w:br/>
-        <w:t xml:space="preserve">            display: flex;</w:t>
-        <w:br/>
-        <w:t xml:space="preserve">            align-items: center;</w:t>
-        <w:br/>
-        <w:t xml:space="preserve">            justify-content: space-between;</w:t>
-        <w:br/>
         <w:br/>
         <w:t xml:space="preserve">            gap: 60px;</w:t>
         <w:br/>
@@ -6832,6 +6884,34 @@
         <w:t xml:space="preserve">        /* ================= RESPONSIVE ================= */</w:t>
         <w:br/>
         <w:br/>
+        <w:br/>
+        <w:t xml:space="preserve">        @media (max-width: 1100px) {</w:t>
+        <w:br/>
+        <w:t xml:space="preserve">            .about-hero {</w:t>
+        <w:br/>
+        <w:t xml:space="preserve">                gap: 30px;</w:t>
+        <w:br/>
+        <w:t xml:space="preserve">                padding: 40px;</w:t>
+        <w:br/>
+        <w:t xml:space="preserve">            }</w:t>
+        <w:br/>
+        <w:br/>
+        <w:t xml:space="preserve">            .about-title {</w:t>
+        <w:br/>
+        <w:t xml:space="preserve">                font-size: 48px;</w:t>
+        <w:br/>
+        <w:t xml:space="preserve">            }</w:t>
+        <w:br/>
+        <w:br/>
+        <w:t xml:space="preserve">            .about-text {</w:t>
+        <w:br/>
+        <w:t xml:space="preserve">                font-size: 17px;</w:t>
+        <w:br/>
+        <w:t xml:space="preserve">            }</w:t>
+        <w:br/>
+        <w:t xml:space="preserve">        }</w:t>
+        <w:br/>
+        <w:br/>
         <w:t xml:space="preserve">        @media (max-width: 900px) {</w:t>
         <w:br/>
         <w:br/>
@@ -6841,11 +6921,50 @@
         <w:br/>
         <w:t xml:space="preserve">                text-align: center;</w:t>
         <w:br/>
-        <w:t xml:space="preserve">                padding: 40px;</w:t>
+        <w:t xml:space="preserve">                padding: 35px 25px;</w:t>
         <w:br/>
         <w:t xml:space="preserve">            }</w:t>
         <w:br/>
         <w:br/>
+        <w:t xml:space="preserve">            .about-hero-content {</w:t>
+        <w:br/>
+        <w:t xml:space="preserve">                display: flex;</w:t>
+        <w:br/>
+        <w:t xml:space="preserve">                flex-direction: column;</w:t>
+        <w:br/>
+        <w:t xml:space="preserve">                align-items: center;</w:t>
+        <w:br/>
+        <w:t xml:space="preserve">            }</w:t>
+        <w:br/>
+        <w:br/>
+        <w:t xml:space="preserve">            .about-title {</w:t>
+        <w:br/>
+        <w:t xml:space="preserve">                font-size: 40px;</w:t>
+        <w:br/>
+        <w:t xml:space="preserve">            }</w:t>
+        <w:br/>
+        <w:br/>
+        <w:t xml:space="preserve">            .about-text {</w:t>
+        <w:br/>
+        <w:t xml:space="preserve">                max-width: 100%;</w:t>
+        <w:br/>
+        <w:t xml:space="preserve">            }</w:t>
+        <w:br/>
+        <w:br/>
+        <w:t xml:space="preserve">            .about-hero-image {</w:t>
+        <w:br/>
+        <w:t xml:space="preserve">                width: 100%;</w:t>
+        <w:br/>
+        <w:t xml:space="preserve">            }</w:t>
+        <w:br/>
+        <w:br/>
+        <w:t xml:space="preserve">            .about-hero-image img {</w:t>
+        <w:br/>
+        <w:t xml:space="preserve">                height: 320px;</w:t>
+        <w:br/>
+        <w:t xml:space="preserve">            }</w:t>
+        <w:br/>
+        <w:br/>
         <w:t xml:space="preserve">            .about-features {</w:t>
         <w:br/>
         <w:t xml:space="preserve">                grid-template-columns: 1fr;</w:t>
@@ -6853,16 +6972,101 @@
         <w:t xml:space="preserve">            }</w:t>
         <w:br/>
         <w:br/>
-        <w:t xml:space="preserve">            .about-hero-image img {</w:t>
-        <w:br/>
-        <w:t xml:space="preserve">                height: 360px;</w:t>
+        <w:t xml:space="preserve">            .about-banner {</w:t>
+        <w:br/>
+        <w:t xml:space="preserve">                padding: 40px 25px;</w:t>
         <w:br/>
         <w:t xml:space="preserve">            }</w:t>
         <w:br/>
+        <w:br/>
+        <w:t xml:space="preserve">            .about-banner h2 {</w:t>
+        <w:br/>
+        <w:t xml:space="preserve">                font-size: 28px;</w:t>
+        <w:br/>
+        <w:t xml:space="preserve">            }</w:t>
+        <w:br/>
         <w:t xml:space="preserve">        }</w:t>
         <w:br/>
+        <w:br/>
+        <w:t xml:space="preserve">        @media (max-width: 600px) {</w:t>
+        <w:br/>
+        <w:br/>
+        <w:t xml:space="preserve">            .about-page {</w:t>
+        <w:br/>
+        <w:t xml:space="preserve">                padding: 20px 0;</w:t>
+        <w:br/>
+        <w:t xml:space="preserve">            }</w:t>
+        <w:br/>
+        <w:br/>
+        <w:t xml:space="preserve">            .about-hero {</w:t>
+        <w:br/>
+        <w:t xml:space="preserve">                padding: 25px 15px;</w:t>
+        <w:br/>
+        <w:t xml:space="preserve">                border-radius: 18px;</w:t>
+        <w:br/>
+        <w:t xml:space="preserve">            }</w:t>
+        <w:br/>
+        <w:br/>
+        <w:t xml:space="preserve">            .about-title {</w:t>
+        <w:br/>
+        <w:t xml:space="preserve">                font-size: 32px;</w:t>
+        <w:br/>
+        <w:t xml:space="preserve">                margin-bottom: 15px;</w:t>
+        <w:br/>
+        <w:t xml:space="preserve">            }</w:t>
+        <w:br/>
+        <w:br/>
+        <w:t xml:space="preserve">            .about-text {</w:t>
+        <w:br/>
+        <w:t xml:space="preserve">                font-size: 15px;</w:t>
+        <w:br/>
+        <w:t xml:space="preserve">                line-height: 1.6;</w:t>
+        <w:br/>
+        <w:t xml:space="preserve">            }</w:t>
+        <w:br/>
+        <w:br/>
+        <w:t xml:space="preserve">            .feature {</w:t>
+        <w:br/>
+        <w:t xml:space="preserve">                padding: 20px;</w:t>
+        <w:br/>
+        <w:t xml:space="preserve">            }</w:t>
+        <w:br/>
+        <w:br/>
+        <w:t xml:space="preserve">            .about-banner {</w:t>
+        <w:br/>
+        <w:t xml:space="preserve">                border-radius: 18px;</w:t>
+        <w:br/>
+        <w:t xml:space="preserve">                padding: 30px 20px;</w:t>
+        <w:br/>
+        <w:t xml:space="preserve">            }</w:t>
+        <w:br/>
+        <w:br/>
+        <w:t xml:space="preserve">            .about-banner h2 {</w:t>
+        <w:br/>
+        <w:t xml:space="preserve">                font-size: 24px;</w:t>
+        <w:br/>
+        <w:t xml:space="preserve">            }</w:t>
+        <w:br/>
+        <w:br/>
+        <w:t xml:space="preserve">            .about-banner p {</w:t>
+        <w:br/>
+        <w:t xml:space="preserve">                font-size: 15px;</w:t>
+        <w:br/>
+        <w:t xml:space="preserve">            }</w:t>
+        <w:br/>
+        <w:t xml:space="preserve">        }</w:t>
+        <w:br/>
         <w:t xml:space="preserve">    &lt;/style&gt;</w:t>
         <w:br/>
+        <w:t xml:space="preserve">    &lt;div class="breadcrumbs"&gt;</w:t>
+        <w:br/>
+        <w:t xml:space="preserve">        &lt;a href="/"&gt;Главная&lt;/a&gt;</w:t>
+        <w:br/>
+        <w:t xml:space="preserve">        &lt;span&gt;•&lt;/span&gt;</w:t>
+        <w:br/>
+        <w:t xml:space="preserve">        О нас</w:t>
+        <w:br/>
+        <w:t xml:space="preserve">    &lt;/div&gt;</w:t>
         <w:br/>
         <w:t xml:space="preserve">    &lt;section class="about-page"&gt;</w:t>
         <w:br/>
@@ -6870,10 +7074,10 @@
         <w:t xml:space="preserve">        &lt;div class="about-card"&gt;</w:t>
         <w:br/>
         <w:br/>
-        <w:t xml:space="preserve">            &lt;section class="about-hero"&gt;</w:t>
-        <w:br/>
-        <w:br/>
-        <w:t xml:space="preserve">                &lt;div class="about-hero-content"&gt;</w:t>
+        <w:t xml:space="preserve">            &lt;section class="about-hero row align-items-center g-4"&gt;</w:t>
+        <w:br/>
+        <w:br/>
+        <w:t xml:space="preserve">                &lt;div class="about-hero-content col-12 col-lg-6 text-center text-lg-start"&gt;</w:t>
         <w:br/>
         <w:br/>
         <w:br/>
@@ -6906,9 +7110,9 @@
         <w:t xml:space="preserve">                &lt;/div&gt;</w:t>
         <w:br/>
         <w:br/>
-        <w:t xml:space="preserve">                &lt;div class="about-hero-image"&gt;</w:t>
-        <w:br/>
-        <w:t xml:space="preserve">                    &lt;img src="{% static 'images/about.webp' %}" alt="Rabiko"&gt;</w:t>
+        <w:t xml:space="preserve">                &lt;div class="about-hero-image col-12 col-lg-6"&gt;</w:t>
+        <w:br/>
+        <w:t xml:space="preserve">                    &lt;img src="{% static 'images/about.webp' %}" alt="Rabiko" class="img-fluid rounded-4 w-100"&gt;</w:t>
         <w:br/>
         <w:t xml:space="preserve">                &lt;/div&gt;</w:t>
         <w:br/>
@@ -6997,7 +7201,7 @@
     </w:p>
     <w:p>
       <w:r>
-        <w:t>Lines: 114</w:t>
+        <w:t>Lines: 136</w:t>
       </w:r>
     </w:p>
     <w:p>
@@ -7099,6 +7303,44 @@
         <w:t xml:space="preserve">            background: #efe6da;</w:t>
         <w:br/>
         <w:t xml:space="preserve">        }</w:t>
+        <w:br/>
+        <w:br/>
+        <w:t xml:space="preserve">        .breadcrumbs {</w:t>
+        <w:br/>
+        <w:t xml:space="preserve">            margin: 10px 0 30px;</w:t>
+        <w:br/>
+        <w:t xml:space="preserve">            font-size: 15px;</w:t>
+        <w:br/>
+        <w:t xml:space="preserve">            color: #8d7b70;</w:t>
+        <w:br/>
+        <w:t xml:space="preserve">        }</w:t>
+        <w:br/>
+        <w:br/>
+        <w:t xml:space="preserve">        .breadcrumbs a {</w:t>
+        <w:br/>
+        <w:t xml:space="preserve">            color: #6b4f3a;</w:t>
+        <w:br/>
+        <w:t xml:space="preserve">            text-decoration: none;</w:t>
+        <w:br/>
+        <w:t xml:space="preserve">            font-weight: 500;</w:t>
+        <w:br/>
+        <w:t xml:space="preserve">        }</w:t>
+        <w:br/>
+        <w:br/>
+        <w:t xml:space="preserve">        .breadcrumbs a:hover {</w:t>
+        <w:br/>
+        <w:t xml:space="preserve">            text-decoration: underline;</w:t>
+        <w:br/>
+        <w:t xml:space="preserve">        }</w:t>
+        <w:br/>
+        <w:br/>
+        <w:t xml:space="preserve">        .breadcrumbs span {</w:t>
+        <w:br/>
+        <w:t xml:space="preserve">            margin: 0 6px;</w:t>
+        <w:br/>
+        <w:t xml:space="preserve">        }</w:t>
+        <w:br/>
+        <w:br/>
         <w:br/>
         <w:t xml:space="preserve">    &lt;/style&gt;</w:t>
         <w:br/>
@@ -7788,7 +8030,7 @@
     </w:p>
     <w:p>
       <w:r>
-        <w:t>Lines: 585</w:t>
+        <w:t>Lines: 736</w:t>
       </w:r>
     </w:p>
     <w:p>
@@ -8499,6 +8741,276 @@
         <w:t xml:space="preserve">           RESPONSIVE</w:t>
         <w:br/>
         <w:t xml:space="preserve">        ========================= */</w:t>
+        <w:br/>
+        <w:t xml:space="preserve">        @media (max-width: 1426px) {</w:t>
+        <w:br/>
+        <w:br/>
+        <w:t xml:space="preserve">            .recommended-grid {</w:t>
+        <w:br/>
+        <w:t xml:space="preserve">                grid-template-columns: repeat(3, 1fr);</w:t>
+        <w:br/>
+        <w:t xml:space="preserve">            }</w:t>
+        <w:br/>
+        <w:br/>
+        <w:t xml:space="preserve">            .recommended-grid .product-card:nth-child(n+4) {</w:t>
+        <w:br/>
+        <w:t xml:space="preserve">                display: none;</w:t>
+        <w:br/>
+        <w:t xml:space="preserve">            }</w:t>
+        <w:br/>
+        <w:t xml:space="preserve">        }</w:t>
+        <w:br/>
+        <w:br/>
+        <w:t xml:space="preserve">        @media (max-width: 1023px) {</w:t>
+        <w:br/>
+        <w:br/>
+        <w:t xml:space="preserve">            .product-btn {</w:t>
+        <w:br/>
+        <w:t xml:space="preserve">                height: 42px;</w:t>
+        <w:br/>
+        <w:t xml:space="preserve">                font-size: 14px;</w:t>
+        <w:br/>
+        <w:t xml:space="preserve">                border-radius: 10px;</w:t>
+        <w:br/>
+        <w:t xml:space="preserve">                margin-top: auto;</w:t>
+        <w:br/>
+        <w:t xml:space="preserve">            }</w:t>
+        <w:br/>
+        <w:br/>
+        <w:t xml:space="preserve">            .arrow-btn {</w:t>
+        <w:br/>
+        <w:t xml:space="preserve">                width: 48px;</w:t>
+        <w:br/>
+        <w:t xml:space="preserve">                height: 48px;</w:t>
+        <w:br/>
+        <w:t xml:space="preserve">                font-size: 24px;</w:t>
+        <w:br/>
+        <w:t xml:space="preserve">            }</w:t>
+        <w:br/>
+        <w:br/>
+        <w:t xml:space="preserve">            .recommended-arrow {</w:t>
+        <w:br/>
+        <w:t xml:space="preserve">                width: 50px;</w:t>
+        <w:br/>
+        <w:t xml:space="preserve">            }</w:t>
+        <w:br/>
+        <w:br/>
+        <w:t xml:space="preserve">            .product-desc {</w:t>
+        <w:br/>
+        <w:t xml:space="preserve">                display: none;</w:t>
+        <w:br/>
+        <w:t xml:space="preserve">            }</w:t>
+        <w:br/>
+        <w:br/>
+        <w:t xml:space="preserve">            .product-content {</w:t>
+        <w:br/>
+        <w:t xml:space="preserve">                display: flex;</w:t>
+        <w:br/>
+        <w:t xml:space="preserve">                flex-direction: column;</w:t>
+        <w:br/>
+        <w:t xml:space="preserve">                height: 100%;</w:t>
+        <w:br/>
+        <w:t xml:space="preserve">            }</w:t>
+        <w:br/>
+        <w:br/>
+        <w:t xml:space="preserve">            .product-price {</w:t>
+        <w:br/>
+        <w:t xml:space="preserve">                margin-bottom: 12px;</w:t>
+        <w:br/>
+        <w:t xml:space="preserve">            }</w:t>
+        <w:br/>
+        <w:t xml:space="preserve">        }</w:t>
+        <w:br/>
+        <w:br/>
+        <w:t xml:space="preserve">        @media (max-width: 980px) {</w:t>
+        <w:br/>
+        <w:br/>
+        <w:t xml:space="preserve">            .review-card {</w:t>
+        <w:br/>
+        <w:t xml:space="preserve">                padding: 20px;</w:t>
+        <w:br/>
+        <w:t xml:space="preserve">            }</w:t>
+        <w:br/>
+        <w:br/>
+        <w:t xml:space="preserve">            .review-name {</w:t>
+        <w:br/>
+        <w:t xml:space="preserve">                font-size: 16px;</w:t>
+        <w:br/>
+        <w:t xml:space="preserve">            }</w:t>
+        <w:br/>
+        <w:br/>
+        <w:t xml:space="preserve">            .review-text {</w:t>
+        <w:br/>
+        <w:t xml:space="preserve">                font-size: 14px;</w:t>
+        <w:br/>
+        <w:t xml:space="preserve">                line-height: 1.5;</w:t>
+        <w:br/>
+        <w:t xml:space="preserve">            }</w:t>
+        <w:br/>
+        <w:br/>
+        <w:t xml:space="preserve">            .reviews-title {</w:t>
+        <w:br/>
+        <w:t xml:space="preserve">                font-size: 32px;</w:t>
+        <w:br/>
+        <w:t xml:space="preserve">            }</w:t>
+        <w:br/>
+        <w:br/>
+        <w:t xml:space="preserve">            .cta {</w:t>
+        <w:br/>
+        <w:t xml:space="preserve">                padding: 40px 25px;</w:t>
+        <w:br/>
+        <w:t xml:space="preserve">                margin: 50px 0;</w:t>
+        <w:br/>
+        <w:t xml:space="preserve">            }</w:t>
+        <w:br/>
+        <w:br/>
+        <w:t xml:space="preserve">            .cta-title {</w:t>
+        <w:br/>
+        <w:t xml:space="preserve">                font-size: 30px;</w:t>
+        <w:br/>
+        <w:t xml:space="preserve">                margin-bottom: 15px;</w:t>
+        <w:br/>
+        <w:t xml:space="preserve">            }</w:t>
+        <w:br/>
+        <w:br/>
+        <w:t xml:space="preserve">            .cta-text {</w:t>
+        <w:br/>
+        <w:t xml:space="preserve">                font-size: 15px;</w:t>
+        <w:br/>
+        <w:t xml:space="preserve">                line-height: 1.5;</w:t>
+        <w:br/>
+        <w:t xml:space="preserve">                margin-bottom: 20px;</w:t>
+        <w:br/>
+        <w:t xml:space="preserve">            }</w:t>
+        <w:br/>
+        <w:br/>
+        <w:t xml:space="preserve">            .cta-btn {</w:t>
+        <w:br/>
+        <w:t xml:space="preserve">                padding: 12px 24px;</w:t>
+        <w:br/>
+        <w:t xml:space="preserve">                font-size: 15px;</w:t>
+        <w:br/>
+        <w:t xml:space="preserve">            }</w:t>
+        <w:br/>
+        <w:br/>
+        <w:t xml:space="preserve">            .home-about {</w:t>
+        <w:br/>
+        <w:t xml:space="preserve">                margin-top: 50px;</w:t>
+        <w:br/>
+        <w:t xml:space="preserve">                padding: 35px 25px;</w:t>
+        <w:br/>
+        <w:t xml:space="preserve">            }</w:t>
+        <w:br/>
+        <w:br/>
+        <w:t xml:space="preserve">            .home-about-title {</w:t>
+        <w:br/>
+        <w:t xml:space="preserve">                font-size: 30px;</w:t>
+        <w:br/>
+        <w:t xml:space="preserve">                margin-bottom: 15px;</w:t>
+        <w:br/>
+        <w:t xml:space="preserve">            }</w:t>
+        <w:br/>
+        <w:br/>
+        <w:t xml:space="preserve">            .home-about-text {</w:t>
+        <w:br/>
+        <w:t xml:space="preserve">                font-size: 15px;</w:t>
+        <w:br/>
+        <w:t xml:space="preserve">                line-height: 1.6;</w:t>
+        <w:br/>
+        <w:t xml:space="preserve">            }</w:t>
+        <w:br/>
+        <w:br/>
+        <w:t xml:space="preserve">            .hero {</w:t>
+        <w:br/>
+        <w:t xml:space="preserve">                padding: 60px 30px;</w:t>
+        <w:br/>
+        <w:t xml:space="preserve">                margin-top: 20px;</w:t>
+        <w:br/>
+        <w:t xml:space="preserve">                border-radius: 24px;</w:t>
+        <w:br/>
+        <w:t xml:space="preserve">            }</w:t>
+        <w:br/>
+        <w:br/>
+        <w:t xml:space="preserve">            .hero-title {</w:t>
+        <w:br/>
+        <w:t xml:space="preserve">                font-size: 40px;</w:t>
+        <w:br/>
+        <w:t xml:space="preserve">            }</w:t>
+        <w:br/>
+        <w:br/>
+        <w:t xml:space="preserve">            .hero-text {</w:t>
+        <w:br/>
+        <w:t xml:space="preserve">                font-size: 16px;</w:t>
+        <w:br/>
+        <w:t xml:space="preserve">                line-height: 1.6;</w:t>
+        <w:br/>
+        <w:t xml:space="preserve">                margin-bottom: 25px;</w:t>
+        <w:br/>
+        <w:t xml:space="preserve">            }</w:t>
+        <w:br/>
+        <w:br/>
+        <w:t xml:space="preserve">            .hero-badge {</w:t>
+        <w:br/>
+        <w:t xml:space="preserve">                font-size: 12px;</w:t>
+        <w:br/>
+        <w:t xml:space="preserve">            }</w:t>
+        <w:br/>
+        <w:br/>
+        <w:t xml:space="preserve">            .hero-btn {</w:t>
+        <w:br/>
+        <w:t xml:space="preserve">                padding: 12px 20px;</w:t>
+        <w:br/>
+        <w:t xml:space="preserve">                font-size: 15px;</w:t>
+        <w:br/>
+        <w:t xml:space="preserve">            }</w:t>
+        <w:br/>
+        <w:t xml:space="preserve">        }</w:t>
+        <w:br/>
+        <w:br/>
+        <w:t xml:space="preserve">        @media (max-width: 768px) {</w:t>
+        <w:br/>
+        <w:br/>
+        <w:t xml:space="preserve">            .hero {</w:t>
+        <w:br/>
+        <w:t xml:space="preserve">                padding: 40px 20px;</w:t>
+        <w:br/>
+        <w:t xml:space="preserve">                text-align: center;</w:t>
+        <w:br/>
+        <w:t xml:space="preserve">            }</w:t>
+        <w:br/>
+        <w:br/>
+        <w:t xml:space="preserve">            .hero-content {</w:t>
+        <w:br/>
+        <w:t xml:space="preserve">                max-width: 100%;</w:t>
+        <w:br/>
+        <w:t xml:space="preserve">            }</w:t>
+        <w:br/>
+        <w:br/>
+        <w:t xml:space="preserve">            .hero-title {</w:t>
+        <w:br/>
+        <w:t xml:space="preserve">                font-size: 30px;</w:t>
+        <w:br/>
+        <w:t xml:space="preserve">            }</w:t>
+        <w:br/>
+        <w:br/>
+        <w:t xml:space="preserve">            .hero-buttons {</w:t>
+        <w:br/>
+        <w:t xml:space="preserve">                flex-direction: column;</w:t>
+        <w:br/>
+        <w:t xml:space="preserve">                align-items: center;</w:t>
+        <w:br/>
+        <w:t xml:space="preserve">            }</w:t>
+        <w:br/>
+        <w:br/>
+        <w:t xml:space="preserve">            .hero-btn {</w:t>
+        <w:br/>
+        <w:t xml:space="preserve">                width: 100%;</w:t>
+        <w:br/>
+        <w:t xml:space="preserve">                max-width: 260px;</w:t>
+        <w:br/>
+        <w:t xml:space="preserve">            }</w:t>
+        <w:br/>
+        <w:t xml:space="preserve">        }</w:t>
         <w:br/>
         <w:br/>
         <w:t xml:space="preserve">        @media (max-width: 900px) {</w:t>
@@ -8849,7 +9361,7 @@
     </w:p>
     <w:p>
       <w:r>
-        <w:t>Lines: 252</w:t>
+        <w:t>Lines: 268</w:t>
       </w:r>
     </w:p>
     <w:p>
@@ -8999,130 +9511,158 @@
         <w:br/>
         <w:t xml:space="preserve">        .submit-btn {</w:t>
         <w:br/>
-        <w:t xml:space="preserve">            background: #3a2f2a;</w:t>
+        <w:t xml:space="preserve">            display: flex;</w:t>
+        <w:br/>
+        <w:t xml:space="preserve">            align-items: center;</w:t>
+        <w:br/>
+        <w:t xml:space="preserve">            justify-content: center;</w:t>
+        <w:br/>
+        <w:br/>
+        <w:t xml:space="preserve">            height: 52px;</w:t>
+        <w:br/>
+        <w:t xml:space="preserve">            min-width: 220px;</w:t>
+        <w:br/>
+        <w:br/>
+        <w:t xml:space="preserve">            background: #6b4f3a;</w:t>
         <w:br/>
         <w:t xml:space="preserve">            color: white;</w:t>
         <w:br/>
+        <w:br/>
         <w:t xml:space="preserve">            border: none;</w:t>
         <w:br/>
-        <w:t xml:space="preserve">            padding: 14px 28px;</w:t>
+        <w:t xml:space="preserve">            border-radius: 14px;</w:t>
+        <w:br/>
+        <w:br/>
+        <w:t xml:space="preserve">            font-size: 16px;</w:t>
+        <w:br/>
+        <w:t xml:space="preserve">            font-weight: 700;</w:t>
+        <w:br/>
+        <w:t xml:space="preserve">            font-family: inherit;</w:t>
+        <w:br/>
+        <w:br/>
+        <w:t xml:space="preserve">            cursor: pointer;</w:t>
+        <w:br/>
+        <w:t xml:space="preserve">            transition: .2s;</w:t>
+        <w:br/>
+        <w:t xml:space="preserve">        }</w:t>
+        <w:br/>
+        <w:br/>
+        <w:t xml:space="preserve">        .submit-btn:hover {</w:t>
+        <w:br/>
+        <w:t xml:space="preserve">            background: #4f3929;</w:t>
+        <w:br/>
+        <w:t xml:space="preserve">            transform: translateY(-2px);</w:t>
+        <w:br/>
+        <w:t xml:space="preserve">        }</w:t>
+        <w:br/>
+        <w:br/>
+        <w:t xml:space="preserve">        .reviews-grid {</w:t>
+        <w:br/>
+        <w:t xml:space="preserve">            display: grid;</w:t>
+        <w:br/>
+        <w:t xml:space="preserve">            grid-template-columns:repeat(3, 1fr);</w:t>
+        <w:br/>
+        <w:t xml:space="preserve">            gap: 25px;</w:t>
+        <w:br/>
+        <w:t xml:space="preserve">        }</w:t>
+        <w:br/>
+        <w:br/>
+        <w:t xml:space="preserve">        .review-card {</w:t>
+        <w:br/>
+        <w:t xml:space="preserve">            background: #efe6da;</w:t>
+        <w:br/>
+        <w:t xml:space="preserve">            border-radius: 20px;</w:t>
+        <w:br/>
+        <w:t xml:space="preserve">            padding: 25px;</w:t>
+        <w:br/>
+        <w:t xml:space="preserve">        }</w:t>
+        <w:br/>
+        <w:br/>
+        <w:t xml:space="preserve">        .review-name {</w:t>
+        <w:br/>
+        <w:t xml:space="preserve">            font-size: 18px;</w:t>
+        <w:br/>
+        <w:t xml:space="preserve">            font-weight: 700;</w:t>
+        <w:br/>
+        <w:t xml:space="preserve">            color: #3a2f2a;</w:t>
+        <w:br/>
+        <w:t xml:space="preserve">            margin-bottom: 10px;</w:t>
+        <w:br/>
+        <w:t xml:space="preserve">        }</w:t>
+        <w:br/>
+        <w:br/>
+        <w:t xml:space="preserve">        .review-stars {</w:t>
+        <w:br/>
+        <w:t xml:space="preserve">            margin-bottom: 15px;</w:t>
+        <w:br/>
+        <w:t xml:space="preserve">            color: #c68b3c;</w:t>
+        <w:br/>
+        <w:t xml:space="preserve">        }</w:t>
+        <w:br/>
+        <w:br/>
+        <w:t xml:space="preserve">        .review-text {</w:t>
+        <w:br/>
+        <w:t xml:space="preserve">            color: #6b5b4f;</w:t>
+        <w:br/>
+        <w:t xml:space="preserve">            line-height: 1.7;</w:t>
+        <w:br/>
+        <w:t xml:space="preserve">        }</w:t>
+        <w:br/>
+        <w:br/>
+        <w:t xml:space="preserve">        .empty {</w:t>
+        <w:br/>
+        <w:t xml:space="preserve">            background: #efe6da;</w:t>
+        <w:br/>
+        <w:t xml:space="preserve">            padding: 40px;</w:t>
+        <w:br/>
+        <w:t xml:space="preserve">            text-align: center;</w:t>
+        <w:br/>
+        <w:t xml:space="preserve">            border-radius: 20px;</w:t>
+        <w:br/>
+        <w:t xml:space="preserve">            color: #6b5b4f;</w:t>
+        <w:br/>
+        <w:t xml:space="preserve">        }</w:t>
+        <w:br/>
+        <w:br/>
+        <w:t xml:space="preserve">        .success-message {</w:t>
+        <w:br/>
+        <w:t xml:space="preserve">            background: #e8f7ed;</w:t>
+        <w:br/>
+        <w:t xml:space="preserve">            color: #2e7d32;</w:t>
+        <w:br/>
+        <w:t xml:space="preserve">            padding: 15px;</w:t>
         <w:br/>
         <w:t xml:space="preserve">            border-radius: 12px;</w:t>
         <w:br/>
-        <w:t xml:space="preserve">            cursor: pointer;</w:t>
-        <w:br/>
-        <w:t xml:space="preserve">            font-weight: 600;</w:t>
-        <w:br/>
-        <w:t xml:space="preserve">            transition: .2s;</w:t>
+        <w:t xml:space="preserve">            margin-bottom: 25px;</w:t>
         <w:br/>
         <w:t xml:space="preserve">        }</w:t>
         <w:br/>
         <w:br/>
-        <w:t xml:space="preserve">        .submit-btn:hover {</w:t>
-        <w:br/>
-        <w:t xml:space="preserve">            background: #241d19;</w:t>
+        <w:t xml:space="preserve">        @media (max-width: 900px) {</w:t>
+        <w:br/>
+        <w:br/>
+        <w:t xml:space="preserve">            .reviews-grid {</w:t>
+        <w:br/>
+        <w:t xml:space="preserve">                grid-template-columns:1fr;</w:t>
+        <w:br/>
+        <w:t xml:space="preserve">            }</w:t>
+        <w:br/>
         <w:br/>
         <w:t xml:space="preserve">        }</w:t>
         <w:br/>
         <w:br/>
-        <w:t xml:space="preserve">        .reviews-grid {</w:t>
-        <w:br/>
-        <w:t xml:space="preserve">            display: grid;</w:t>
-        <w:br/>
-        <w:t xml:space="preserve">            grid-template-columns:repeat(3, 1fr);</w:t>
-        <w:br/>
-        <w:t xml:space="preserve">            gap: 25px;</w:t>
-        <w:br/>
-        <w:t xml:space="preserve">        }</w:t>
-        <w:br/>
-        <w:br/>
-        <w:t xml:space="preserve">        .review-card {</w:t>
-        <w:br/>
-        <w:t xml:space="preserve">            background: #efe6da;</w:t>
-        <w:br/>
-        <w:t xml:space="preserve">            border-radius: 20px;</w:t>
-        <w:br/>
-        <w:t xml:space="preserve">            padding: 25px;</w:t>
-        <w:br/>
-        <w:t xml:space="preserve">        }</w:t>
-        <w:br/>
-        <w:br/>
-        <w:t xml:space="preserve">        .review-name {</w:t>
-        <w:br/>
-        <w:t xml:space="preserve">            font-size: 18px;</w:t>
-        <w:br/>
-        <w:t xml:space="preserve">            font-weight: 700;</w:t>
-        <w:br/>
-        <w:t xml:space="preserve">            color: #3a2f2a;</w:t>
-        <w:br/>
-        <w:t xml:space="preserve">            margin-bottom: 10px;</w:t>
-        <w:br/>
-        <w:t xml:space="preserve">        }</w:t>
-        <w:br/>
-        <w:br/>
-        <w:t xml:space="preserve">        .review-stars {</w:t>
-        <w:br/>
-        <w:t xml:space="preserve">            margin-bottom: 15px;</w:t>
-        <w:br/>
-        <w:t xml:space="preserve">            color: #c68b3c;</w:t>
-        <w:br/>
-        <w:t xml:space="preserve">        }</w:t>
-        <w:br/>
-        <w:br/>
-        <w:t xml:space="preserve">        .review-text {</w:t>
-        <w:br/>
-        <w:t xml:space="preserve">            color: #6b5b4f;</w:t>
-        <w:br/>
-        <w:t xml:space="preserve">            line-height: 1.7;</w:t>
-        <w:br/>
-        <w:t xml:space="preserve">        }</w:t>
-        <w:br/>
-        <w:br/>
-        <w:t xml:space="preserve">        .empty {</w:t>
-        <w:br/>
-        <w:t xml:space="preserve">            background: #efe6da;</w:t>
-        <w:br/>
-        <w:t xml:space="preserve">            padding: 40px;</w:t>
-        <w:br/>
-        <w:t xml:space="preserve">            text-align: center;</w:t>
-        <w:br/>
-        <w:t xml:space="preserve">            border-radius: 20px;</w:t>
-        <w:br/>
-        <w:t xml:space="preserve">            color: #6b5b4f;</w:t>
-        <w:br/>
-        <w:t xml:space="preserve">        }</w:t>
-        <w:br/>
-        <w:br/>
-        <w:t xml:space="preserve">        .success-message {</w:t>
-        <w:br/>
-        <w:t xml:space="preserve">            background: #e8f7ed;</w:t>
-        <w:br/>
-        <w:t xml:space="preserve">            color: #2e7d32;</w:t>
-        <w:br/>
-        <w:t xml:space="preserve">            padding: 15px;</w:t>
-        <w:br/>
-        <w:t xml:space="preserve">            border-radius: 12px;</w:t>
-        <w:br/>
-        <w:t xml:space="preserve">            margin-bottom: 25px;</w:t>
-        <w:br/>
-        <w:t xml:space="preserve">        }</w:t>
-        <w:br/>
-        <w:br/>
-        <w:t xml:space="preserve">        @media (max-width: 900px) {</w:t>
-        <w:br/>
-        <w:br/>
-        <w:t xml:space="preserve">            .reviews-grid {</w:t>
-        <w:br/>
-        <w:t xml:space="preserve">                grid-template-columns:1fr;</w:t>
-        <w:br/>
-        <w:t xml:space="preserve">            }</w:t>
-        <w:br/>
-        <w:br/>
-        <w:t xml:space="preserve">        }</w:t>
-        <w:br/>
-        <w:br/>
         <w:t xml:space="preserve">    &lt;/style&gt;</w:t>
         <w:br/>
+        <w:t xml:space="preserve">    &lt;div class="breadcrumbs"&gt;</w:t>
+        <w:br/>
+        <w:t xml:space="preserve">        &lt;a href="/"&gt;Главная&lt;/a&gt;</w:t>
+        <w:br/>
+        <w:t xml:space="preserve">        &lt;span&gt;•&lt;/span&gt;</w:t>
+        <w:br/>
+        <w:t xml:space="preserve">        Отзывы</w:t>
+        <w:br/>
+        <w:t xml:space="preserve">    &lt;/div&gt;</w:t>
         <w:br/>
         <w:t xml:space="preserve">    &lt;div class="reviews-page"&gt;</w:t>
         <w:br/>
@@ -9860,7 +10400,7 @@
     </w:p>
     <w:p>
       <w:r>
-        <w:t>Lines: 403</w:t>
+        <w:t>Lines: 453</w:t>
       </w:r>
     </w:p>
     <w:p>
@@ -9985,539 +10525,659 @@
         <w:br/>
         <w:t xml:space="preserve">            width: 100%;</w:t>
         <w:br/>
+        <w:br/>
+        <w:t xml:space="preserve">            height: 52px;</w:t>
+        <w:br/>
+        <w:br/>
         <w:t xml:space="preserve">            border: none;</w:t>
         <w:br/>
+        <w:t xml:space="preserve">            border-radius: 14px;</w:t>
+        <w:br/>
+        <w:br/>
         <w:t xml:space="preserve">            background: #6b4f3a;</w:t>
         <w:br/>
         <w:t xml:space="preserve">            color: white;</w:t>
         <w:br/>
+        <w:br/>
+        <w:t xml:space="preserve">            font-size: 16px;</w:t>
+        <w:br/>
+        <w:t xml:space="preserve">            font-weight: 700;</w:t>
+        <w:br/>
+        <w:br/>
+        <w:t xml:space="preserve">            cursor: pointer;</w:t>
+        <w:br/>
+        <w:t xml:space="preserve">            transition: .2s;</w:t>
+        <w:br/>
+        <w:t xml:space="preserve">        }</w:t>
+        <w:br/>
+        <w:br/>
+        <w:t xml:space="preserve">        .filter-btn:hover {</w:t>
+        <w:br/>
+        <w:t xml:space="preserve">            background: #4f3929;</w:t>
+        <w:br/>
+        <w:t xml:space="preserve">            transform: translateY(-2px);</w:t>
+        <w:br/>
+        <w:t xml:space="preserve">        }</w:t>
+        <w:br/>
+        <w:br/>
+        <w:t xml:space="preserve">        .reset-btn {</w:t>
+        <w:br/>
+        <w:t xml:space="preserve">            display: block;</w:t>
+        <w:br/>
+        <w:t xml:space="preserve">            width: 100%;</w:t>
+        <w:br/>
+        <w:t xml:space="preserve">            margin-top: 10px;</w:t>
+        <w:br/>
         <w:t xml:space="preserve">            padding: 14px;</w:t>
         <w:br/>
         <w:t xml:space="preserve">            border-radius: 12px;</w:t>
         <w:br/>
+        <w:br/>
+        <w:t xml:space="preserve">            text-align: center;</w:t>
+        <w:br/>
+        <w:t xml:space="preserve">            text-decoration: none;</w:t>
+        <w:br/>
+        <w:br/>
+        <w:t xml:space="preserve">            background: white;</w:t>
+        <w:br/>
+        <w:t xml:space="preserve">            border: 1px solid #d9c8b8;</w:t>
+        <w:br/>
+        <w:br/>
+        <w:t xml:space="preserve">            color: #6b4f3a;</w:t>
+        <w:br/>
+        <w:t xml:space="preserve">            font-weight: 600;</w:t>
+        <w:br/>
+        <w:br/>
+        <w:t xml:space="preserve">            box-sizing: border-box;</w:t>
+        <w:br/>
+        <w:t xml:space="preserve">            transition: .2s;</w:t>
+        <w:br/>
+        <w:t xml:space="preserve">        }</w:t>
+        <w:br/>
+        <w:br/>
+        <w:t xml:space="preserve">        .reset-btn:hover {</w:t>
+        <w:br/>
+        <w:t xml:space="preserve">            background: #efe6da;</w:t>
+        <w:br/>
+        <w:t xml:space="preserve">        }</w:t>
+        <w:br/>
+        <w:br/>
+        <w:t xml:space="preserve">        .filter-btn:hover {</w:t>
+        <w:br/>
+        <w:t xml:space="preserve">            background: #4f3929;</w:t>
+        <w:br/>
+        <w:t xml:space="preserve">        }</w:t>
+        <w:br/>
+        <w:br/>
+        <w:t xml:space="preserve">        .products-grid {</w:t>
+        <w:br/>
+        <w:t xml:space="preserve">            display: grid;</w:t>
+        <w:br/>
+        <w:t xml:space="preserve">            grid-template-columns: repeat(auto-fill, minmax(300px, 1fr));</w:t>
+        <w:br/>
+        <w:t xml:space="preserve">            gap: 25px;</w:t>
+        <w:br/>
+        <w:t xml:space="preserve">            align-items: stretch;</w:t>
+        <w:br/>
+        <w:t xml:space="preserve">        }</w:t>
+        <w:br/>
+        <w:br/>
+        <w:t xml:space="preserve">        .product-card {</w:t>
+        <w:br/>
+        <w:t xml:space="preserve">            position: relative;</w:t>
+        <w:br/>
+        <w:t xml:space="preserve">            background: #fff;</w:t>
+        <w:br/>
+        <w:t xml:space="preserve">            border: 1px solid #ece6df;</w:t>
+        <w:br/>
+        <w:t xml:space="preserve">            border-radius: 24px;</w:t>
+        <w:br/>
+        <w:t xml:space="preserve">            overflow: hidden;</w:t>
+        <w:br/>
+        <w:t xml:space="preserve">            transition: .2s;</w:t>
+        <w:br/>
+        <w:t xml:space="preserve">            width: 300px;</w:t>
+        <w:br/>
+        <w:t xml:space="preserve">            height: 100%;</w:t>
+        <w:br/>
+        <w:t xml:space="preserve">            display: flex;</w:t>
+        <w:br/>
+        <w:t xml:space="preserve">            flex-direction: column;</w:t>
+        <w:br/>
+        <w:t xml:space="preserve">        }</w:t>
+        <w:br/>
+        <w:br/>
+        <w:t xml:space="preserve">        .product-card:hover {</w:t>
+        <w:br/>
+        <w:t xml:space="preserve">            transform: translateY(-5px);</w:t>
+        <w:br/>
+        <w:t xml:space="preserve">            box-shadow: 0 8px 25px rgba(107, 79, 58, .12);</w:t>
+        <w:br/>
+        <w:t xml:space="preserve">        }</w:t>
+        <w:br/>
+        <w:br/>
+        <w:t xml:space="preserve">        .favorite-btn {</w:t>
+        <w:br/>
+        <w:t xml:space="preserve">            position: absolute;</w:t>
+        <w:br/>
+        <w:t xml:space="preserve">            top: 15px;</w:t>
+        <w:br/>
+        <w:t xml:space="preserve">            right: 15px;</w:t>
+        <w:br/>
+        <w:t xml:space="preserve">            width: 42px;</w:t>
+        <w:br/>
+        <w:t xml:space="preserve">            height: 42px;</w:t>
+        <w:br/>
+        <w:t xml:space="preserve">            display: flex;</w:t>
+        <w:br/>
+        <w:t xml:space="preserve">            align-items: center;</w:t>
+        <w:br/>
+        <w:t xml:space="preserve">            justify-content: center;</w:t>
+        <w:br/>
+        <w:t xml:space="preserve">            background: white;</w:t>
+        <w:br/>
+        <w:t xml:space="preserve">            border-radius: 50%;</w:t>
+        <w:br/>
+        <w:t xml:space="preserve">            font-size: 22px;</w:t>
+        <w:br/>
+        <w:t xml:space="preserve">            color: #6b4f3a;</w:t>
+        <w:br/>
+        <w:t xml:space="preserve">            z-index: 20;</w:t>
+        <w:br/>
+        <w:t xml:space="preserve">            box-shadow: 0 3px 10px rgba(0, 0, 0, .08);</w:t>
+        <w:br/>
+        <w:t xml:space="preserve">            text-decoration: none;</w:t>
+        <w:br/>
+        <w:t xml:space="preserve">        }</w:t>
+        <w:br/>
+        <w:br/>
+        <w:t xml:space="preserve">        .favorite-btn.active {</w:t>
+        <w:br/>
+        <w:t xml:space="preserve">            color: red;</w:t>
+        <w:br/>
+        <w:t xml:space="preserve">        }</w:t>
+        <w:br/>
+        <w:br/>
+        <w:t xml:space="preserve">        .product-image-wrapper {</w:t>
+        <w:br/>
+        <w:t xml:space="preserve">            width: 100%;</w:t>
+        <w:br/>
+        <w:t xml:space="preserve">            height: 350px;</w:t>
+        <w:br/>
+        <w:t xml:space="preserve">            display: flex;</w:t>
+        <w:br/>
+        <w:t xml:space="preserve">            align-items: center;</w:t>
+        <w:br/>
+        <w:t xml:space="preserve">            justify-content: center;</w:t>
+        <w:br/>
+        <w:t xml:space="preserve">            background: #f7f1eb;</w:t>
+        <w:br/>
+        <w:t xml:space="preserve">        }</w:t>
+        <w:br/>
+        <w:br/>
+        <w:t xml:space="preserve">        .product-image {</w:t>
+        <w:br/>
+        <w:t xml:space="preserve">            max-width: 100%;</w:t>
+        <w:br/>
+        <w:t xml:space="preserve">            max-height: 100%;</w:t>
+        <w:br/>
+        <w:t xml:space="preserve">            object-fit: contain;</w:t>
+        <w:br/>
+        <w:t xml:space="preserve">        }</w:t>
+        <w:br/>
+        <w:br/>
+        <w:t xml:space="preserve">        .product-content {</w:t>
+        <w:br/>
+        <w:t xml:space="preserve">            padding: 18px;</w:t>
+        <w:br/>
+        <w:br/>
+        <w:t xml:space="preserve">            display: flex;</w:t>
+        <w:br/>
+        <w:t xml:space="preserve">            flex-direction: column;</w:t>
+        <w:br/>
+        <w:t xml:space="preserve">            flex: 1;</w:t>
+        <w:br/>
+        <w:t xml:space="preserve">        }</w:t>
+        <w:br/>
+        <w:br/>
+        <w:t xml:space="preserve">        .product-name {</w:t>
+        <w:br/>
+        <w:t xml:space="preserve">            font-size: 22px;</w:t>
+        <w:br/>
+        <w:t xml:space="preserve">            font-weight: 700;</w:t>
+        <w:br/>
+        <w:t xml:space="preserve">            color: #3a2f2a;</w:t>
+        <w:br/>
+        <w:t xml:space="preserve">            margin-bottom: 12px;</w:t>
+        <w:br/>
+        <w:br/>
+        <w:t xml:space="preserve">            display: -webkit-box;</w:t>
+        <w:br/>
+        <w:t xml:space="preserve">            -webkit-line-clamp: 2;</w:t>
+        <w:br/>
+        <w:t xml:space="preserve">            -webkit-box-orient: vertical;</w:t>
+        <w:br/>
+        <w:t xml:space="preserve">            overflow: hidden;</w:t>
+        <w:br/>
+        <w:t xml:space="preserve">            min-height: 44px;</w:t>
+        <w:br/>
+        <w:t xml:space="preserve">        }</w:t>
+        <w:br/>
+        <w:br/>
+        <w:t xml:space="preserve">        .product-price {</w:t>
+        <w:br/>
+        <w:t xml:space="preserve">            font-size: 28px;</w:t>
+        <w:br/>
+        <w:t xml:space="preserve">            font-weight: 700;</w:t>
+        <w:br/>
+        <w:t xml:space="preserve">            color: #3a2f2a;</w:t>
+        <w:br/>
+        <w:t xml:space="preserve">            margin-bottom: 15px;</w:t>
+        <w:br/>
+        <w:t xml:space="preserve">        }</w:t>
+        <w:br/>
+        <w:br/>
+        <w:t xml:space="preserve">        .product-top {</w:t>
+        <w:br/>
+        <w:t xml:space="preserve">            display: flex;</w:t>
+        <w:br/>
+        <w:t xml:space="preserve">            flex-direction: column;</w:t>
+        <w:br/>
+        <w:t xml:space="preserve">        }</w:t>
+        <w:br/>
+        <w:br/>
+        <w:t xml:space="preserve">        .product-btn {</w:t>
+        <w:br/>
+        <w:t xml:space="preserve">            display: flex;</w:t>
+        <w:br/>
+        <w:t xml:space="preserve">            align-items: center;</w:t>
+        <w:br/>
+        <w:t xml:space="preserve">            justify-content: center;</w:t>
+        <w:br/>
+        <w:t xml:space="preserve">            width: 100%;</w:t>
+        <w:br/>
+        <w:t xml:space="preserve">            height: 52px;</w:t>
+        <w:br/>
+        <w:t xml:space="preserve">            background: #6b4f3a;</w:t>
+        <w:br/>
+        <w:t xml:space="preserve">            color: white;</w:t>
+        <w:br/>
+        <w:t xml:space="preserve">            border: none;</w:t>
+        <w:br/>
+        <w:t xml:space="preserve">            border-radius: 14px;</w:t>
+        <w:br/>
+        <w:t xml:space="preserve">            font-size: 16px;</w:t>
+        <w:br/>
+        <w:t xml:space="preserve">            font-weight: 700;</w:t>
+        <w:br/>
         <w:t xml:space="preserve">            cursor: pointer;</w:t>
         <w:br/>
-        <w:t xml:space="preserve">            font-weight: 600;</w:t>
+        <w:t xml:space="preserve">            transition: .2s;</w:t>
         <w:br/>
         <w:t xml:space="preserve">        }</w:t>
         <w:br/>
         <w:br/>
-        <w:t xml:space="preserve">        .filter-btn:hover {</w:t>
+        <w:t xml:space="preserve">        .product-btn:hover {</w:t>
         <w:br/>
         <w:t xml:space="preserve">            background: #4f3929;</w:t>
         <w:br/>
+        <w:t xml:space="preserve">            transform: translateY(-2px);</w:t>
+        <w:br/>
         <w:t xml:space="preserve">        }</w:t>
         <w:br/>
         <w:br/>
-        <w:t xml:space="preserve">        .products-grid {</w:t>
-        <w:br/>
-        <w:t xml:space="preserve">            display: grid;</w:t>
-        <w:br/>
-        <w:t xml:space="preserve">            grid-template-columns: repeat(auto-fill, minmax(300px, 1fr));</w:t>
-        <w:br/>
-        <w:t xml:space="preserve">            gap: 25px;</w:t>
-        <w:br/>
-        <w:t xml:space="preserve">            align-items: stretch;</w:t>
+        <w:t xml:space="preserve">        .card-link {</w:t>
+        <w:br/>
+        <w:t xml:space="preserve">            position: absolute;</w:t>
+        <w:br/>
+        <w:t xml:space="preserve">            inset: 0;</w:t>
+        <w:br/>
+        <w:t xml:space="preserve">            z-index: 1;</w:t>
         <w:br/>
         <w:t xml:space="preserve">        }</w:t>
         <w:br/>
         <w:br/>
-        <w:t xml:space="preserve">        .product-card {</w:t>
-        <w:br/>
-        <w:t xml:space="preserve">            position: relative;</w:t>
-        <w:br/>
-        <w:t xml:space="preserve">            background: #fff;</w:t>
-        <w:br/>
-        <w:t xml:space="preserve">            border: 1px solid #ece6df;</w:t>
-        <w:br/>
-        <w:t xml:space="preserve">            border-radius: 24px;</w:t>
-        <w:br/>
-        <w:t xml:space="preserve">            overflow: hidden;</w:t>
-        <w:br/>
-        <w:t xml:space="preserve">            transition: .2s;</w:t>
-        <w:br/>
-        <w:t xml:space="preserve">            width: 300px;</w:t>
-        <w:br/>
-        <w:t xml:space="preserve">            height: 100%;</w:t>
+        <w:t xml:space="preserve">        .cart-area {</w:t>
+        <w:br/>
+        <w:t xml:space="preserve">            margin-top: auto;</w:t>
+        <w:br/>
+        <w:t xml:space="preserve">        }</w:t>
+        <w:br/>
+        <w:br/>
+        <w:t xml:space="preserve">        .qty-box {</w:t>
         <w:br/>
         <w:t xml:space="preserve">            display: flex;</w:t>
         <w:br/>
-        <w:t xml:space="preserve">            flex-direction: column;</w:t>
+        <w:t xml:space="preserve">            align-items: center;</w:t>
+        <w:br/>
+        <w:t xml:space="preserve">            justify-content: space-between;</w:t>
+        <w:br/>
+        <w:br/>
+        <w:t xml:space="preserve">            width: 100%;</w:t>
+        <w:br/>
+        <w:t xml:space="preserve">            height: 52px;</w:t>
+        <w:br/>
+        <w:br/>
+        <w:t xml:space="preserve">            background: #f7f1eb;</w:t>
+        <w:br/>
+        <w:t xml:space="preserve">            border-radius: 14px;</w:t>
+        <w:br/>
+        <w:t xml:space="preserve">            padding: 0 12px;</w:t>
         <w:br/>
         <w:t xml:space="preserve">        }</w:t>
         <w:br/>
         <w:br/>
-        <w:t xml:space="preserve">        .product-card:hover {</w:t>
-        <w:br/>
-        <w:t xml:space="preserve">            transform: translateY(-5px);</w:t>
-        <w:br/>
-        <w:t xml:space="preserve">            box-shadow: 0 8px 25px rgba(107, 79, 58, .12);</w:t>
+        <w:t xml:space="preserve">        .qty-btn {</w:t>
+        <w:br/>
+        <w:t xml:space="preserve">            width: 40px;</w:t>
+        <w:br/>
+        <w:t xml:space="preserve">            height: 40px;</w:t>
+        <w:br/>
+        <w:br/>
+        <w:t xml:space="preserve">            border: none;</w:t>
+        <w:br/>
+        <w:t xml:space="preserve">            border-radius: 10px;</w:t>
+        <w:br/>
+        <w:br/>
+        <w:t xml:space="preserve">            background: #6b4f3a;</w:t>
+        <w:br/>
+        <w:t xml:space="preserve">            color: white;</w:t>
+        <w:br/>
+        <w:br/>
+        <w:t xml:space="preserve">            font-size: 22px;</w:t>
+        <w:br/>
+        <w:t xml:space="preserve">            font-weight: 700;</w:t>
+        <w:br/>
+        <w:br/>
+        <w:t xml:space="preserve">            cursor: pointer;</w:t>
         <w:br/>
         <w:t xml:space="preserve">        }</w:t>
         <w:br/>
         <w:br/>
-        <w:t xml:space="preserve">        .favorite-btn {</w:t>
-        <w:br/>
-        <w:t xml:space="preserve">            position: absolute;</w:t>
-        <w:br/>
-        <w:t xml:space="preserve">            top: 15px;</w:t>
-        <w:br/>
-        <w:t xml:space="preserve">            right: 15px;</w:t>
-        <w:br/>
-        <w:t xml:space="preserve">            width: 42px;</w:t>
-        <w:br/>
-        <w:t xml:space="preserve">            height: 42px;</w:t>
-        <w:br/>
-        <w:t xml:space="preserve">            display: flex;</w:t>
-        <w:br/>
-        <w:t xml:space="preserve">            align-items: center;</w:t>
-        <w:br/>
-        <w:t xml:space="preserve">            justify-content: center;</w:t>
-        <w:br/>
-        <w:t xml:space="preserve">            background: white;</w:t>
-        <w:br/>
-        <w:t xml:space="preserve">            border-radius: 50%;</w:t>
-        <w:br/>
-        <w:t xml:space="preserve">            font-size: 22px;</w:t>
-        <w:br/>
-        <w:t xml:space="preserve">            color: #6b4f3a;</w:t>
-        <w:br/>
-        <w:t xml:space="preserve">            z-index: 20;</w:t>
-        <w:br/>
-        <w:t xml:space="preserve">            box-shadow: 0 3px 10px rgba(0, 0, 0, .08);</w:t>
-        <w:br/>
-        <w:t xml:space="preserve">            text-decoration: none;</w:t>
+        <w:t xml:space="preserve">        .qty-value {</w:t>
+        <w:br/>
+        <w:t xml:space="preserve">            font-size: 18px;</w:t>
+        <w:br/>
+        <w:t xml:space="preserve">            font-weight: 700;</w:t>
+        <w:br/>
+        <w:t xml:space="preserve">            color: #3a2f2a;</w:t>
         <w:br/>
         <w:t xml:space="preserve">        }</w:t>
         <w:br/>
         <w:br/>
-        <w:t xml:space="preserve">        .favorite-btn.active {</w:t>
-        <w:br/>
-        <w:t xml:space="preserve">            color: red;</w:t>
+        <w:t xml:space="preserve">        @media (min-width: 1400px) {</w:t>
+        <w:br/>
+        <w:t xml:space="preserve">            .products-grid {</w:t>
+        <w:br/>
+        <w:t xml:space="preserve">                grid-template-columns: repeat(3, 300px);</w:t>
+        <w:br/>
+        <w:t xml:space="preserve">                justify-content: center;</w:t>
+        <w:br/>
+        <w:t xml:space="preserve">            }</w:t>
         <w:br/>
         <w:t xml:space="preserve">        }</w:t>
         <w:br/>
-        <w:br/>
-        <w:t xml:space="preserve">        .product-image-wrapper {</w:t>
-        <w:br/>
-        <w:t xml:space="preserve">            width: 100%;</w:t>
-        <w:br/>
-        <w:t xml:space="preserve">            height: 350px;</w:t>
-        <w:br/>
-        <w:t xml:space="preserve">            display: flex;</w:t>
-        <w:br/>
-        <w:t xml:space="preserve">            align-items: center;</w:t>
-        <w:br/>
-        <w:t xml:space="preserve">            justify-content: center;</w:t>
-        <w:br/>
-        <w:t xml:space="preserve">            background: #f7f1eb;</w:t>
+        <w:t xml:space="preserve">    &lt;/style&gt;</w:t>
+        <w:br/>
+        <w:t xml:space="preserve">    &lt;div class="breadcrumbs"&gt;</w:t>
+        <w:br/>
+        <w:t xml:space="preserve">        &lt;a href="/"&gt;Главная&lt;/a&gt;</w:t>
+        <w:br/>
+        <w:t xml:space="preserve">        &lt;span&gt;•&lt;/span&gt;</w:t>
+        <w:br/>
+        <w:t xml:space="preserve">        Каталог</w:t>
+        <w:br/>
+        <w:t xml:space="preserve">    &lt;/div&gt;</w:t>
+        <w:br/>
+        <w:t xml:space="preserve">    &lt;div class="catalog-page"&gt;</w:t>
+        <w:br/>
+        <w:br/>
+        <w:t xml:space="preserve">        &lt;h1 class="catalog-title"&gt;Каталог товаров&lt;/h1&gt;</w:t>
+        <w:br/>
+        <w:br/>
+        <w:t xml:space="preserve">        &lt;div class="catalog-layout"&gt;</w:t>
+        <w:br/>
+        <w:br/>
+        <w:t xml:space="preserve">            &lt;aside class="filters"&gt;</w:t>
+        <w:br/>
+        <w:t xml:space="preserve">                &lt;form method="get"&gt;</w:t>
+        <w:br/>
+        <w:t xml:space="preserve">                    &lt;h3&gt;Категория&lt;/h3&gt;</w:t>
+        <w:br/>
+        <w:t xml:space="preserve">                    &lt;select name="category"&gt;</w:t>
+        <w:br/>
+        <w:t xml:space="preserve">                        &lt;option value=""&gt;Все&lt;/option&gt;</w:t>
+        <w:br/>
+        <w:t xml:space="preserve">                        {% for category in categories %}</w:t>
+        <w:br/>
+        <w:t xml:space="preserve">                            &lt;option value="{{ category.slug }}"</w:t>
+        <w:br/>
+        <w:t xml:space="preserve">                                    {% if request.GET.category == category.slug %}selected{% endif %}&gt;</w:t>
+        <w:br/>
+        <w:t xml:space="preserve">                                {{ category.name }}</w:t>
+        <w:br/>
+        <w:t xml:space="preserve">                            &lt;/option&gt;</w:t>
+        <w:br/>
+        <w:t xml:space="preserve">                        {% endfor %}</w:t>
+        <w:br/>
+        <w:t xml:space="preserve">                    &lt;/select&gt;</w:t>
+        <w:br/>
+        <w:br/>
+        <w:t xml:space="preserve">                    &lt;h3&gt;Цена&lt;/h3&gt;</w:t>
+        <w:br/>
+        <w:t xml:space="preserve">                    &lt;input type="number" name="min_price" placeholder="От" value="{{ request.GET.min_price }}"&gt;</w:t>
+        <w:br/>
+        <w:t xml:space="preserve">                    &lt;input type="number" name="max_price" placeholder="До" value="{{ request.GET.max_price }}"&gt;</w:t>
+        <w:br/>
+        <w:br/>
+        <w:t xml:space="preserve">                    &lt;button class="filter-btn" type="submit"&gt;Применить&lt;/button&gt;</w:t>
+        <w:br/>
+        <w:t xml:space="preserve">                    &lt;a href="{% url 'catalog' %}" class="reset-btn"&gt;</w:t>
+        <w:br/>
+        <w:t xml:space="preserve">                        Сбросить фильтры</w:t>
+        <w:br/>
+        <w:t xml:space="preserve">                    &lt;/a&gt;</w:t>
+        <w:br/>
+        <w:t xml:space="preserve">                &lt;/form&gt;</w:t>
+        <w:br/>
+        <w:t xml:space="preserve">            &lt;/aside&gt;</w:t>
+        <w:br/>
+        <w:br/>
+        <w:t xml:space="preserve">            &lt;div class="products-grid"&gt;</w:t>
+        <w:br/>
+        <w:br/>
+        <w:t xml:space="preserve">                {% for product in products %}</w:t>
+        <w:br/>
+        <w:br/>
+        <w:t xml:space="preserve">                    &lt;div class="product-card"&gt;</w:t>
+        <w:br/>
+        <w:br/>
+        <w:t xml:space="preserve">                        &lt;a href="{% url 'product_detail' product.id %}" class="card-link"&gt;&lt;/a&gt;</w:t>
+        <w:br/>
+        <w:br/>
+        <w:t xml:space="preserve">                        &lt;div class="product-image-wrapper"&gt;</w:t>
+        <w:br/>
+        <w:t xml:space="preserve">                            &lt;img src="{{ product.image.url }}" class="product-image"&gt;</w:t>
+        <w:br/>
+        <w:t xml:space="preserve">                        &lt;/div&gt;</w:t>
+        <w:br/>
+        <w:br/>
+        <w:t xml:space="preserve">                        &lt;a href="{% url 'toggle_favorite' product.id %}"</w:t>
+        <w:br/>
+        <w:t xml:space="preserve">                           class="favorite-btn {% if product.id in favorites %}active{% endif %}"&gt;</w:t>
+        <w:br/>
+        <w:t xml:space="preserve">                            ❤</w:t>
+        <w:br/>
+        <w:t xml:space="preserve">                        &lt;/a&gt;</w:t>
+        <w:br/>
+        <w:br/>
+        <w:t xml:space="preserve">                        &lt;div class="product-content"&gt;</w:t>
+        <w:br/>
+        <w:br/>
+        <w:t xml:space="preserve">                            &lt;div class="product-top"&gt;</w:t>
+        <w:br/>
+        <w:br/>
+        <w:t xml:space="preserve">                                &lt;div class="product-name"&gt;</w:t>
+        <w:br/>
+        <w:t xml:space="preserve">                                    {{ product.name }}</w:t>
+        <w:br/>
+        <w:t xml:space="preserve">                                &lt;/div&gt;</w:t>
+        <w:br/>
+        <w:br/>
+        <w:t xml:space="preserve">                                &lt;div class="product-price"&gt;</w:t>
+        <w:br/>
+        <w:t xml:space="preserve">                                    {{ product.price|rub }}</w:t>
+        <w:br/>
+        <w:t xml:space="preserve">                                &lt;/div&gt;</w:t>
+        <w:br/>
+        <w:br/>
+        <w:t xml:space="preserve">                            &lt;/div&gt;</w:t>
+        <w:br/>
+        <w:br/>
+        <w:t xml:space="preserve">                            {% with first_variant=product.variants.first %}</w:t>
+        <w:br/>
+        <w:br/>
+        <w:t xml:space="preserve">                                {% if first_variant %}</w:t>
+        <w:br/>
+        <w:br/>
+        <w:t xml:space="preserve">                                    &lt;div class="cart-area"</w:t>
+        <w:br/>
+        <w:t xml:space="preserve">                                         data-id="{{ first_variant.id }}"</w:t>
+        <w:br/>
+        <w:t xml:space="preserve">                                         data-qty="{{ product.cart_qty|default:0 }}"&gt;</w:t>
+        <w:br/>
+        <w:br/>
+        <w:t xml:space="preserve">                                        {% if product.cart_qty &gt; 0 %}</w:t>
+        <w:br/>
+        <w:br/>
+        <w:t xml:space="preserve">                                            &lt;div class="qty-box"&gt;</w:t>
+        <w:br/>
+        <w:t xml:space="preserve">                                                &lt;button class="qty-btn minus"&gt;−&lt;/button&gt;</w:t>
+        <w:br/>
+        <w:t xml:space="preserve">                                                &lt;span class="qty-value"&gt;{{ product.cart_qty }}&lt;/span&gt;</w:t>
+        <w:br/>
+        <w:t xml:space="preserve">                                                &lt;button class="qty-btn plus"&gt;+&lt;/button&gt;</w:t>
+        <w:br/>
+        <w:t xml:space="preserve">                                            &lt;/div&gt;</w:t>
+        <w:br/>
+        <w:br/>
+        <w:t xml:space="preserve">                                        {% else %}</w:t>
+        <w:br/>
+        <w:br/>
+        <w:t xml:space="preserve">                                            &lt;button class="product-btn add-btn"&gt;</w:t>
+        <w:br/>
+        <w:t xml:space="preserve">                                                В корзину</w:t>
+        <w:br/>
+        <w:t xml:space="preserve">                                            &lt;/button&gt;</w:t>
+        <w:br/>
+        <w:br/>
+        <w:t xml:space="preserve">                                        {% endif %}</w:t>
+        <w:br/>
+        <w:br/>
+        <w:t xml:space="preserve">                                    &lt;/div&gt;</w:t>
+        <w:br/>
+        <w:br/>
+        <w:t xml:space="preserve">                                {% endif %}</w:t>
+        <w:br/>
+        <w:br/>
+        <w:t xml:space="preserve">                            {% endwith %}</w:t>
+        <w:br/>
+        <w:br/>
+        <w:t xml:space="preserve">                        &lt;/div&gt;</w:t>
+        <w:br/>
+        <w:br/>
+        <w:t xml:space="preserve">                    &lt;/div&gt;</w:t>
+        <w:br/>
+        <w:br/>
+        <w:t xml:space="preserve">                {% empty %}</w:t>
+        <w:br/>
+        <w:br/>
+        <w:t xml:space="preserve">                    &lt;div style="width:100%; text-align:center; padding:80px 0;"&gt;</w:t>
+        <w:br/>
+        <w:t xml:space="preserve">                        &lt;h2 style="color:#3a2f2a;"&gt;Ничего не найдено&lt;/h2&gt;</w:t>
+        <w:br/>
+        <w:t xml:space="preserve">                        &lt;p style="color:#8d7b70;"&gt;Попробуйте изменить фильтры или поиск&lt;/p&gt;</w:t>
+        <w:br/>
+        <w:t xml:space="preserve">                    &lt;/div&gt;</w:t>
+        <w:br/>
+        <w:br/>
+        <w:t xml:space="preserve">                {% endfor %}</w:t>
+        <w:br/>
+        <w:br/>
+        <w:t xml:space="preserve">            &lt;/div&gt;</w:t>
+        <w:br/>
+        <w:br/>
+        <w:t xml:space="preserve">        &lt;/div&gt;</w:t>
+        <w:br/>
+        <w:t xml:space="preserve">    &lt;/div&gt;</w:t>
+        <w:br/>
+        <w:br/>
+        <w:t xml:space="preserve">    &lt;script&gt;</w:t>
+        <w:br/>
+        <w:t xml:space="preserve">        function updateCartBadge(count) {</w:t>
+        <w:br/>
+        <w:t xml:space="preserve">            const badge = document.querySelector(".badge-cart");</w:t>
+        <w:br/>
+        <w:t xml:space="preserve">            if (badge) badge.textContent = count;</w:t>
         <w:br/>
         <w:t xml:space="preserve">        }</w:t>
         <w:br/>
         <w:br/>
-        <w:t xml:space="preserve">        .product-image {</w:t>
-        <w:br/>
-        <w:t xml:space="preserve">            max-width: 100%;</w:t>
-        <w:br/>
-        <w:t xml:space="preserve">            max-height: 100%;</w:t>
-        <w:br/>
-        <w:t xml:space="preserve">            object-fit: contain;</w:t>
-        <w:br/>
-        <w:t xml:space="preserve">        }</w:t>
-        <w:br/>
-        <w:br/>
-        <w:t xml:space="preserve">        .product-content {</w:t>
-        <w:br/>
-        <w:t xml:space="preserve">            padding: 18px;</w:t>
-        <w:br/>
-        <w:br/>
-        <w:t xml:space="preserve">            display: flex;</w:t>
-        <w:br/>
-        <w:t xml:space="preserve">            flex-direction: column;</w:t>
-        <w:br/>
-        <w:t xml:space="preserve">            flex: 1;</w:t>
-        <w:br/>
-        <w:t xml:space="preserve">        }</w:t>
-        <w:br/>
-        <w:br/>
-        <w:t xml:space="preserve">        .product-name {</w:t>
-        <w:br/>
-        <w:t xml:space="preserve">            font-size: 22px;</w:t>
-        <w:br/>
-        <w:t xml:space="preserve">            font-weight: 700;</w:t>
-        <w:br/>
-        <w:t xml:space="preserve">            color: #3a2f2a;</w:t>
-        <w:br/>
-        <w:t xml:space="preserve">            margin-bottom: 12px;</w:t>
-        <w:br/>
-        <w:br/>
-        <w:t xml:space="preserve">            display: -webkit-box;</w:t>
-        <w:br/>
-        <w:t xml:space="preserve">            -webkit-line-clamp: 2;</w:t>
-        <w:br/>
-        <w:t xml:space="preserve">            -webkit-box-orient: vertical;</w:t>
-        <w:br/>
-        <w:t xml:space="preserve">            overflow: hidden;</w:t>
-        <w:br/>
-        <w:t xml:space="preserve">            min-height: 44px;</w:t>
-        <w:br/>
-        <w:t xml:space="preserve">        }</w:t>
-        <w:br/>
-        <w:br/>
-        <w:t xml:space="preserve">        .product-price {</w:t>
-        <w:br/>
-        <w:t xml:space="preserve">            font-size: 28px;</w:t>
-        <w:br/>
-        <w:t xml:space="preserve">            font-weight: 700;</w:t>
-        <w:br/>
-        <w:t xml:space="preserve">            color: #3a2f2a;</w:t>
-        <w:br/>
-        <w:t xml:space="preserve">            margin-bottom: 15px;</w:t>
-        <w:br/>
-        <w:t xml:space="preserve">        }</w:t>
-        <w:br/>
-        <w:br/>
-        <w:t xml:space="preserve">        .product-top {</w:t>
-        <w:br/>
-        <w:t xml:space="preserve">            display: flex;</w:t>
-        <w:br/>
-        <w:t xml:space="preserve">            flex-direction: column;</w:t>
-        <w:br/>
-        <w:t xml:space="preserve">        }</w:t>
-        <w:br/>
-        <w:br/>
-        <w:t xml:space="preserve">        .product-btn {</w:t>
-        <w:br/>
-        <w:t xml:space="preserve">            display: flex;</w:t>
-        <w:br/>
-        <w:t xml:space="preserve">            align-items: center;</w:t>
-        <w:br/>
-        <w:t xml:space="preserve">            justify-content: center;</w:t>
-        <w:br/>
-        <w:t xml:space="preserve">            width: 100%;</w:t>
-        <w:br/>
-        <w:t xml:space="preserve">            height: 52px;</w:t>
-        <w:br/>
-        <w:t xml:space="preserve">            background: #6b4f3a;</w:t>
-        <w:br/>
-        <w:t xml:space="preserve">            color: white;</w:t>
-        <w:br/>
-        <w:t xml:space="preserve">            border: none;</w:t>
-        <w:br/>
-        <w:t xml:space="preserve">            border-radius: 14px;</w:t>
-        <w:br/>
-        <w:t xml:space="preserve">            font-size: 16px;</w:t>
-        <w:br/>
-        <w:t xml:space="preserve">            font-weight: 700;</w:t>
-        <w:br/>
-        <w:t xml:space="preserve">            cursor: pointer;</w:t>
-        <w:br/>
-        <w:t xml:space="preserve">            transition: .2s;</w:t>
-        <w:br/>
-        <w:t xml:space="preserve">        }</w:t>
-        <w:br/>
-        <w:br/>
-        <w:t xml:space="preserve">        .product-btn:hover {</w:t>
-        <w:br/>
-        <w:t xml:space="preserve">            background: #4f3929;</w:t>
-        <w:br/>
-        <w:t xml:space="preserve">            transform: translateY(-2px);</w:t>
-        <w:br/>
-        <w:t xml:space="preserve">        }</w:t>
-        <w:br/>
-        <w:br/>
-        <w:t xml:space="preserve">        .card-link {</w:t>
-        <w:br/>
-        <w:t xml:space="preserve">            position: absolute;</w:t>
-        <w:br/>
-        <w:t xml:space="preserve">            inset: 0;</w:t>
-        <w:br/>
-        <w:t xml:space="preserve">            z-index: 1;</w:t>
-        <w:br/>
-        <w:t xml:space="preserve">        }</w:t>
-        <w:br/>
-        <w:br/>
-        <w:t xml:space="preserve">        .cart-area {</w:t>
-        <w:br/>
-        <w:t xml:space="preserve">            margin-top: auto;</w:t>
-        <w:br/>
-        <w:t xml:space="preserve">        }</w:t>
-        <w:br/>
-        <w:br/>
-        <w:t xml:space="preserve">        .qty-box {</w:t>
-        <w:br/>
-        <w:t xml:space="preserve">            display: flex;</w:t>
-        <w:br/>
-        <w:t xml:space="preserve">            align-items: center;</w:t>
-        <w:br/>
-        <w:t xml:space="preserve">            justify-content: space-between;</w:t>
-        <w:br/>
-        <w:br/>
-        <w:t xml:space="preserve">            width: 100%;</w:t>
-        <w:br/>
-        <w:t xml:space="preserve">            height: 52px;</w:t>
-        <w:br/>
-        <w:br/>
-        <w:t xml:space="preserve">            background: #f7f1eb;</w:t>
-        <w:br/>
-        <w:t xml:space="preserve">            border-radius: 14px;</w:t>
-        <w:br/>
-        <w:t xml:space="preserve">            padding: 0 12px;</w:t>
-        <w:br/>
-        <w:t xml:space="preserve">        }</w:t>
-        <w:br/>
-        <w:br/>
-        <w:t xml:space="preserve">        .qty-btn {</w:t>
-        <w:br/>
-        <w:t xml:space="preserve">            width: 40px;</w:t>
-        <w:br/>
-        <w:t xml:space="preserve">            height: 40px;</w:t>
-        <w:br/>
-        <w:br/>
-        <w:t xml:space="preserve">            border: none;</w:t>
-        <w:br/>
-        <w:t xml:space="preserve">            border-radius: 10px;</w:t>
-        <w:br/>
-        <w:br/>
-        <w:t xml:space="preserve">            background: #6b4f3a;</w:t>
-        <w:br/>
-        <w:t xml:space="preserve">            color: white;</w:t>
-        <w:br/>
-        <w:br/>
-        <w:t xml:space="preserve">            font-size: 22px;</w:t>
-        <w:br/>
-        <w:t xml:space="preserve">            font-weight: 700;</w:t>
-        <w:br/>
-        <w:br/>
-        <w:t xml:space="preserve">            cursor: pointer;</w:t>
-        <w:br/>
-        <w:t xml:space="preserve">        }</w:t>
-        <w:br/>
-        <w:br/>
-        <w:t xml:space="preserve">        .qty-value {</w:t>
-        <w:br/>
-        <w:t xml:space="preserve">            font-size: 18px;</w:t>
-        <w:br/>
-        <w:t xml:space="preserve">            font-weight: 700;</w:t>
-        <w:br/>
-        <w:t xml:space="preserve">            color: #3a2f2a;</w:t>
-        <w:br/>
-        <w:t xml:space="preserve">        }</w:t>
-        <w:br/>
-        <w:t xml:space="preserve">    &lt;/style&gt;</w:t>
-        <w:br/>
-        <w:br/>
-        <w:t xml:space="preserve">    &lt;div class="catalog-page"&gt;</w:t>
-        <w:br/>
-        <w:br/>
-        <w:t xml:space="preserve">        &lt;h1 class="catalog-title"&gt;Каталог товаров&lt;/h1&gt;</w:t>
-        <w:br/>
-        <w:br/>
-        <w:t xml:space="preserve">        &lt;div class="catalog-layout"&gt;</w:t>
-        <w:br/>
-        <w:br/>
-        <w:t xml:space="preserve">            &lt;aside class="filters"&gt;</w:t>
-        <w:br/>
-        <w:t xml:space="preserve">                &lt;form method="get"&gt;</w:t>
-        <w:br/>
-        <w:t xml:space="preserve">                    &lt;h3&gt;Категория&lt;/h3&gt;</w:t>
-        <w:br/>
-        <w:t xml:space="preserve">                    &lt;select name="category"&gt;</w:t>
-        <w:br/>
-        <w:t xml:space="preserve">                        &lt;option value=""&gt;Все&lt;/option&gt;</w:t>
-        <w:br/>
-        <w:t xml:space="preserve">                        {% for category in categories %}</w:t>
-        <w:br/>
-        <w:t xml:space="preserve">                            &lt;option value="{{ category.slug }}"</w:t>
-        <w:br/>
-        <w:t xml:space="preserve">                                    {% if request.GET.category == category.slug %}selected{% endif %}&gt;</w:t>
-        <w:br/>
-        <w:t xml:space="preserve">                                {{ category.name }}</w:t>
-        <w:br/>
-        <w:t xml:space="preserve">                            &lt;/option&gt;</w:t>
-        <w:br/>
-        <w:t xml:space="preserve">                        {% endfor %}</w:t>
-        <w:br/>
-        <w:t xml:space="preserve">                    &lt;/select&gt;</w:t>
-        <w:br/>
-        <w:br/>
-        <w:t xml:space="preserve">                    &lt;h3&gt;Цена&lt;/h3&gt;</w:t>
-        <w:br/>
-        <w:t xml:space="preserve">                    &lt;input type="number" name="min_price" placeholder="От" value="{{ request.GET.min_price }}"&gt;</w:t>
-        <w:br/>
-        <w:t xml:space="preserve">                    &lt;input type="number" name="max_price" placeholder="До" value="{{ request.GET.max_price }}"&gt;</w:t>
-        <w:br/>
-        <w:br/>
-        <w:t xml:space="preserve">                    &lt;button class="filter-btn" type="submit"&gt;Применить&lt;/button&gt;</w:t>
-        <w:br/>
-        <w:t xml:space="preserve">                &lt;/form&gt;</w:t>
-        <w:br/>
-        <w:t xml:space="preserve">            &lt;/aside&gt;</w:t>
-        <w:br/>
-        <w:br/>
-        <w:t xml:space="preserve">            &lt;div class="products-grid"&gt;</w:t>
-        <w:br/>
-        <w:br/>
-        <w:t xml:space="preserve">                {% for product in products %}</w:t>
-        <w:br/>
-        <w:br/>
-        <w:t xml:space="preserve">                    &lt;div class="product-card"&gt;</w:t>
-        <w:br/>
-        <w:br/>
-        <w:t xml:space="preserve">                        &lt;a href="{% url 'product_detail' product.id %}" class="card-link"&gt;&lt;/a&gt;</w:t>
-        <w:br/>
-        <w:br/>
-        <w:t xml:space="preserve">                        &lt;div class="product-image-wrapper"&gt;</w:t>
-        <w:br/>
-        <w:t xml:space="preserve">                            &lt;img src="{{ product.image.url }}" class="product-image"&gt;</w:t>
-        <w:br/>
-        <w:t xml:space="preserve">                        &lt;/div&gt;</w:t>
-        <w:br/>
-        <w:br/>
-        <w:t xml:space="preserve">                        &lt;a href="{% url 'toggle_favorite' product.id %}"</w:t>
-        <w:br/>
-        <w:t xml:space="preserve">                           class="favorite-btn {% if product.id in favorites %}active{% endif %}"&gt;</w:t>
-        <w:br/>
-        <w:t xml:space="preserve">                            ❤</w:t>
-        <w:br/>
-        <w:t xml:space="preserve">                        &lt;/a&gt;</w:t>
-        <w:br/>
-        <w:br/>
-        <w:t xml:space="preserve">                        &lt;div class="product-content"&gt;</w:t>
-        <w:br/>
-        <w:br/>
-        <w:t xml:space="preserve">                            &lt;div class="product-top"&gt;</w:t>
-        <w:br/>
-        <w:br/>
-        <w:t xml:space="preserve">                                &lt;div class="product-name"&gt;</w:t>
-        <w:br/>
-        <w:t xml:space="preserve">                                    {{ product.name }}</w:t>
-        <w:br/>
-        <w:t xml:space="preserve">                                &lt;/div&gt;</w:t>
-        <w:br/>
-        <w:br/>
-        <w:t xml:space="preserve">                                &lt;div class="product-price"&gt;</w:t>
-        <w:br/>
-        <w:t xml:space="preserve">                                    {{ product.price|rub}}</w:t>
-        <w:br/>
-        <w:t xml:space="preserve">                                &lt;/div&gt;</w:t>
-        <w:br/>
-        <w:br/>
-        <w:t xml:space="preserve">                            &lt;/div&gt;</w:t>
-        <w:br/>
-        <w:br/>
-        <w:t xml:space="preserve">                            {% with first_variant=product.variants.first %}</w:t>
-        <w:br/>
-        <w:br/>
-        <w:t xml:space="preserve">                                {% if first_variant %}</w:t>
-        <w:br/>
-        <w:br/>
-        <w:t xml:space="preserve">                                    &lt;div class="cart-area"</w:t>
-        <w:br/>
-        <w:t xml:space="preserve">                                         data-id="{{ first_variant.id }}"</w:t>
-        <w:br/>
-        <w:t xml:space="preserve">                                         data-qty="{{ product.cart_qty|default:0 }}"&gt;</w:t>
-        <w:br/>
-        <w:br/>
-        <w:t xml:space="preserve">                                        {% if product.cart_qty &gt; 0 %}</w:t>
-        <w:br/>
-        <w:br/>
-        <w:t xml:space="preserve">                                            &lt;div class="qty-box"&gt;</w:t>
-        <w:br/>
-        <w:t xml:space="preserve">                                                &lt;button class="qty-btn minus"&gt;−&lt;/button&gt;</w:t>
-        <w:br/>
-        <w:t xml:space="preserve">                                                &lt;span class="qty-value"&gt;{{ product.cart_qty }}&lt;/span&gt;</w:t>
-        <w:br/>
-        <w:t xml:space="preserve">                                                &lt;button class="qty-btn plus"&gt;+&lt;/button&gt;</w:t>
-        <w:br/>
-        <w:t xml:space="preserve">                                            &lt;/div&gt;</w:t>
-        <w:br/>
-        <w:br/>
-        <w:t xml:space="preserve">                                        {% else %}</w:t>
-        <w:br/>
-        <w:br/>
-        <w:t xml:space="preserve">                                            &lt;button class="product-btn add-btn"&gt;</w:t>
-        <w:br/>
-        <w:t xml:space="preserve">                                                В корзину</w:t>
-        <w:br/>
-        <w:t xml:space="preserve">                                            &lt;/button&gt;</w:t>
-        <w:br/>
-        <w:br/>
-        <w:t xml:space="preserve">                                        {% endif %}</w:t>
-        <w:br/>
-        <w:br/>
-        <w:t xml:space="preserve">                                    &lt;/div&gt;</w:t>
-        <w:br/>
-        <w:br/>
-        <w:t xml:space="preserve">                                {% endif %}</w:t>
-        <w:br/>
-        <w:br/>
-        <w:t xml:space="preserve">                            {% endwith %}</w:t>
-        <w:br/>
-        <w:br/>
-        <w:t xml:space="preserve">                        &lt;/div&gt;</w:t>
-        <w:br/>
+        <w:t xml:space="preserve">        document.querySelectorAll(".cart-area").forEach(area =&gt; {</w:t>
+        <w:br/>
+        <w:br/>
+        <w:t xml:space="preserve">            const id = area.dataset.id;</w:t>
+        <w:br/>
+        <w:br/>
+        <w:t xml:space="preserve">            function setView(qty) {</w:t>
+        <w:br/>
+        <w:br/>
+        <w:t xml:space="preserve">                area.dataset.qty = qty;</w:t>
+        <w:br/>
+        <w:br/>
+        <w:t xml:space="preserve">                if (qty &lt;= 0) {</w:t>
+        <w:br/>
+        <w:br/>
+        <w:t xml:space="preserve">                    area.innerHTML = `</w:t>
+        <w:br/>
+        <w:t xml:space="preserve">                    &lt;button class="product-btn add-btn"&gt;В корзину&lt;/button&gt;</w:t>
+        <w:br/>
+        <w:t xml:space="preserve">                `;</w:t>
+        <w:br/>
+        <w:br/>
+        <w:t xml:space="preserve">                    area.querySelector(".add-btn").addEventListener("click", async () =&gt; {</w:t>
+        <w:br/>
+        <w:t xml:space="preserve">                        const res = await fetch("/cart/add/" + id + "/");</w:t>
+        <w:br/>
+        <w:t xml:space="preserve">                        const data = await res.json();</w:t>
+        <w:br/>
+        <w:br/>
+        <w:t xml:space="preserve">                        updateCartBadge(data.count);</w:t>
+        <w:br/>
+        <w:t xml:space="preserve">                        setView(data.qty);</w:t>
+        <w:br/>
+        <w:t xml:space="preserve">                    });</w:t>
+        <w:br/>
+        <w:br/>
+        <w:t xml:space="preserve">                } else {</w:t>
+        <w:br/>
+        <w:br/>
+        <w:t xml:space="preserve">                    area.innerHTML = `</w:t>
+        <w:br/>
+        <w:t xml:space="preserve">                    &lt;div class="qty-box"&gt;</w:t>
+        <w:br/>
+        <w:t xml:space="preserve">                        &lt;button class="qty-btn minus"&gt;−&lt;/button&gt;</w:t>
+        <w:br/>
+        <w:t xml:space="preserve">                        &lt;span class="qty-value"&gt;${qty}&lt;/span&gt;</w:t>
+        <w:br/>
+        <w:t xml:space="preserve">                        &lt;button class="qty-btn plus"&gt;+&lt;/button&gt;</w:t>
         <w:br/>
         <w:t xml:space="preserve">                    &lt;/div&gt;</w:t>
         <w:br/>
-        <w:br/>
-        <w:t xml:space="preserve">                {% empty %}</w:t>
-        <w:br/>
-        <w:br/>
-        <w:t xml:space="preserve">                    &lt;div style="width:100%; text-align:center; padding:80px 0;"&gt;</w:t>
-        <w:br/>
-        <w:t xml:space="preserve">                        &lt;h2 style="color:#3a2f2a;"&gt;Ничего не найдено&lt;/h2&gt;</w:t>
-        <w:br/>
-        <w:t xml:space="preserve">                        &lt;p style="color:#8d7b70;"&gt;Попробуйте изменить фильтры или поиск&lt;/p&gt;</w:t>
-        <w:br/>
-        <w:t xml:space="preserve">                    &lt;/div&gt;</w:t>
-        <w:br/>
-        <w:br/>
-        <w:t xml:space="preserve">                {% endfor %}</w:t>
-        <w:br/>
-        <w:br/>
-        <w:t xml:space="preserve">            &lt;/div&gt;</w:t>
-        <w:br/>
-        <w:br/>
-        <w:t xml:space="preserve">        &lt;/div&gt;</w:t>
-        <w:br/>
-        <w:t xml:space="preserve">    &lt;/div&gt;</w:t>
-        <w:br/>
-        <w:br/>
-        <w:t xml:space="preserve">    &lt;script&gt;</w:t>
-        <w:br/>
-        <w:t xml:space="preserve">        function updateCartBadge(count) {</w:t>
-        <w:br/>
-        <w:t xml:space="preserve">            const badge = document.querySelector(".badge-cart");</w:t>
-        <w:br/>
-        <w:t xml:space="preserve">            if (badge) badge.textContent = count;</w:t>
-        <w:br/>
-        <w:t xml:space="preserve">        }</w:t>
-        <w:br/>
-        <w:br/>
-        <w:t xml:space="preserve">        document.querySelectorAll(".cart-area").forEach(area =&gt; {</w:t>
-        <w:br/>
-        <w:br/>
-        <w:t xml:space="preserve">            const id = area.dataset.id;</w:t>
-        <w:br/>
-        <w:br/>
-        <w:t xml:space="preserve">            function setView(qty) {</w:t>
-        <w:br/>
-        <w:br/>
-        <w:t xml:space="preserve">                area.dataset.qty = qty;</w:t>
-        <w:br/>
-        <w:br/>
-        <w:t xml:space="preserve">                if (qty &lt;= 0) {</w:t>
-        <w:br/>
-        <w:br/>
-        <w:t xml:space="preserve">                    area.innerHTML = `</w:t>
-        <w:br/>
-        <w:t xml:space="preserve">                    &lt;button class="product-btn add-btn"&gt;В корзину&lt;/button&gt;</w:t>
-        <w:br/>
         <w:t xml:space="preserve">                `;</w:t>
         <w:br/>
         <w:br/>
-        <w:t xml:space="preserve">                    area.querySelector(".add-btn").addEventListener("click", async () =&gt; {</w:t>
+        <w:t xml:space="preserve">                    area.querySelector(".plus").addEventListener("click", async () =&gt; {</w:t>
         <w:br/>
         <w:t xml:space="preserve">                        const res = await fetch("/cart/add/" + id + "/");</w:t>
         <w:br/>
@@ -10531,27 +11191,9 @@
         <w:t xml:space="preserve">                    });</w:t>
         <w:br/>
         <w:br/>
-        <w:t xml:space="preserve">                } else {</w:t>
-        <w:br/>
-        <w:br/>
-        <w:t xml:space="preserve">                    area.innerHTML = `</w:t>
-        <w:br/>
-        <w:t xml:space="preserve">                    &lt;div class="qty-box"&gt;</w:t>
-        <w:br/>
-        <w:t xml:space="preserve">                        &lt;button class="qty-btn minus"&gt;−&lt;/button&gt;</w:t>
-        <w:br/>
-        <w:t xml:space="preserve">                        &lt;span class="qty-value"&gt;${qty}&lt;/span&gt;</w:t>
-        <w:br/>
-        <w:t xml:space="preserve">                        &lt;button class="qty-btn plus"&gt;+&lt;/button&gt;</w:t>
-        <w:br/>
-        <w:t xml:space="preserve">                    &lt;/div&gt;</w:t>
-        <w:br/>
-        <w:t xml:space="preserve">                `;</w:t>
-        <w:br/>
-        <w:br/>
-        <w:t xml:space="preserve">                    area.querySelector(".plus").addEventListener("click", async () =&gt; {</w:t>
-        <w:br/>
-        <w:t xml:space="preserve">                        const res = await fetch("/cart/add/" + id + "/");</w:t>
+        <w:t xml:space="preserve">                    area.querySelector(".minus").addEventListener("click", async () =&gt; {</w:t>
+        <w:br/>
+        <w:t xml:space="preserve">                        const res = await fetch("/cart/decrease/" + id + "/");</w:t>
         <w:br/>
         <w:t xml:space="preserve">                        const data = await res.json();</w:t>
         <w:br/>
@@ -10562,20 +11204,6 @@
         <w:br/>
         <w:t xml:space="preserve">                    });</w:t>
         <w:br/>
-        <w:br/>
-        <w:t xml:space="preserve">                    area.querySelector(".minus").addEventListener("click", async () =&gt; {</w:t>
-        <w:br/>
-        <w:t xml:space="preserve">                        const res = await fetch("/cart/decrease/" + id + "/");</w:t>
-        <w:br/>
-        <w:t xml:space="preserve">                        const data = await res.json();</w:t>
-        <w:br/>
-        <w:br/>
-        <w:t xml:space="preserve">                        updateCartBadge(data.count);</w:t>
-        <w:br/>
-        <w:t xml:space="preserve">                        setView(data.qty);</w:t>
-        <w:br/>
-        <w:t xml:space="preserve">                    });</w:t>
-        <w:br/>
         <w:t xml:space="preserve">                }</w:t>
         <w:br/>
         <w:t xml:space="preserve">            }</w:t>
@@ -10586,240 +11214,6 @@
         <w:t xml:space="preserve">        });</w:t>
         <w:br/>
         <w:t xml:space="preserve">    &lt;/script&gt;</w:t>
-        <w:br/>
-        <w:t>{% endblock %}</w:t>
-      </w:r>
-    </w:p>
-    <w:p>
-      <w:pPr>
-        <w:pStyle w:val="Heading2"/>
-      </w:pPr>
-      <w:r>
-        <w:t>product_create.html</w:t>
-      </w:r>
-    </w:p>
-    <w:p>
-      <w:r>
-        <w:t>Описание: HTML шаблон / страница</w:t>
-      </w:r>
-    </w:p>
-    <w:p>
-      <w:r>
-        <w:t>Lines: 116</w:t>
-      </w:r>
-    </w:p>
-    <w:p>
-      <w:pPr>
-        <w:spacing w:before="0" w:after="0"/>
-      </w:pPr>
-      <w:r>
-        <w:rPr>
-          <w:rFonts w:ascii="Courier New" w:hAnsi="Courier New"/>
-          <w:sz w:val="16"/>
-        </w:rPr>
-        <w:t>{% extends "base.html" %}</w:t>
-        <w:br/>
-        <w:br/>
-        <w:t>{% block title %}</w:t>
-        <w:br/>
-        <w:t>Создание товара</w:t>
-        <w:br/>
-        <w:t>{% endblock %}</w:t>
-        <w:br/>
-        <w:br/>
-        <w:t>{% block content %}</w:t>
-        <w:br/>
-        <w:br/>
-        <w:t>&lt;style&gt;</w:t>
-        <w:br/>
-        <w:br/>
-        <w:t>.page-wrap{</w:t>
-        <w:br/>
-        <w:t xml:space="preserve">    max-width:900px;</w:t>
-        <w:br/>
-        <w:t xml:space="preserve">    margin:40px auto;</w:t>
-        <w:br/>
-        <w:t>}</w:t>
-        <w:br/>
-        <w:br/>
-        <w:t>.form-card{</w:t>
-        <w:br/>
-        <w:t xml:space="preserve">    background:#f7f1eb;</w:t>
-        <w:br/>
-        <w:t xml:space="preserve">    padding:35px;</w:t>
-        <w:br/>
-        <w:t xml:space="preserve">    border-radius:24px;</w:t>
-        <w:br/>
-        <w:t>}</w:t>
-        <w:br/>
-        <w:br/>
-        <w:t>.page-title{</w:t>
-        <w:br/>
-        <w:t xml:space="preserve">    font-size:42px;</w:t>
-        <w:br/>
-        <w:t xml:space="preserve">    font-weight:700;</w:t>
-        <w:br/>
-        <w:t xml:space="preserve">    color:#3a2f2a;</w:t>
-        <w:br/>
-        <w:t xml:space="preserve">    margin-bottom:25px;</w:t>
-        <w:br/>
-        <w:t>}</w:t>
-        <w:br/>
-        <w:br/>
-        <w:t>.form-group{</w:t>
-        <w:br/>
-        <w:t xml:space="preserve">    margin-bottom:20px;</w:t>
-        <w:br/>
-        <w:t>}</w:t>
-        <w:br/>
-        <w:br/>
-        <w:t>.form-label{</w:t>
-        <w:br/>
-        <w:t xml:space="preserve">    display:block;</w:t>
-        <w:br/>
-        <w:t xml:space="preserve">    margin-bottom:8px;</w:t>
-        <w:br/>
-        <w:t xml:space="preserve">    font-weight:600;</w:t>
-        <w:br/>
-        <w:t xml:space="preserve">    color:#3a2f2a;</w:t>
-        <w:br/>
-        <w:t>}</w:t>
-        <w:br/>
-        <w:br/>
-        <w:t>.form-input,</w:t>
-        <w:br/>
-        <w:t>.form-textarea,</w:t>
-        <w:br/>
-        <w:t>.form-select{</w:t>
-        <w:br/>
-        <w:t xml:space="preserve">    width:100%;</w:t>
-        <w:br/>
-        <w:t xml:space="preserve">    padding:14px;</w:t>
-        <w:br/>
-        <w:t xml:space="preserve">    border:1px solid #ddd;</w:t>
-        <w:br/>
-        <w:t xml:space="preserve">    border-radius:14px;</w:t>
-        <w:br/>
-        <w:t xml:space="preserve">    box-sizing:border-box;</w:t>
-        <w:br/>
-        <w:t xml:space="preserve">    font-size:16px;</w:t>
-        <w:br/>
-        <w:t>}</w:t>
-        <w:br/>
-        <w:br/>
-        <w:t>.form-textarea{</w:t>
-        <w:br/>
-        <w:t xml:space="preserve">    min-height:180px;</w:t>
-        <w:br/>
-        <w:t xml:space="preserve">    resize:vertical;</w:t>
-        <w:br/>
-        <w:t>}</w:t>
-        <w:br/>
-        <w:br/>
-        <w:t>.actions{</w:t>
-        <w:br/>
-        <w:t xml:space="preserve">    display:flex;</w:t>
-        <w:br/>
-        <w:t xml:space="preserve">    gap:15px;</w:t>
-        <w:br/>
-        <w:t xml:space="preserve">    margin-top:30px;</w:t>
-        <w:br/>
-        <w:t>}</w:t>
-        <w:br/>
-        <w:br/>
-        <w:t>.btn-main{</w:t>
-        <w:br/>
-        <w:t xml:space="preserve">    border:none;</w:t>
-        <w:br/>
-        <w:t xml:space="preserve">    background:#6b4f3a;</w:t>
-        <w:br/>
-        <w:t xml:space="preserve">    color:white;</w:t>
-        <w:br/>
-        <w:t xml:space="preserve">    padding:14px 25px;</w:t>
-        <w:br/>
-        <w:t xml:space="preserve">    border-radius:14px;</w:t>
-        <w:br/>
-        <w:t xml:space="preserve">    font-weight:700;</w:t>
-        <w:br/>
-        <w:t xml:space="preserve">    cursor:pointer;</w:t>
-        <w:br/>
-        <w:t>}</w:t>
-        <w:br/>
-        <w:br/>
-        <w:t>.btn-main:hover{</w:t>
-        <w:br/>
-        <w:t xml:space="preserve">    background:#4f3929;</w:t>
-        <w:br/>
-        <w:t>}</w:t>
-        <w:br/>
-        <w:br/>
-        <w:t>.btn-back{</w:t>
-        <w:br/>
-        <w:t xml:space="preserve">    text-decoration:none;</w:t>
-        <w:br/>
-        <w:t xml:space="preserve">    background:#ddd;</w:t>
-        <w:br/>
-        <w:t xml:space="preserve">    color:#333;</w:t>
-        <w:br/>
-        <w:t xml:space="preserve">    padding:14px 25px;</w:t>
-        <w:br/>
-        <w:t xml:space="preserve">    border-radius:14px;</w:t>
-        <w:br/>
-        <w:t xml:space="preserve">    font-weight:700;</w:t>
-        <w:br/>
-        <w:t>}</w:t>
-        <w:br/>
-        <w:br/>
-        <w:t>&lt;/style&gt;</w:t>
-        <w:br/>
-        <w:br/>
-        <w:t>&lt;div class="page-wrap"&gt;</w:t>
-        <w:br/>
-        <w:br/>
-        <w:t xml:space="preserve">    &lt;h1 class="page-title"&gt;</w:t>
-        <w:br/>
-        <w:t xml:space="preserve">        Добавление товара</w:t>
-        <w:br/>
-        <w:t xml:space="preserve">    &lt;/h1&gt;</w:t>
-        <w:br/>
-        <w:br/>
-        <w:t xml:space="preserve">    &lt;div class="form-card"&gt;</w:t>
-        <w:br/>
-        <w:br/>
-        <w:t xml:space="preserve">        &lt;form method="post" enctype="multipart/form-data"&gt;</w:t>
-        <w:br/>
-        <w:t xml:space="preserve">            {% csrf_token %}</w:t>
-        <w:br/>
-        <w:br/>
-        <w:t xml:space="preserve">            {{ form.as_p }}</w:t>
-        <w:br/>
-        <w:br/>
-        <w:t xml:space="preserve">            &lt;div class="actions"&gt;</w:t>
-        <w:br/>
-        <w:t xml:space="preserve">                &lt;button type="submit" class="btn-main"&gt;</w:t>
-        <w:br/>
-        <w:t xml:space="preserve">                    Сохранить товар</w:t>
-        <w:br/>
-        <w:t xml:space="preserve">                &lt;/button&gt;</w:t>
-        <w:br/>
-        <w:br/>
-        <w:t xml:space="preserve">                &lt;a href="{% url 'catalog' %}" class="btn-back"&gt;</w:t>
-        <w:br/>
-        <w:t xml:space="preserve">                    Назад</w:t>
-        <w:br/>
-        <w:t xml:space="preserve">                &lt;/a&gt;</w:t>
-        <w:br/>
-        <w:t xml:space="preserve">            &lt;/div&gt;</w:t>
-        <w:br/>
-        <w:br/>
-        <w:t xml:space="preserve">        &lt;/form&gt;</w:t>
-        <w:br/>
-        <w:br/>
-        <w:t xml:space="preserve">    &lt;/div&gt;</w:t>
-        <w:br/>
-        <w:br/>
-        <w:t>&lt;/div&gt;</w:t>
-        <w:br/>
         <w:br/>
         <w:t>{% endblock %}</w:t>
       </w:r>
@@ -10839,7 +11233,7 @@
     </w:p>
     <w:p>
       <w:r>
-        <w:t>Lines: 622</w:t>
+        <w:t>Lines: 596</w:t>
       </w:r>
     </w:p>
     <w:p>
@@ -10859,1399 +11253,1015 @@
         <w:br/>
         <w:t xml:space="preserve">    &lt;style&gt;</w:t>
         <w:br/>
-        <w:t xml:space="preserve">        .back-btn {</w:t>
+        <w:br/>
+        <w:br/>
+        <w:br/>
+        <w:t xml:space="preserve">        .product-page {</w:t>
+        <w:br/>
+        <w:t xml:space="preserve">            display: grid;</w:t>
+        <w:br/>
+        <w:t xml:space="preserve">            grid-template-columns: 550px 1fr;</w:t>
+        <w:br/>
+        <w:t xml:space="preserve">            gap: 80px;</w:t>
+        <w:br/>
+        <w:t xml:space="preserve">            align-items: start;</w:t>
+        <w:br/>
+        <w:t xml:space="preserve">        }</w:t>
+        <w:br/>
+        <w:br/>
+        <w:t xml:space="preserve">        .gallery {</w:t>
+        <w:br/>
+        <w:t xml:space="preserve">            position: relative;</w:t>
+        <w:br/>
+        <w:t xml:space="preserve">        }</w:t>
+        <w:br/>
+        <w:br/>
+        <w:t xml:space="preserve">        .main-image {</w:t>
+        <w:br/>
+        <w:t xml:space="preserve">            width: 100%;</w:t>
+        <w:br/>
+        <w:t xml:space="preserve">            border-radius: 24px;</w:t>
+        <w:br/>
+        <w:t xml:space="preserve">            display: block;</w:t>
+        <w:br/>
+        <w:t xml:space="preserve">            border: 1px solid #eee;</w:t>
+        <w:br/>
+        <w:t xml:space="preserve">        }</w:t>
+        <w:br/>
+        <w:br/>
+        <w:t xml:space="preserve">        .gallery-btn {</w:t>
+        <w:br/>
+        <w:t xml:space="preserve">            position: absolute;</w:t>
+        <w:br/>
+        <w:t xml:space="preserve">            top: 50%;</w:t>
+        <w:br/>
+        <w:t xml:space="preserve">            transform: translateY(-50%);</w:t>
+        <w:br/>
+        <w:t xml:space="preserve">            width: 48px;</w:t>
+        <w:br/>
+        <w:t xml:space="preserve">            height: 48px;</w:t>
+        <w:br/>
+        <w:t xml:space="preserve">            border: none;</w:t>
+        <w:br/>
+        <w:t xml:space="preserve">            border-radius: 50%;</w:t>
+        <w:br/>
+        <w:t xml:space="preserve">            cursor: pointer;</w:t>
+        <w:br/>
+        <w:t xml:space="preserve">            background: rgba(255, 255, 255, .9);</w:t>
+        <w:br/>
+        <w:t xml:space="preserve">            font-size: 20px;</w:t>
+        <w:br/>
+        <w:t xml:space="preserve">            transition: .2s;</w:t>
+        <w:br/>
+        <w:t xml:space="preserve">        }</w:t>
+        <w:br/>
+        <w:br/>
+        <w:t xml:space="preserve">        .gallery-btn:hover {</w:t>
+        <w:br/>
+        <w:t xml:space="preserve">            background: white;</w:t>
+        <w:br/>
+        <w:t xml:space="preserve">            transform: translateY(-50%) scale(1.08);</w:t>
+        <w:br/>
+        <w:t xml:space="preserve">        }</w:t>
+        <w:br/>
+        <w:br/>
+        <w:t xml:space="preserve">        .prev {</w:t>
+        <w:br/>
+        <w:t xml:space="preserve">            left: 15px;</w:t>
+        <w:br/>
+        <w:t xml:space="preserve">        }</w:t>
+        <w:br/>
+        <w:br/>
+        <w:t xml:space="preserve">        .next {</w:t>
+        <w:br/>
+        <w:t xml:space="preserve">            right: 15px;</w:t>
+        <w:br/>
+        <w:t xml:space="preserve">        }</w:t>
+        <w:br/>
+        <w:br/>
+        <w:t xml:space="preserve">        .product-info {</w:t>
+        <w:br/>
+        <w:t xml:space="preserve">            padding-top: 15px;</w:t>
+        <w:br/>
+        <w:t xml:space="preserve">        }</w:t>
+        <w:br/>
+        <w:br/>
+        <w:t xml:space="preserve">        .product-info h1 {</w:t>
+        <w:br/>
+        <w:t xml:space="preserve">            font-size: 46px;</w:t>
+        <w:br/>
+        <w:t xml:space="preserve">            color: #3a2f2a;</w:t>
+        <w:br/>
+        <w:t xml:space="preserve">            margin-bottom: 20px;</w:t>
+        <w:br/>
+        <w:t xml:space="preserve">        }</w:t>
+        <w:br/>
+        <w:br/>
+        <w:t xml:space="preserve">        .price {</w:t>
         <w:br/>
         <w:t xml:space="preserve">            display: inline-block;</w:t>
         <w:br/>
         <w:br/>
-        <w:t xml:space="preserve">            margin: 10px 0 30px 0;</w:t>
-        <w:br/>
-        <w:t xml:space="preserve">            padding: 12px 18px;</w:t>
-        <w:br/>
-        <w:br/>
-        <w:t xml:space="preserve">            background: #efe6da;</w:t>
-        <w:br/>
-        <w:t xml:space="preserve">            border: 2px solid #3a2f2a;</w:t>
+        <w:t xml:space="preserve">            background: #f7f1eb;</w:t>
+        <w:br/>
+        <w:br/>
+        <w:t xml:space="preserve">            padding: 14px 22px;</w:t>
+        <w:br/>
+        <w:br/>
+        <w:t xml:space="preserve">            border-radius: 16px;</w:t>
+        <w:br/>
+        <w:br/>
+        <w:t xml:space="preserve">            font-size: 42px;</w:t>
+        <w:br/>
+        <w:t xml:space="preserve">            font-weight: 700;</w:t>
+        <w:br/>
+        <w:br/>
+        <w:t xml:space="preserve">            color: #6b4f3a;</w:t>
+        <w:br/>
+        <w:br/>
+        <w:t xml:space="preserve">            margin-bottom: 30px;</w:t>
+        <w:br/>
+        <w:t xml:space="preserve">        }</w:t>
+        <w:br/>
+        <w:br/>
+        <w:t xml:space="preserve">        .description {</w:t>
+        <w:br/>
+        <w:t xml:space="preserve">            color: #555;</w:t>
+        <w:br/>
+        <w:t xml:space="preserve">            line-height: 1.8;</w:t>
+        <w:br/>
+        <w:t xml:space="preserve">            font-size: 17px;</w:t>
+        <w:br/>
+        <w:t xml:space="preserve">            margin-bottom: 35px;</w:t>
+        <w:br/>
+        <w:t xml:space="preserve">        }</w:t>
+        <w:br/>
+        <w:br/>
+        <w:t xml:space="preserve">        .buy-btn {</w:t>
+        <w:br/>
+        <w:t xml:space="preserve">            display: inline-flex;</w:t>
+        <w:br/>
+        <w:t xml:space="preserve">            align-items: center;</w:t>
+        <w:br/>
+        <w:t xml:space="preserve">            justify-content: center;</w:t>
+        <w:br/>
+        <w:br/>
+        <w:t xml:space="preserve">            width: 100%;</w:t>
+        <w:br/>
+        <w:t xml:space="preserve">            max-width: 320px;</w:t>
+        <w:br/>
+        <w:br/>
+        <w:t xml:space="preserve">            height: 58px;</w:t>
+        <w:br/>
+        <w:br/>
+        <w:t xml:space="preserve">            border: none;</w:t>
+        <w:br/>
+        <w:t xml:space="preserve">            border-radius: 16px;</w:t>
+        <w:br/>
+        <w:br/>
+        <w:t xml:space="preserve">            background: #6b4f3a;</w:t>
+        <w:br/>
+        <w:t xml:space="preserve">            color: white;</w:t>
+        <w:br/>
+        <w:br/>
+        <w:t xml:space="preserve">            font-size: 17px;</w:t>
+        <w:br/>
+        <w:t xml:space="preserve">            font-weight: 700;</w:t>
+        <w:br/>
+        <w:br/>
+        <w:t xml:space="preserve">            cursor: pointer;</w:t>
+        <w:br/>
+        <w:br/>
+        <w:t xml:space="preserve">            transition: .2s;</w:t>
+        <w:br/>
+        <w:br/>
+        <w:t xml:space="preserve">            box-shadow: 0 8px 20px rgba(107, 79, 58, .18);</w:t>
+        <w:br/>
+        <w:t xml:space="preserve">        }</w:t>
+        <w:br/>
+        <w:br/>
+        <w:t xml:space="preserve">        .buy-btn:hover {</w:t>
+        <w:br/>
+        <w:t xml:space="preserve">            background: #4f3929;</w:t>
+        <w:br/>
+        <w:br/>
+        <w:t xml:space="preserve">            transform: translateY(-3px);</w:t>
+        <w:br/>
+        <w:br/>
+        <w:t xml:space="preserve">            box-shadow: 0 12px 24px rgba(107, 79, 58, .25);</w:t>
+        <w:br/>
+        <w:t xml:space="preserve">        }</w:t>
+        <w:br/>
+        <w:br/>
+        <w:t xml:space="preserve">        .buy-btn:active {</w:t>
+        <w:br/>
+        <w:t xml:space="preserve">            transform: translateY(0);</w:t>
+        <w:br/>
+        <w:t xml:space="preserve">        }</w:t>
+        <w:br/>
+        <w:br/>
+        <w:t xml:space="preserve">        .related-section {</w:t>
+        <w:br/>
+        <w:t xml:space="preserve">            margin-top: 90px;</w:t>
+        <w:br/>
+        <w:t xml:space="preserve">            margin-bottom: 80px;</w:t>
+        <w:br/>
+        <w:t xml:space="preserve">        }</w:t>
+        <w:br/>
+        <w:br/>
+        <w:t xml:space="preserve">        .related-section h2 {</w:t>
+        <w:br/>
+        <w:t xml:space="preserve">            font-size: 32px;</w:t>
+        <w:br/>
+        <w:t xml:space="preserve">            color: #3a2f2a;</w:t>
+        <w:br/>
+        <w:t xml:space="preserve">            margin-bottom: 30px;</w:t>
+        <w:br/>
+        <w:t xml:space="preserve">        }</w:t>
+        <w:br/>
+        <w:br/>
+        <w:t xml:space="preserve">        .related-grid {</w:t>
+        <w:br/>
+        <w:t xml:space="preserve">            display: grid;</w:t>
+        <w:br/>
+        <w:t xml:space="preserve">            grid-template-columns: repeat(4, 1fr);</w:t>
+        <w:br/>
+        <w:t xml:space="preserve">            gap: 24px;</w:t>
+        <w:br/>
+        <w:t xml:space="preserve">        }</w:t>
+        <w:br/>
+        <w:br/>
+        <w:t xml:space="preserve">        .related-card {</w:t>
+        <w:br/>
+        <w:t xml:space="preserve">            background: white;</w:t>
+        <w:br/>
+        <w:t xml:space="preserve">            border: 1px solid #ececec;</w:t>
+        <w:br/>
+        <w:t xml:space="preserve">            border-radius: 20px;</w:t>
+        <w:br/>
+        <w:t xml:space="preserve">            overflow: hidden;</w:t>
+        <w:br/>
+        <w:t xml:space="preserve">            transition: .2s;</w:t>
+        <w:br/>
+        <w:t xml:space="preserve">        }</w:t>
+        <w:br/>
+        <w:br/>
+        <w:t xml:space="preserve">        .related-card:hover {</w:t>
+        <w:br/>
+        <w:t xml:space="preserve">            transform: translateY(-4px);</w:t>
+        <w:br/>
+        <w:t xml:space="preserve">        }</w:t>
+        <w:br/>
+        <w:br/>
+        <w:t xml:space="preserve">        .related-card img {</w:t>
+        <w:br/>
+        <w:t xml:space="preserve">            width: 100%;</w:t>
+        <w:br/>
+        <w:t xml:space="preserve">            height: 220px;</w:t>
+        <w:br/>
+        <w:t xml:space="preserve">            object-fit: contain;</w:t>
+        <w:br/>
+        <w:t xml:space="preserve">            background: white;</w:t>
+        <w:br/>
+        <w:t xml:space="preserve">        }</w:t>
+        <w:br/>
+        <w:br/>
+        <w:t xml:space="preserve">        .related-content {</w:t>
+        <w:br/>
+        <w:t xml:space="preserve">            padding: 16px;</w:t>
+        <w:br/>
+        <w:t xml:space="preserve">        }</w:t>
+        <w:br/>
+        <w:br/>
+        <w:t xml:space="preserve">        .related-content h3 {</w:t>
+        <w:br/>
+        <w:t xml:space="preserve">            font-size: 18px;</w:t>
+        <w:br/>
+        <w:t xml:space="preserve">            color: #3a2f2a;</w:t>
+        <w:br/>
+        <w:t xml:space="preserve">            margin-bottom: 10px;</w:t>
+        <w:br/>
+        <w:t xml:space="preserve">        }</w:t>
+        <w:br/>
+        <w:br/>
+        <w:t xml:space="preserve">        .related-price {</w:t>
+        <w:br/>
+        <w:t xml:space="preserve">            font-weight: 700;</w:t>
+        <w:br/>
+        <w:t xml:space="preserve">            color: #6b4f3a;</w:t>
+        <w:br/>
+        <w:t xml:space="preserve">            margin-bottom: 15px;</w:t>
+        <w:br/>
+        <w:t xml:space="preserve">        }</w:t>
+        <w:br/>
+        <w:br/>
+        <w:t xml:space="preserve">        .related-btn {</w:t>
+        <w:br/>
+        <w:t xml:space="preserve">            display: block;</w:t>
+        <w:br/>
+        <w:t xml:space="preserve">            text-align: center;</w:t>
+        <w:br/>
+        <w:t xml:space="preserve">            text-decoration: none;</w:t>
+        <w:br/>
+        <w:t xml:space="preserve">            background: #6b4f3a;</w:t>
+        <w:br/>
+        <w:t xml:space="preserve">            color: white;</w:t>
+        <w:br/>
+        <w:t xml:space="preserve">            padding: 10px;</w:t>
+        <w:br/>
+        <w:t xml:space="preserve">            border-radius: 10px;</w:t>
+        <w:br/>
+        <w:t xml:space="preserve">        }</w:t>
+        <w:br/>
+        <w:br/>
+        <w:t xml:space="preserve">        .related-btn:hover {</w:t>
+        <w:br/>
+        <w:t xml:space="preserve">            background: #4f3929;</w:t>
+        <w:br/>
+        <w:t xml:space="preserve">        }</w:t>
+        <w:br/>
+        <w:br/>
+        <w:t xml:space="preserve">        select {</w:t>
+        <w:br/>
+        <w:t xml:space="preserve">            width: 100%;</w:t>
+        <w:br/>
+        <w:t xml:space="preserve">            max-width: 300px;</w:t>
+        <w:br/>
+        <w:br/>
+        <w:t xml:space="preserve">            padding: 14px;</w:t>
+        <w:br/>
+        <w:br/>
+        <w:t xml:space="preserve">            border: 1px solid #ddd;</w:t>
         <w:br/>
         <w:t xml:space="preserve">            border-radius: 12px;</w:t>
         <w:br/>
-        <w:t xml:space="preserve">            align-self: flex-start;</w:t>
-        <w:br/>
-        <w:t xml:space="preserve">            width: fit-content;</w:t>
+        <w:br/>
+        <w:t xml:space="preserve">            margin-bottom: 20px;</w:t>
+        <w:br/>
+        <w:br/>
+        <w:t xml:space="preserve">            font-size: 16px;</w:t>
+        <w:br/>
+        <w:t xml:space="preserve">        }</w:t>
+        <w:br/>
+        <w:br/>
+        <w:t xml:space="preserve">        .qty-box {</w:t>
+        <w:br/>
+        <w:t xml:space="preserve">            display: flex;</w:t>
+        <w:br/>
+        <w:t xml:space="preserve">            align-items: center;</w:t>
+        <w:br/>
+        <w:t xml:space="preserve">            justify-content: space-between;</w:t>
+        <w:br/>
+        <w:br/>
+        <w:t xml:space="preserve">            background: #f7f1eb;</w:t>
+        <w:br/>
+        <w:br/>
+        <w:t xml:space="preserve">            width: 100%;</w:t>
+        <w:br/>
+        <w:t xml:space="preserve">            max-width: 320px;</w:t>
+        <w:br/>
+        <w:t xml:space="preserve">            height: 58px;</w:t>
+        <w:br/>
+        <w:br/>
+        <w:t xml:space="preserve">            padding: 0 14px;</w:t>
+        <w:br/>
+        <w:br/>
+        <w:t xml:space="preserve">            border-radius: 16px;</w:t>
+        <w:br/>
+        <w:t xml:space="preserve">            box-sizing: border-box;</w:t>
+        <w:br/>
+        <w:t xml:space="preserve">        }</w:t>
+        <w:br/>
+        <w:br/>
+        <w:t xml:space="preserve">        .qty-btn {</w:t>
+        <w:br/>
+        <w:t xml:space="preserve">            width: 44px;</w:t>
+        <w:br/>
+        <w:t xml:space="preserve">            height: 44px;</w:t>
+        <w:br/>
+        <w:br/>
+        <w:t xml:space="preserve">            border: none;</w:t>
+        <w:br/>
+        <w:t xml:space="preserve">            border-radius: 12px;</w:t>
+        <w:br/>
+        <w:br/>
+        <w:t xml:space="preserve">            background: #6b4f3a;</w:t>
+        <w:br/>
+        <w:t xml:space="preserve">            color: white;</w:t>
+        <w:br/>
+        <w:br/>
+        <w:t xml:space="preserve">            font-size: 26px;</w:t>
+        <w:br/>
+        <w:t xml:space="preserve">            font-weight: 700;</w:t>
+        <w:br/>
+        <w:br/>
+        <w:t xml:space="preserve">            cursor: pointer;</w:t>
+        <w:br/>
+        <w:t xml:space="preserve">            transition: .2s;</w:t>
+        <w:br/>
+        <w:br/>
+        <w:t xml:space="preserve">            display: flex;</w:t>
+        <w:br/>
+        <w:t xml:space="preserve">            align-items: center;</w:t>
+        <w:br/>
+        <w:t xml:space="preserve">            justify-content: center;</w:t>
+        <w:br/>
+        <w:t xml:space="preserve">        }</w:t>
+        <w:br/>
+        <w:br/>
+        <w:t xml:space="preserve">        .qty-btn:hover {</w:t>
+        <w:br/>
+        <w:t xml:space="preserve">            background: #4f3929;</w:t>
+        <w:br/>
+        <w:t xml:space="preserve">        }</w:t>
+        <w:br/>
+        <w:br/>
+        <w:t xml:space="preserve">        .qty-value {</w:t>
+        <w:br/>
+        <w:t xml:space="preserve">            min-width: 40px;</w:t>
+        <w:br/>
+        <w:br/>
+        <w:t xml:space="preserve">            text-align: center;</w:t>
+        <w:br/>
+        <w:br/>
+        <w:t xml:space="preserve">            font-size: 24px;</w:t>
+        <w:br/>
+        <w:t xml:space="preserve">            font-weight: 800;</w:t>
         <w:br/>
         <w:br/>
         <w:t xml:space="preserve">            color: #3a2f2a;</w:t>
         <w:br/>
-        <w:t xml:space="preserve">            text-decoration: none;</w:t>
-        <w:br/>
-        <w:t xml:space="preserve">            font-weight: 600;</w:t>
-        <w:br/>
-        <w:br/>
-        <w:t xml:space="preserve">            transition: .2s;</w:t>
-        <w:br/>
         <w:t xml:space="preserve">        }</w:t>
         <w:br/>
         <w:br/>
-        <w:t xml:space="preserve">        .back-btn:hover {</w:t>
-        <w:br/>
-        <w:t xml:space="preserve">            background: #3a2f2a;</w:t>
-        <w:br/>
-        <w:t xml:space="preserve">            color: white;</w:t>
-        <w:br/>
-        <w:br/>
-        <w:t xml:space="preserve">            transform: translateY(-2px);</w:t>
+        <w:t xml:space="preserve">        @media (max-width: 1000px) {</w:t>
+        <w:br/>
+        <w:br/>
+        <w:t xml:space="preserve">            .product-page {</w:t>
+        <w:br/>
+        <w:t xml:space="preserve">                grid-template-columns: 1fr;</w:t>
+        <w:br/>
+        <w:t xml:space="preserve">                gap: 40px;</w:t>
+        <w:br/>
+        <w:t xml:space="preserve">            }</w:t>
+        <w:br/>
+        <w:br/>
+        <w:t xml:space="preserve">            .related-grid {</w:t>
+        <w:br/>
+        <w:t xml:space="preserve">                grid-template-columns: repeat(2, 1fr);</w:t>
+        <w:br/>
+        <w:t xml:space="preserve">            }</w:t>
+        <w:br/>
         <w:br/>
         <w:t xml:space="preserve">        }</w:t>
         <w:br/>
         <w:br/>
-        <w:br/>
-        <w:t xml:space="preserve">        .product-page {</w:t>
-        <w:br/>
-        <w:t xml:space="preserve">            display: grid;</w:t>
-        <w:br/>
-        <w:t xml:space="preserve">            grid-template-columns: 550px 1fr;</w:t>
-        <w:br/>
-        <w:t xml:space="preserve">            gap: 80px;</w:t>
-        <w:br/>
-        <w:t xml:space="preserve">            align-items: start;</w:t>
+        <w:t xml:space="preserve">        @media (max-width: 700px) {</w:t>
+        <w:br/>
+        <w:br/>
+        <w:t xml:space="preserve">            .related-grid {</w:t>
+        <w:br/>
+        <w:t xml:space="preserve">                grid-template-columns: 1fr;</w:t>
+        <w:br/>
+        <w:t xml:space="preserve">            }</w:t>
+        <w:br/>
+        <w:br/>
+        <w:t xml:space="preserve">            .product-info h1 {</w:t>
+        <w:br/>
+        <w:t xml:space="preserve">                font-size: 34px;</w:t>
+        <w:br/>
+        <w:t xml:space="preserve">            }</w:t>
+        <w:br/>
+        <w:br/>
+        <w:t xml:space="preserve">            .price {</w:t>
+        <w:br/>
+        <w:t xml:space="preserve">                font-size: 30px;</w:t>
+        <w:br/>
+        <w:t xml:space="preserve">            }</w:t>
+        <w:br/>
         <w:br/>
         <w:t xml:space="preserve">        }</w:t>
         <w:br/>
         <w:br/>
-        <w:t xml:space="preserve">        .gallery {</w:t>
-        <w:br/>
-        <w:t xml:space="preserve">            position: relative;</w:t>
+        <w:t xml:space="preserve">    &lt;/style&gt;</w:t>
+        <w:br/>
+        <w:br/>
+        <w:t xml:space="preserve">    &lt;div class="breadcrumbs"&gt;</w:t>
+        <w:br/>
+        <w:t xml:space="preserve">        &lt;a href="/"&gt;Главная&lt;/a&gt;</w:t>
+        <w:br/>
+        <w:t xml:space="preserve">        &lt;span&gt;•&lt;/span&gt;</w:t>
+        <w:br/>
+        <w:t xml:space="preserve">        &lt;a href="{% url 'catalog' %}"&gt;Каталог&lt;/a&gt;</w:t>
+        <w:br/>
+        <w:t xml:space="preserve">        &lt;span&gt;•&lt;/span&gt;</w:t>
+        <w:br/>
+        <w:t xml:space="preserve">        {{ product.name }}</w:t>
+        <w:br/>
+        <w:t xml:space="preserve">    &lt;/div&gt;</w:t>
+        <w:br/>
+        <w:br/>
+        <w:t xml:space="preserve">    &lt;div class="product-page"&gt;</w:t>
+        <w:br/>
+        <w:br/>
+        <w:t xml:space="preserve">        &lt;div class="gallery"&gt;</w:t>
+        <w:br/>
+        <w:br/>
+        <w:t xml:space="preserve">            {% if product.images.exists %}</w:t>
+        <w:br/>
+        <w:t xml:space="preserve">                &lt;button type="button"</w:t>
+        <w:br/>
+        <w:t xml:space="preserve">                        class="gallery-btn prev"</w:t>
+        <w:br/>
+        <w:t xml:space="preserve">                        onclick="prevImage()"&gt;</w:t>
+        <w:br/>
+        <w:t xml:space="preserve">                    ❮</w:t>
+        <w:br/>
+        <w:t xml:space="preserve">                &lt;/button&gt;</w:t>
+        <w:br/>
+        <w:t xml:space="preserve">            {% endif %}</w:t>
+        <w:br/>
+        <w:br/>
+        <w:t xml:space="preserve">            &lt;img</w:t>
+        <w:br/>
+        <w:t xml:space="preserve">                    id="mainImage"</w:t>
+        <w:br/>
+        <w:t xml:space="preserve">                    src="{{ product.image.url }}"</w:t>
+        <w:br/>
+        <w:t xml:space="preserve">                    alt="{{ product.name }}"</w:t>
+        <w:br/>
+        <w:t xml:space="preserve">                    class="main-image"&gt;</w:t>
+        <w:br/>
+        <w:br/>
+        <w:t xml:space="preserve">            {% if product.images.exists %}</w:t>
+        <w:br/>
+        <w:t xml:space="preserve">                &lt;button type="button"</w:t>
+        <w:br/>
+        <w:t xml:space="preserve">                        class="gallery-btn next"</w:t>
+        <w:br/>
+        <w:t xml:space="preserve">                        onclick="nextImage()"&gt;</w:t>
+        <w:br/>
+        <w:t xml:space="preserve">                    ❯</w:t>
+        <w:br/>
+        <w:t xml:space="preserve">                &lt;/button&gt;</w:t>
+        <w:br/>
+        <w:t xml:space="preserve">            {% endif %}</w:t>
+        <w:br/>
+        <w:br/>
+        <w:t xml:space="preserve">        &lt;/div&gt;</w:t>
+        <w:br/>
+        <w:br/>
+        <w:t xml:space="preserve">        &lt;div class="product-info"&gt;</w:t>
+        <w:br/>
+        <w:br/>
+        <w:t xml:space="preserve">            &lt;h1&gt;{{ product.name }}&lt;/h1&gt;</w:t>
+        <w:br/>
+        <w:br/>
+        <w:t xml:space="preserve">            &lt;div class="price"&gt;</w:t>
+        <w:br/>
+        <w:t xml:space="preserve">                {{ product.price|floatformat:0 }} ₽</w:t>
+        <w:br/>
+        <w:t xml:space="preserve">            &lt;/div&gt;</w:t>
+        <w:br/>
+        <w:br/>
+        <w:t xml:space="preserve">            &lt;div class="description"&gt;</w:t>
+        <w:br/>
+        <w:t xml:space="preserve">                {{ product.description }}</w:t>
+        <w:br/>
+        <w:t xml:space="preserve">            &lt;/div&gt;</w:t>
+        <w:br/>
+        <w:br/>
+        <w:t xml:space="preserve">            &lt;form id="cartForm"&gt;</w:t>
+        <w:br/>
+        <w:br/>
+        <w:t xml:space="preserve">                &lt;label&gt;Размер:&lt;/label&gt;</w:t>
+        <w:br/>
+        <w:br/>
+        <w:t xml:space="preserve">                &lt;select id="variantSelect" name="variant_id"&gt;</w:t>
+        <w:br/>
+        <w:br/>
+        <w:t xml:space="preserve">                    {% for variant in variants %}</w:t>
+        <w:br/>
+        <w:t xml:space="preserve">                        &lt;option value="{{ variant.id }}"</w:t>
+        <w:br/>
+        <w:t xml:space="preserve">                                {% if selected_variant and selected_variant.id == variant.id %}selected{% endif %}&gt;</w:t>
+        <w:br/>
+        <w:t xml:space="preserve">                            {{ variant.size.name }}</w:t>
+        <w:br/>
+        <w:t xml:space="preserve">                        &lt;/option&gt;</w:t>
+        <w:br/>
+        <w:t xml:space="preserve">                    {% endfor %}</w:t>
+        <w:br/>
+        <w:br/>
+        <w:t xml:space="preserve">                &lt;/select&gt;</w:t>
+        <w:br/>
+        <w:br/>
+        <w:t xml:space="preserve">                &lt;div id="cartArea"&gt;</w:t>
+        <w:br/>
+        <w:t xml:space="preserve">                    {% if variant_in_cart %}</w:t>
+        <w:br/>
+        <w:t xml:space="preserve">                        &lt;div class="qty-box"&gt;</w:t>
+        <w:br/>
+        <w:t xml:space="preserve">                            &lt;button type="button" class="qty-btn minus"&gt;−&lt;/button&gt;</w:t>
+        <w:br/>
+        <w:t xml:space="preserve">                            &lt;span class="qty-value"&gt;{{ qty }}&lt;/span&gt;</w:t>
+        <w:br/>
+        <w:t xml:space="preserve">                            &lt;button type="button" class="qty-btn plus"&gt;+&lt;/button&gt;</w:t>
+        <w:br/>
+        <w:t xml:space="preserve">                        &lt;/div&gt;</w:t>
+        <w:br/>
+        <w:t xml:space="preserve">                    {% else %}</w:t>
+        <w:br/>
+        <w:t xml:space="preserve">                        &lt;button id="cartBtn" class="buy-btn"&gt;</w:t>
+        <w:br/>
+        <w:t xml:space="preserve">                            Добавить в корзину</w:t>
+        <w:br/>
+        <w:t xml:space="preserve">                        &lt;/button&gt;</w:t>
+        <w:br/>
+        <w:t xml:space="preserve">                    {% endif %}</w:t>
+        <w:br/>
+        <w:t xml:space="preserve">                &lt;/div&gt;</w:t>
+        <w:br/>
+        <w:br/>
+        <w:t xml:space="preserve">            &lt;/form&gt;</w:t>
+        <w:br/>
+        <w:br/>
+        <w:t xml:space="preserve">        &lt;/div&gt;</w:t>
+        <w:br/>
+        <w:br/>
+        <w:t xml:space="preserve">    &lt;/div&gt;</w:t>
+        <w:br/>
+        <w:br/>
+        <w:t xml:space="preserve">    &lt;div class="related-section"&gt;</w:t>
+        <w:br/>
+        <w:br/>
+        <w:t xml:space="preserve">        &lt;h2&gt;Похожие товары&lt;/h2&gt;</w:t>
+        <w:br/>
+        <w:br/>
+        <w:t xml:space="preserve">        &lt;div class="related-grid"&gt;</w:t>
+        <w:br/>
+        <w:br/>
+        <w:t xml:space="preserve">            {% for item in related_products %}</w:t>
+        <w:br/>
+        <w:br/>
+        <w:t xml:space="preserve">                &lt;div class="related-card"&gt;</w:t>
+        <w:br/>
+        <w:br/>
+        <w:t xml:space="preserve">                    &lt;img</w:t>
+        <w:br/>
+        <w:t xml:space="preserve">                            src="{{ item.image.url }}"</w:t>
+        <w:br/>
+        <w:t xml:space="preserve">                            alt="{{ item.name }}"&gt;</w:t>
+        <w:br/>
+        <w:br/>
+        <w:t xml:space="preserve">                    &lt;div class="related-content"&gt;</w:t>
+        <w:br/>
+        <w:br/>
+        <w:t xml:space="preserve">                        &lt;h3&gt;{{ item.name }}&lt;/h3&gt;</w:t>
+        <w:br/>
+        <w:br/>
+        <w:t xml:space="preserve">                        &lt;div class="related-price"&gt;</w:t>
+        <w:br/>
+        <w:t xml:space="preserve">                            {{ item.price }} ₽</w:t>
+        <w:br/>
+        <w:t xml:space="preserve">                        &lt;/div&gt;</w:t>
+        <w:br/>
+        <w:br/>
+        <w:t xml:space="preserve">                        &lt;a</w:t>
+        <w:br/>
+        <w:t xml:space="preserve">                                href="{% url 'product_detail' item.id %}"</w:t>
+        <w:br/>
+        <w:t xml:space="preserve">                                class="related-btn"&gt;</w:t>
+        <w:br/>
+        <w:t xml:space="preserve">                            Смотреть</w:t>
+        <w:br/>
+        <w:t xml:space="preserve">                        &lt;/a&gt;</w:t>
+        <w:br/>
+        <w:br/>
+        <w:t xml:space="preserve">                    &lt;/div&gt;</w:t>
+        <w:br/>
+        <w:br/>
+        <w:t xml:space="preserve">                &lt;/div&gt;</w:t>
+        <w:br/>
+        <w:br/>
+        <w:t xml:space="preserve">            {% endfor %}</w:t>
+        <w:br/>
+        <w:br/>
+        <w:t xml:space="preserve">        &lt;/div&gt;</w:t>
+        <w:br/>
+        <w:br/>
+        <w:t xml:space="preserve">    &lt;/div&gt;</w:t>
+        <w:br/>
+        <w:br/>
+        <w:t xml:space="preserve">    &lt;script&gt;</w:t>
+        <w:br/>
+        <w:br/>
+        <w:t xml:space="preserve">        const cartArea = document.getElementById("cartArea");</w:t>
+        <w:br/>
+        <w:t xml:space="preserve">        const variantSelect = document.getElementById("variantSelect");</w:t>
+        <w:br/>
+        <w:br/>
+        <w:br/>
+        <w:t xml:space="preserve">        /* =========================</w:t>
+        <w:br/>
+        <w:t xml:space="preserve">           🔥 RENDER: ADD BUTTON</w:t>
+        <w:br/>
+        <w:t xml:space="preserve">        ========================= */</w:t>
+        <w:br/>
+        <w:t xml:space="preserve">        function renderAddButton() {</w:t>
+        <w:br/>
+        <w:br/>
+        <w:t xml:space="preserve">            cartArea.innerHTML = `</w:t>
+        <w:br/>
+        <w:t xml:space="preserve">        &lt;button id="cartBtn" class="buy-btn"&gt;</w:t>
+        <w:br/>
+        <w:t xml:space="preserve">            Добавить в корзину</w:t>
+        <w:br/>
+        <w:t xml:space="preserve">        &lt;/button&gt;</w:t>
+        <w:br/>
+        <w:t xml:space="preserve">    `;</w:t>
+        <w:br/>
+        <w:br/>
+        <w:t xml:space="preserve">            attachCartButton();</w:t>
         <w:br/>
         <w:t xml:space="preserve">        }</w:t>
         <w:br/>
         <w:br/>
-        <w:t xml:space="preserve">        .main-image {</w:t>
-        <w:br/>
-        <w:t xml:space="preserve">            width: 100%;</w:t>
-        <w:br/>
-        <w:t xml:space="preserve">            border-radius: 24px;</w:t>
-        <w:br/>
-        <w:t xml:space="preserve">            display: block;</w:t>
-        <w:br/>
-        <w:t xml:space="preserve">            border: 1px solid #eee;</w:t>
+        <w:br/>
+        <w:t xml:space="preserve">        /* =========================</w:t>
+        <w:br/>
+        <w:t xml:space="preserve">           🔥 RENDER: QTY BOX</w:t>
+        <w:br/>
+        <w:t xml:space="preserve">        ========================= */</w:t>
+        <w:br/>
+        <w:t xml:space="preserve">        function renderQtyBox(qty, variantId) {</w:t>
+        <w:br/>
+        <w:br/>
+        <w:t xml:space="preserve">            cartArea.innerHTML = `</w:t>
+        <w:br/>
+        <w:t xml:space="preserve">        &lt;div class="qty-box"&gt;</w:t>
+        <w:br/>
+        <w:t xml:space="preserve">            &lt;button type="button" class="qty-btn minus"&gt;−&lt;/button&gt;</w:t>
+        <w:br/>
+        <w:t xml:space="preserve">            &lt;span class="qty-value"&gt;${qty}&lt;/span&gt;</w:t>
+        <w:br/>
+        <w:t xml:space="preserve">            &lt;button type="button" class="qty-btn plus"&gt;+&lt;/button&gt;</w:t>
+        <w:br/>
+        <w:t xml:space="preserve">        &lt;/div&gt;</w:t>
+        <w:br/>
+        <w:t xml:space="preserve">    `;</w:t>
+        <w:br/>
+        <w:br/>
+        <w:t xml:space="preserve">            attachQtyButtons(variantId);</w:t>
         <w:br/>
         <w:t xml:space="preserve">        }</w:t>
         <w:br/>
         <w:br/>
-        <w:t xml:space="preserve">        .gallery-btn {</w:t>
-        <w:br/>
-        <w:t xml:space="preserve">            position: absolute;</w:t>
-        <w:br/>
-        <w:t xml:space="preserve">            top: 50%;</w:t>
-        <w:br/>
-        <w:t xml:space="preserve">            transform: translateY(-50%);</w:t>
-        <w:br/>
-        <w:t xml:space="preserve">            width: 48px;</w:t>
-        <w:br/>
-        <w:t xml:space="preserve">            height: 48px;</w:t>
-        <w:br/>
-        <w:t xml:space="preserve">            border: none;</w:t>
-        <w:br/>
-        <w:t xml:space="preserve">            border-radius: 50%;</w:t>
-        <w:br/>
-        <w:t xml:space="preserve">            cursor: pointer;</w:t>
-        <w:br/>
-        <w:t xml:space="preserve">            background: rgba(255, 255, 255, .9);</w:t>
-        <w:br/>
-        <w:t xml:space="preserve">            font-size: 20px;</w:t>
-        <w:br/>
-        <w:t xml:space="preserve">            transition: .2s;</w:t>
+        <w:br/>
+        <w:t xml:space="preserve">        /* =========================</w:t>
+        <w:br/>
+        <w:t xml:space="preserve">           🔥 ADD TO CART</w:t>
+        <w:br/>
+        <w:t xml:space="preserve">        ========================= */</w:t>
+        <w:br/>
+        <w:t xml:space="preserve">        function attachCartButton() {</w:t>
+        <w:br/>
+        <w:br/>
+        <w:t xml:space="preserve">            const btn = document.getElementById("cartBtn");</w:t>
+        <w:br/>
+        <w:br/>
+        <w:t xml:space="preserve">            if (!btn) return;</w:t>
+        <w:br/>
+        <w:br/>
+        <w:t xml:space="preserve">            btn.addEventListener("click", function (e) {</w:t>
+        <w:br/>
+        <w:t xml:space="preserve">                e.preventDefault();</w:t>
+        <w:br/>
+        <w:br/>
+        <w:t xml:space="preserve">                const variantId = variantSelect.value;</w:t>
+        <w:br/>
+        <w:br/>
+        <w:t xml:space="preserve">                fetch("/cart/add/" + variantId + "/")</w:t>
+        <w:br/>
+        <w:t xml:space="preserve">                    .then(res =&gt; res.json())</w:t>
+        <w:br/>
+        <w:t xml:space="preserve">                    .then(data =&gt; {</w:t>
+        <w:br/>
+        <w:br/>
+        <w:t xml:space="preserve">                        updateCartBadge(data.count);</w:t>
+        <w:br/>
+        <w:br/>
+        <w:t xml:space="preserve">                        renderQtyBox(data.qty, variantId);</w:t>
+        <w:br/>
+        <w:br/>
+        <w:t xml:space="preserve">                    });</w:t>
+        <w:br/>
+        <w:t xml:space="preserve">            });</w:t>
         <w:br/>
         <w:t xml:space="preserve">        }</w:t>
         <w:br/>
         <w:br/>
-        <w:t xml:space="preserve">        .gallery-btn:hover {</w:t>
-        <w:br/>
-        <w:t xml:space="preserve">            background: white;</w:t>
-        <w:br/>
-        <w:t xml:space="preserve">            transform: translateY(-50%) scale(1.08);</w:t>
+        <w:br/>
+        <w:t xml:space="preserve">        /* =========================</w:t>
+        <w:br/>
+        <w:t xml:space="preserve">           🔥 + / -</w:t>
+        <w:br/>
+        <w:t xml:space="preserve">        ========================= */</w:t>
+        <w:br/>
+        <w:t xml:space="preserve">        function attachQtyButtons(variantId) {</w:t>
+        <w:br/>
+        <w:br/>
+        <w:t xml:space="preserve">            const plusBtn = document.querySelector(".plus");</w:t>
+        <w:br/>
+        <w:t xml:space="preserve">            const minusBtn = document.querySelector(".minus");</w:t>
+        <w:br/>
+        <w:t xml:space="preserve">            const value = document.querySelector(".qty-value");</w:t>
+        <w:br/>
+        <w:br/>
+        <w:t xml:space="preserve">            if (!plusBtn || !minusBtn || !value) return;</w:t>
+        <w:br/>
+        <w:br/>
+        <w:t xml:space="preserve">            const id = variantId || variantSelect.value;</w:t>
+        <w:br/>
+        <w:br/>
+        <w:t xml:space="preserve">            plusBtn.addEventListener("click", function () {</w:t>
+        <w:br/>
+        <w:br/>
+        <w:t xml:space="preserve">                fetch("/cart/add/" + id + "/")</w:t>
+        <w:br/>
+        <w:t xml:space="preserve">                    .then(res =&gt; res.json())</w:t>
+        <w:br/>
+        <w:t xml:space="preserve">                    .then(data =&gt; {</w:t>
+        <w:br/>
+        <w:br/>
+        <w:t xml:space="preserve">                        value.textContent = data.qty;</w:t>
+        <w:br/>
+        <w:t xml:space="preserve">                        updateCartBadge(data.count);</w:t>
+        <w:br/>
+        <w:br/>
+        <w:t xml:space="preserve">                    });</w:t>
+        <w:br/>
+        <w:t xml:space="preserve">            });</w:t>
+        <w:br/>
+        <w:br/>
+        <w:t xml:space="preserve">            minusBtn.addEventListener("click", function () {</w:t>
+        <w:br/>
+        <w:br/>
+        <w:t xml:space="preserve">                fetch("/cart/decrease/" + id + "/")</w:t>
+        <w:br/>
+        <w:t xml:space="preserve">                    .then(res =&gt; res.json())</w:t>
+        <w:br/>
+        <w:t xml:space="preserve">                    .then(data =&gt; {</w:t>
+        <w:br/>
+        <w:br/>
+        <w:t xml:space="preserve">                        updateCartBadge(data.count);</w:t>
+        <w:br/>
+        <w:br/>
+        <w:t xml:space="preserve">                        if (data.qty &gt; 0) {</w:t>
+        <w:br/>
+        <w:t xml:space="preserve">                            value.textContent = data.qty;</w:t>
+        <w:br/>
+        <w:t xml:space="preserve">                        } else {</w:t>
+        <w:br/>
+        <w:t xml:space="preserve">                            renderAddButton();</w:t>
+        <w:br/>
+        <w:t xml:space="preserve">                        }</w:t>
+        <w:br/>
+        <w:br/>
+        <w:t xml:space="preserve">                    });</w:t>
+        <w:br/>
+        <w:t xml:space="preserve">            });</w:t>
         <w:br/>
         <w:t xml:space="preserve">        }</w:t>
         <w:br/>
         <w:br/>
-        <w:t xml:space="preserve">        .prev {</w:t>
-        <w:br/>
-        <w:t xml:space="preserve">            left: 15px;</w:t>
+        <w:br/>
+        <w:t xml:space="preserve">        /* =========================</w:t>
+        <w:br/>
+        <w:t xml:space="preserve">           🔥 CHECK CART STATUS</w:t>
+        <w:br/>
+        <w:t xml:space="preserve">        ========================= */</w:t>
+        <w:br/>
+        <w:t xml:space="preserve">        function initVariantState() {</w:t>
+        <w:br/>
+        <w:br/>
+        <w:t xml:space="preserve">            const variantId = variantSelect.value;</w:t>
+        <w:br/>
+        <w:br/>
+        <w:t xml:space="preserve">            fetch("/cart/status/" + variantId + "/")</w:t>
+        <w:br/>
+        <w:t xml:space="preserve">                .then(res =&gt; res.json())</w:t>
+        <w:br/>
+        <w:t xml:space="preserve">                .then(data =&gt; {</w:t>
+        <w:br/>
+        <w:br/>
+        <w:t xml:space="preserve">                    if (data.qty &gt; 0) {</w:t>
+        <w:br/>
+        <w:t xml:space="preserve">                        renderQtyBox(data.qty, variantId);</w:t>
+        <w:br/>
+        <w:t xml:space="preserve">                    } else {</w:t>
+        <w:br/>
+        <w:t xml:space="preserve">                        renderAddButton();</w:t>
+        <w:br/>
+        <w:t xml:space="preserve">                    }</w:t>
+        <w:br/>
+        <w:br/>
+        <w:t xml:space="preserve">                });</w:t>
         <w:br/>
         <w:t xml:space="preserve">        }</w:t>
         <w:br/>
         <w:br/>
-        <w:t xml:space="preserve">        .next {</w:t>
-        <w:br/>
-        <w:t xml:space="preserve">            right: 15px;</w:t>
+        <w:br/>
+        <w:t xml:space="preserve">        /* =========================</w:t>
+        <w:br/>
+        <w:t xml:space="preserve">           🔥 CHANGE SIZE</w:t>
+        <w:br/>
+        <w:t xml:space="preserve">        ========================= */</w:t>
+        <w:br/>
+        <w:t xml:space="preserve">        variantSelect.addEventListener("change", function () {</w:t>
+        <w:br/>
+        <w:br/>
+        <w:t xml:space="preserve">            initVariantState();</w:t>
+        <w:br/>
+        <w:br/>
+        <w:t xml:space="preserve">        });</w:t>
+        <w:br/>
+        <w:br/>
+        <w:br/>
+        <w:t xml:space="preserve">        /* =========================</w:t>
+        <w:br/>
+        <w:t xml:space="preserve">           🔥 INIT ON PAGE LOAD</w:t>
+        <w:br/>
+        <w:t xml:space="preserve">        ========================= */</w:t>
+        <w:br/>
+        <w:t xml:space="preserve">        initVariantState();</w:t>
+        <w:br/>
+        <w:br/>
+        <w:t xml:space="preserve">    &lt;/script&gt;</w:t>
+        <w:br/>
+        <w:br/>
+        <w:t xml:space="preserve">    &lt;script&gt;</w:t>
+        <w:br/>
+        <w:br/>
+        <w:t xml:space="preserve">        const images = [</w:t>
+        <w:br/>
+        <w:t xml:space="preserve">            "{{ product.image.url }}",</w:t>
+        <w:br/>
+        <w:br/>
+        <w:t xml:space="preserve">            {% for img in product.images.all %}</w:t>
+        <w:br/>
+        <w:t xml:space="preserve">                "{{ img.image.url }}",</w:t>
+        <w:br/>
+        <w:t xml:space="preserve">            {% endfor %}</w:t>
+        <w:br/>
+        <w:t xml:space="preserve">        ];</w:t>
+        <w:br/>
+        <w:br/>
+        <w:t xml:space="preserve">        let currentImage = 0;</w:t>
+        <w:br/>
+        <w:br/>
+        <w:t xml:space="preserve">        function showImage(index) {</w:t>
+        <w:br/>
+        <w:t xml:space="preserve">            document.getElementById("mainImage").src = images[index];</w:t>
         <w:br/>
         <w:t xml:space="preserve">        }</w:t>
         <w:br/>
         <w:br/>
-        <w:t xml:space="preserve">        .product-info {</w:t>
-        <w:br/>
-        <w:t xml:space="preserve">            padding-top: 15px;</w:t>
+        <w:t xml:space="preserve">        function nextImage() {</w:t>
+        <w:br/>
+        <w:t xml:space="preserve">            currentImage++;</w:t>
+        <w:br/>
+        <w:br/>
+        <w:t xml:space="preserve">            if (currentImage &gt;= images.length) {</w:t>
+        <w:br/>
+        <w:t xml:space="preserve">                currentImage = 0;</w:t>
+        <w:br/>
+        <w:t xml:space="preserve">            }</w:t>
+        <w:br/>
+        <w:br/>
+        <w:t xml:space="preserve">            showImage(currentImage);</w:t>
         <w:br/>
         <w:t xml:space="preserve">        }</w:t>
         <w:br/>
         <w:br/>
-        <w:t xml:space="preserve">        .product-info h1 {</w:t>
-        <w:br/>
-        <w:t xml:space="preserve">            font-size: 46px;</w:t>
-        <w:br/>
-        <w:t xml:space="preserve">            color: #3a2f2a;</w:t>
-        <w:br/>
-        <w:t xml:space="preserve">            margin-bottom: 20px;</w:t>
+        <w:t xml:space="preserve">        function prevImage() {</w:t>
+        <w:br/>
+        <w:t xml:space="preserve">            currentImage--;</w:t>
+        <w:br/>
+        <w:br/>
+        <w:t xml:space="preserve">            if (currentImage &lt; 0) {</w:t>
+        <w:br/>
+        <w:t xml:space="preserve">                currentImage = images.length - 1;</w:t>
+        <w:br/>
+        <w:t xml:space="preserve">            }</w:t>
+        <w:br/>
+        <w:br/>
+        <w:t xml:space="preserve">            showImage(currentImage);</w:t>
         <w:br/>
         <w:t xml:space="preserve">        }</w:t>
         <w:br/>
         <w:br/>
-        <w:t xml:space="preserve">        .price {</w:t>
-        <w:br/>
-        <w:t xml:space="preserve">            display: inline-block;</w:t>
-        <w:br/>
-        <w:br/>
-        <w:t xml:space="preserve">            background: #f7f1eb;</w:t>
-        <w:br/>
-        <w:br/>
-        <w:t xml:space="preserve">            padding: 14px 22px;</w:t>
-        <w:br/>
-        <w:br/>
-        <w:t xml:space="preserve">            border-radius: 16px;</w:t>
-        <w:br/>
-        <w:br/>
-        <w:t xml:space="preserve">            font-size: 42px;</w:t>
-        <w:br/>
-        <w:t xml:space="preserve">            font-weight: 700;</w:t>
-        <w:br/>
-        <w:br/>
-        <w:t xml:space="preserve">            color: #6b4f3a;</w:t>
-        <w:br/>
-        <w:br/>
-        <w:t xml:space="preserve">            margin-bottom: 30px;</w:t>
-        <w:br/>
-        <w:t xml:space="preserve">        }</w:t>
-        <w:br/>
-        <w:br/>
-        <w:t xml:space="preserve">        .description {</w:t>
-        <w:br/>
-        <w:t xml:space="preserve">            color: #555;</w:t>
-        <w:br/>
-        <w:t xml:space="preserve">            line-height: 1.8;</w:t>
-        <w:br/>
-        <w:t xml:space="preserve">            font-size: 17px;</w:t>
-        <w:br/>
-        <w:t xml:space="preserve">            margin-bottom: 35px;</w:t>
-        <w:br/>
-        <w:t xml:space="preserve">        }</w:t>
-        <w:br/>
-        <w:br/>
-        <w:t xml:space="preserve">        .buy-btn {</w:t>
-        <w:br/>
-        <w:t xml:space="preserve">            display: inline-flex;</w:t>
-        <w:br/>
-        <w:t xml:space="preserve">            align-items: center;</w:t>
-        <w:br/>
-        <w:t xml:space="preserve">            justify-content: center;</w:t>
-        <w:br/>
-        <w:br/>
-        <w:t xml:space="preserve">            width: 100%;</w:t>
-        <w:br/>
-        <w:t xml:space="preserve">            max-width: 320px;</w:t>
-        <w:br/>
-        <w:br/>
-        <w:t xml:space="preserve">            height: 58px;</w:t>
-        <w:br/>
-        <w:br/>
-        <w:t xml:space="preserve">            border: none;</w:t>
-        <w:br/>
-        <w:t xml:space="preserve">            border-radius: 16px;</w:t>
-        <w:br/>
-        <w:br/>
-        <w:t xml:space="preserve">            background: #6b4f3a;</w:t>
-        <w:br/>
-        <w:t xml:space="preserve">            color: white;</w:t>
-        <w:br/>
-        <w:br/>
-        <w:t xml:space="preserve">            font-size: 17px;</w:t>
-        <w:br/>
-        <w:t xml:space="preserve">            font-weight: 700;</w:t>
-        <w:br/>
-        <w:br/>
-        <w:t xml:space="preserve">            cursor: pointer;</w:t>
-        <w:br/>
-        <w:br/>
-        <w:t xml:space="preserve">            transition: .2s;</w:t>
-        <w:br/>
-        <w:br/>
-        <w:t xml:space="preserve">            box-shadow: 0 8px 20px rgba(107, 79, 58, .18);</w:t>
-        <w:br/>
-        <w:t xml:space="preserve">        }</w:t>
-        <w:br/>
-        <w:br/>
-        <w:t xml:space="preserve">        .buy-btn:hover {</w:t>
-        <w:br/>
-        <w:t xml:space="preserve">            background: #4f3929;</w:t>
-        <w:br/>
-        <w:br/>
-        <w:t xml:space="preserve">            transform: translateY(-3px);</w:t>
-        <w:br/>
-        <w:br/>
-        <w:t xml:space="preserve">            box-shadow: 0 12px 24px rgba(107, 79, 58, .25);</w:t>
-        <w:br/>
-        <w:t xml:space="preserve">        }</w:t>
-        <w:br/>
-        <w:br/>
-        <w:t xml:space="preserve">        .buy-btn:active {</w:t>
-        <w:br/>
-        <w:t xml:space="preserve">            transform: translateY(0);</w:t>
-        <w:br/>
-        <w:t xml:space="preserve">        }</w:t>
-        <w:br/>
-        <w:br/>
-        <w:t xml:space="preserve">        .related-section {</w:t>
-        <w:br/>
-        <w:t xml:space="preserve">            margin-top: 90px;</w:t>
-        <w:br/>
-        <w:t xml:space="preserve">            margin-bottom: 80px;</w:t>
-        <w:br/>
-        <w:t xml:space="preserve">        }</w:t>
-        <w:br/>
-        <w:br/>
-        <w:t xml:space="preserve">        .related-section h2 {</w:t>
-        <w:br/>
-        <w:t xml:space="preserve">            font-size: 32px;</w:t>
-        <w:br/>
-        <w:t xml:space="preserve">            color: #3a2f2a;</w:t>
-        <w:br/>
-        <w:t xml:space="preserve">            margin-bottom: 30px;</w:t>
-        <w:br/>
-        <w:t xml:space="preserve">        }</w:t>
-        <w:br/>
-        <w:br/>
-        <w:t xml:space="preserve">        .related-grid {</w:t>
-        <w:br/>
-        <w:t xml:space="preserve">            display: grid;</w:t>
-        <w:br/>
-        <w:t xml:space="preserve">            grid-template-columns: repeat(4, 1fr);</w:t>
-        <w:br/>
-        <w:t xml:space="preserve">            gap: 24px;</w:t>
-        <w:br/>
-        <w:t xml:space="preserve">        }</w:t>
-        <w:br/>
-        <w:br/>
-        <w:t xml:space="preserve">        .related-card {</w:t>
-        <w:br/>
-        <w:t xml:space="preserve">            background: white;</w:t>
-        <w:br/>
-        <w:t xml:space="preserve">            border: 1px solid #ececec;</w:t>
-        <w:br/>
-        <w:t xml:space="preserve">            border-radius: 20px;</w:t>
-        <w:br/>
-        <w:t xml:space="preserve">            overflow: hidden;</w:t>
-        <w:br/>
-        <w:t xml:space="preserve">            transition: .2s;</w:t>
-        <w:br/>
-        <w:t xml:space="preserve">        }</w:t>
-        <w:br/>
-        <w:br/>
-        <w:t xml:space="preserve">        .related-card:hover {</w:t>
-        <w:br/>
-        <w:t xml:space="preserve">            transform: translateY(-4px);</w:t>
-        <w:br/>
-        <w:t xml:space="preserve">        }</w:t>
-        <w:br/>
-        <w:br/>
-        <w:t xml:space="preserve">        .related-card img {</w:t>
-        <w:br/>
-        <w:t xml:space="preserve">            width: 100%;</w:t>
-        <w:br/>
-        <w:t xml:space="preserve">            height: 220px;</w:t>
-        <w:br/>
-        <w:t xml:space="preserve">            object-fit: contain;</w:t>
-        <w:br/>
-        <w:t xml:space="preserve">            background: white;</w:t>
-        <w:br/>
-        <w:t xml:space="preserve">        }</w:t>
-        <w:br/>
-        <w:br/>
-        <w:t xml:space="preserve">        .related-content {</w:t>
-        <w:br/>
-        <w:t xml:space="preserve">            padding: 16px;</w:t>
-        <w:br/>
-        <w:t xml:space="preserve">        }</w:t>
-        <w:br/>
-        <w:br/>
-        <w:t xml:space="preserve">        .related-content h3 {</w:t>
-        <w:br/>
-        <w:t xml:space="preserve">            font-size: 18px;</w:t>
-        <w:br/>
-        <w:t xml:space="preserve">            color: #3a2f2a;</w:t>
-        <w:br/>
-        <w:t xml:space="preserve">            margin-bottom: 10px;</w:t>
-        <w:br/>
-        <w:t xml:space="preserve">        }</w:t>
-        <w:br/>
-        <w:br/>
-        <w:t xml:space="preserve">        .related-price {</w:t>
-        <w:br/>
-        <w:t xml:space="preserve">            font-weight: 700;</w:t>
-        <w:br/>
-        <w:t xml:space="preserve">            color: #6b4f3a;</w:t>
-        <w:br/>
-        <w:t xml:space="preserve">            margin-bottom: 15px;</w:t>
-        <w:br/>
-        <w:t xml:space="preserve">        }</w:t>
-        <w:br/>
-        <w:br/>
-        <w:t xml:space="preserve">        .related-btn {</w:t>
-        <w:br/>
-        <w:t xml:space="preserve">            display: block;</w:t>
-        <w:br/>
-        <w:t xml:space="preserve">            text-align: center;</w:t>
-        <w:br/>
-        <w:t xml:space="preserve">            text-decoration: none;</w:t>
-        <w:br/>
-        <w:t xml:space="preserve">            background: #6b4f3a;</w:t>
-        <w:br/>
-        <w:t xml:space="preserve">            color: white;</w:t>
-        <w:br/>
-        <w:t xml:space="preserve">            padding: 10px;</w:t>
-        <w:br/>
-        <w:t xml:space="preserve">            border-radius: 10px;</w:t>
-        <w:br/>
-        <w:t xml:space="preserve">        }</w:t>
-        <w:br/>
-        <w:br/>
-        <w:t xml:space="preserve">        .related-btn:hover {</w:t>
-        <w:br/>
-        <w:t xml:space="preserve">            background: #4f3929;</w:t>
-        <w:br/>
-        <w:t xml:space="preserve">        }</w:t>
-        <w:br/>
-        <w:br/>
-        <w:t xml:space="preserve">        select {</w:t>
-        <w:br/>
-        <w:t xml:space="preserve">            width: 100%;</w:t>
-        <w:br/>
-        <w:t xml:space="preserve">            max-width: 300px;</w:t>
-        <w:br/>
-        <w:br/>
-        <w:t xml:space="preserve">            padding: 14px;</w:t>
-        <w:br/>
-        <w:br/>
-        <w:t xml:space="preserve">            border: 1px solid #ddd;</w:t>
-        <w:br/>
-        <w:t xml:space="preserve">            border-radius: 12px;</w:t>
-        <w:br/>
-        <w:br/>
-        <w:t xml:space="preserve">            margin-bottom: 20px;</w:t>
-        <w:br/>
-        <w:br/>
-        <w:t xml:space="preserve">            font-size: 16px;</w:t>
-        <w:br/>
-        <w:t xml:space="preserve">        }</w:t>
-        <w:br/>
-        <w:br/>
-        <w:t xml:space="preserve">        .qty-box {</w:t>
-        <w:br/>
-        <w:t xml:space="preserve">            display: flex;</w:t>
-        <w:br/>
-        <w:t xml:space="preserve">            align-items: center;</w:t>
-        <w:br/>
-        <w:t xml:space="preserve">            justify-content: space-between;</w:t>
-        <w:br/>
-        <w:br/>
-        <w:t xml:space="preserve">            background: #f7f1eb;</w:t>
-        <w:br/>
-        <w:br/>
-        <w:t xml:space="preserve">            width: 100%;</w:t>
-        <w:br/>
-        <w:t xml:space="preserve">            max-width: 320px;</w:t>
-        <w:br/>
-        <w:t xml:space="preserve">            height: 58px;</w:t>
-        <w:br/>
-        <w:br/>
-        <w:t xml:space="preserve">            padding: 0 14px;</w:t>
-        <w:br/>
-        <w:br/>
-        <w:t xml:space="preserve">            border-radius: 16px;</w:t>
-        <w:br/>
-        <w:t xml:space="preserve">            box-sizing: border-box;</w:t>
-        <w:br/>
-        <w:t xml:space="preserve">        }</w:t>
-        <w:br/>
-        <w:br/>
-        <w:t xml:space="preserve">        .qty-btn {</w:t>
-        <w:br/>
-        <w:t xml:space="preserve">            width: 44px;</w:t>
-        <w:br/>
-        <w:t xml:space="preserve">            height: 44px;</w:t>
-        <w:br/>
-        <w:br/>
-        <w:t xml:space="preserve">            border: none;</w:t>
-        <w:br/>
-        <w:t xml:space="preserve">            border-radius: 12px;</w:t>
-        <w:br/>
-        <w:br/>
-        <w:t xml:space="preserve">            background: #6b4f3a;</w:t>
-        <w:br/>
-        <w:t xml:space="preserve">            color: white;</w:t>
-        <w:br/>
-        <w:br/>
-        <w:t xml:space="preserve">            font-size: 26px;</w:t>
-        <w:br/>
-        <w:t xml:space="preserve">            font-weight: 700;</w:t>
-        <w:br/>
-        <w:br/>
-        <w:t xml:space="preserve">            cursor: pointer;</w:t>
-        <w:br/>
-        <w:t xml:space="preserve">            transition: .2s;</w:t>
-        <w:br/>
-        <w:br/>
-        <w:t xml:space="preserve">            display: flex;</w:t>
-        <w:br/>
-        <w:t xml:space="preserve">            align-items: center;</w:t>
-        <w:br/>
-        <w:t xml:space="preserve">            justify-content: center;</w:t>
-        <w:br/>
-        <w:t xml:space="preserve">        }</w:t>
-        <w:br/>
-        <w:br/>
-        <w:t xml:space="preserve">        .qty-btn:hover {</w:t>
-        <w:br/>
-        <w:t xml:space="preserve">            background: #4f3929;</w:t>
-        <w:br/>
-        <w:t xml:space="preserve">        }</w:t>
-        <w:br/>
-        <w:br/>
-        <w:t xml:space="preserve">        .qty-value {</w:t>
-        <w:br/>
-        <w:t xml:space="preserve">            min-width: 40px;</w:t>
-        <w:br/>
-        <w:br/>
-        <w:t xml:space="preserve">            text-align: center;</w:t>
-        <w:br/>
-        <w:br/>
-        <w:t xml:space="preserve">            font-size: 24px;</w:t>
-        <w:br/>
-        <w:t xml:space="preserve">            font-weight: 800;</w:t>
-        <w:br/>
-        <w:br/>
-        <w:t xml:space="preserve">            color: #3a2f2a;</w:t>
-        <w:br/>
-        <w:t xml:space="preserve">        }</w:t>
-        <w:br/>
-        <w:br/>
-        <w:t xml:space="preserve">        @media (max-width: 1000px) {</w:t>
-        <w:br/>
-        <w:br/>
-        <w:t xml:space="preserve">            .product-page {</w:t>
-        <w:br/>
-        <w:t xml:space="preserve">                grid-template-columns: 1fr;</w:t>
-        <w:br/>
-        <w:t xml:space="preserve">                gap: 40px;</w:t>
-        <w:br/>
-        <w:t xml:space="preserve">            }</w:t>
-        <w:br/>
-        <w:br/>
-        <w:t xml:space="preserve">            .related-grid {</w:t>
-        <w:br/>
-        <w:t xml:space="preserve">                grid-template-columns: repeat(2, 1fr);</w:t>
-        <w:br/>
-        <w:t xml:space="preserve">            }</w:t>
-        <w:br/>
-        <w:br/>
-        <w:t xml:space="preserve">        }</w:t>
-        <w:br/>
-        <w:br/>
-        <w:t xml:space="preserve">        @media (max-width: 700px) {</w:t>
-        <w:br/>
-        <w:br/>
-        <w:t xml:space="preserve">            .related-grid {</w:t>
-        <w:br/>
-        <w:t xml:space="preserve">                grid-template-columns: 1fr;</w:t>
-        <w:br/>
-        <w:t xml:space="preserve">            }</w:t>
-        <w:br/>
-        <w:br/>
-        <w:t xml:space="preserve">            .product-info h1 {</w:t>
-        <w:br/>
-        <w:t xml:space="preserve">                font-size: 34px;</w:t>
-        <w:br/>
-        <w:t xml:space="preserve">            }</w:t>
-        <w:br/>
-        <w:br/>
-        <w:t xml:space="preserve">            .price {</w:t>
-        <w:br/>
-        <w:t xml:space="preserve">                font-size: 30px;</w:t>
-        <w:br/>
-        <w:t xml:space="preserve">            }</w:t>
-        <w:br/>
-        <w:br/>
-        <w:t xml:space="preserve">        }</w:t>
-        <w:br/>
-        <w:br/>
-        <w:t xml:space="preserve">    &lt;/style&gt;</w:t>
-        <w:br/>
-        <w:br/>
-        <w:t xml:space="preserve">    {% if back_url and "/favorites/" in back_url %}</w:t>
-        <w:br/>
-        <w:t xml:space="preserve">        &lt;a href="{% url 'favorites' %}" class="back-btn"&gt;</w:t>
-        <w:br/>
-        <w:t xml:space="preserve">            ← Вернуться в избранное</w:t>
-        <w:br/>
-        <w:t xml:space="preserve">        &lt;/a&gt;</w:t>
-        <w:br/>
-        <w:t xml:space="preserve">    {% else %}</w:t>
-        <w:br/>
-        <w:t xml:space="preserve">        &lt;a href="{% url 'catalog' %}" class="back-btn"&gt;</w:t>
-        <w:br/>
-        <w:t xml:space="preserve">            ← Вернуться в каталог</w:t>
-        <w:br/>
-        <w:t xml:space="preserve">        &lt;/a&gt;</w:t>
-        <w:br/>
-        <w:t xml:space="preserve">    {% endif %}</w:t>
-        <w:br/>
-        <w:br/>
-        <w:t xml:space="preserve">    &lt;div class="product-page"&gt;</w:t>
-        <w:br/>
-        <w:br/>
-        <w:t xml:space="preserve">        &lt;div class="gallery"&gt;</w:t>
-        <w:br/>
-        <w:br/>
-        <w:t xml:space="preserve">            {% if product.images.exists %}</w:t>
-        <w:br/>
-        <w:t xml:space="preserve">                &lt;button type="button"</w:t>
-        <w:br/>
-        <w:t xml:space="preserve">                        class="gallery-btn prev"</w:t>
-        <w:br/>
-        <w:t xml:space="preserve">                        onclick="prevImage()"&gt;</w:t>
-        <w:br/>
-        <w:t xml:space="preserve">                    ❮</w:t>
-        <w:br/>
-        <w:t xml:space="preserve">                &lt;/button&gt;</w:t>
-        <w:br/>
-        <w:t xml:space="preserve">            {% endif %}</w:t>
-        <w:br/>
-        <w:br/>
-        <w:t xml:space="preserve">            &lt;img</w:t>
-        <w:br/>
-        <w:t xml:space="preserve">                    id="mainImage"</w:t>
-        <w:br/>
-        <w:t xml:space="preserve">                    src="{{ product.image.url }}"</w:t>
-        <w:br/>
-        <w:t xml:space="preserve">                    alt="{{ product.name }}"</w:t>
-        <w:br/>
-        <w:t xml:space="preserve">                    class="main-image"&gt;</w:t>
-        <w:br/>
-        <w:br/>
-        <w:t xml:space="preserve">            {% if product.images.exists %}</w:t>
-        <w:br/>
-        <w:t xml:space="preserve">                &lt;button type="button"</w:t>
-        <w:br/>
-        <w:t xml:space="preserve">                        class="gallery-btn next"</w:t>
-        <w:br/>
-        <w:t xml:space="preserve">                        onclick="nextImage()"&gt;</w:t>
-        <w:br/>
-        <w:t xml:space="preserve">                    ❯</w:t>
-        <w:br/>
-        <w:t xml:space="preserve">                &lt;/button&gt;</w:t>
-        <w:br/>
-        <w:t xml:space="preserve">            {% endif %}</w:t>
-        <w:br/>
-        <w:br/>
-        <w:t xml:space="preserve">        &lt;/div&gt;</w:t>
-        <w:br/>
-        <w:br/>
-        <w:t xml:space="preserve">        &lt;div class="product-info"&gt;</w:t>
-        <w:br/>
-        <w:br/>
-        <w:t xml:space="preserve">            &lt;h1&gt;{{ product.name }}&lt;/h1&gt;</w:t>
-        <w:br/>
-        <w:br/>
-        <w:t xml:space="preserve">            &lt;div class="price"&gt;</w:t>
-        <w:br/>
-        <w:t xml:space="preserve">                {{ product.price|floatformat:0 }} ₽</w:t>
-        <w:br/>
-        <w:t xml:space="preserve">            &lt;/div&gt;</w:t>
-        <w:br/>
-        <w:br/>
-        <w:t xml:space="preserve">            &lt;div class="description"&gt;</w:t>
-        <w:br/>
-        <w:t xml:space="preserve">                {{ product.description }}</w:t>
-        <w:br/>
-        <w:t xml:space="preserve">            &lt;/div&gt;</w:t>
-        <w:br/>
-        <w:br/>
-        <w:t xml:space="preserve">            &lt;form id="cartForm"&gt;</w:t>
-        <w:br/>
-        <w:br/>
-        <w:t xml:space="preserve">                &lt;label&gt;Размер:&lt;/label&gt;</w:t>
-        <w:br/>
-        <w:br/>
-        <w:t xml:space="preserve">                &lt;select id="variantSelect" name="variant_id"&gt;</w:t>
-        <w:br/>
-        <w:br/>
-        <w:t xml:space="preserve">                    {% for variant in variants %}</w:t>
-        <w:br/>
-        <w:t xml:space="preserve">                        &lt;option value="{{ variant.id }}"</w:t>
-        <w:br/>
-        <w:t xml:space="preserve">                                {% if selected_variant and selected_variant.id == variant.id %}selected{% endif %}&gt;</w:t>
-        <w:br/>
-        <w:t xml:space="preserve">                            {{ variant.size.name }}</w:t>
-        <w:br/>
-        <w:t xml:space="preserve">                        &lt;/option&gt;</w:t>
-        <w:br/>
-        <w:t xml:space="preserve">                    {% endfor %}</w:t>
-        <w:br/>
-        <w:br/>
-        <w:t xml:space="preserve">                &lt;/select&gt;</w:t>
-        <w:br/>
-        <w:br/>
-        <w:t xml:space="preserve">                &lt;div id="cartArea"&gt;</w:t>
-        <w:br/>
-        <w:t xml:space="preserve">                    {% if variant_in_cart %}</w:t>
-        <w:br/>
-        <w:t xml:space="preserve">                        &lt;div class="qty-box"&gt;</w:t>
-        <w:br/>
-        <w:t xml:space="preserve">                            &lt;button type="button" class="qty-btn minus"&gt;−&lt;/button&gt;</w:t>
-        <w:br/>
-        <w:t xml:space="preserve">                            &lt;span class="qty-value"&gt;{{ qty }}&lt;/span&gt;</w:t>
-        <w:br/>
-        <w:t xml:space="preserve">                            &lt;button type="button" class="qty-btn plus"&gt;+&lt;/button&gt;</w:t>
-        <w:br/>
-        <w:t xml:space="preserve">                        &lt;/div&gt;</w:t>
-        <w:br/>
-        <w:t xml:space="preserve">                    {% else %}</w:t>
-        <w:br/>
-        <w:t xml:space="preserve">                        &lt;button id="cartBtn" class="buy-btn"&gt;</w:t>
-        <w:br/>
-        <w:t xml:space="preserve">                            Добавить в корзину</w:t>
-        <w:br/>
-        <w:t xml:space="preserve">                        &lt;/button&gt;</w:t>
-        <w:br/>
-        <w:t xml:space="preserve">                    {% endif %}</w:t>
-        <w:br/>
-        <w:t xml:space="preserve">                &lt;/div&gt;</w:t>
-        <w:br/>
-        <w:br/>
-        <w:t xml:space="preserve">            &lt;/form&gt;</w:t>
-        <w:br/>
-        <w:br/>
-        <w:t xml:space="preserve">        &lt;/div&gt;</w:t>
-        <w:br/>
-        <w:br/>
-        <w:t xml:space="preserve">    &lt;/div&gt;</w:t>
-        <w:br/>
-        <w:br/>
-        <w:t xml:space="preserve">    &lt;div class="related-section"&gt;</w:t>
-        <w:br/>
-        <w:br/>
-        <w:t xml:space="preserve">        &lt;h2&gt;Похожие товары&lt;/h2&gt;</w:t>
-        <w:br/>
-        <w:br/>
-        <w:t xml:space="preserve">        &lt;div class="related-grid"&gt;</w:t>
-        <w:br/>
-        <w:br/>
-        <w:t xml:space="preserve">            {% for item in related_products %}</w:t>
-        <w:br/>
-        <w:br/>
-        <w:t xml:space="preserve">                &lt;div class="related-card"&gt;</w:t>
-        <w:br/>
-        <w:br/>
-        <w:t xml:space="preserve">                    &lt;img</w:t>
-        <w:br/>
-        <w:t xml:space="preserve">                            src="{{ item.image.url }}"</w:t>
-        <w:br/>
-        <w:t xml:space="preserve">                            alt="{{ item.name }}"&gt;</w:t>
-        <w:br/>
-        <w:br/>
-        <w:t xml:space="preserve">                    &lt;div class="related-content"&gt;</w:t>
-        <w:br/>
-        <w:br/>
-        <w:t xml:space="preserve">                        &lt;h3&gt;{{ item.name }}&lt;/h3&gt;</w:t>
-        <w:br/>
-        <w:br/>
-        <w:t xml:space="preserve">                        &lt;div class="related-price"&gt;</w:t>
-        <w:br/>
-        <w:t xml:space="preserve">                            {{ item.price  }} ₽</w:t>
-        <w:br/>
-        <w:t xml:space="preserve">                        &lt;/div&gt;</w:t>
-        <w:br/>
-        <w:br/>
-        <w:t xml:space="preserve">                        &lt;a</w:t>
-        <w:br/>
-        <w:t xml:space="preserve">                                href="{% url 'product_detail' item.id %}"</w:t>
-        <w:br/>
-        <w:t xml:space="preserve">                                class="related-btn"&gt;</w:t>
-        <w:br/>
-        <w:t xml:space="preserve">                            Смотреть</w:t>
-        <w:br/>
-        <w:t xml:space="preserve">                        &lt;/a&gt;</w:t>
-        <w:br/>
-        <w:br/>
-        <w:t xml:space="preserve">                    &lt;/div&gt;</w:t>
-        <w:br/>
-        <w:br/>
-        <w:t xml:space="preserve">                &lt;/div&gt;</w:t>
-        <w:br/>
-        <w:br/>
-        <w:t xml:space="preserve">            {% endfor %}</w:t>
-        <w:br/>
-        <w:br/>
-        <w:t xml:space="preserve">        &lt;/div&gt;</w:t>
-        <w:br/>
-        <w:br/>
-        <w:t xml:space="preserve">    &lt;/div&gt;</w:t>
-        <w:br/>
-        <w:br/>
-        <w:t xml:space="preserve">    &lt;script&gt;</w:t>
-        <w:br/>
-        <w:br/>
-        <w:t xml:space="preserve">        const cartArea = document.getElementById("cartArea");</w:t>
-        <w:br/>
-        <w:t xml:space="preserve">        const variantSelect = document.getElementById("variantSelect");</w:t>
-        <w:br/>
-        <w:br/>
-        <w:br/>
-        <w:t xml:space="preserve">        /* =========================</w:t>
-        <w:br/>
-        <w:t xml:space="preserve">           🔥 RENDER: ADD BUTTON</w:t>
-        <w:br/>
-        <w:t xml:space="preserve">        ========================= */</w:t>
-        <w:br/>
-        <w:t xml:space="preserve">        function renderAddButton() {</w:t>
-        <w:br/>
-        <w:br/>
-        <w:t xml:space="preserve">            cartArea.innerHTML = `</w:t>
-        <w:br/>
-        <w:t xml:space="preserve">        &lt;button id="cartBtn" class="buy-btn"&gt;</w:t>
-        <w:br/>
-        <w:t xml:space="preserve">            Добавить в корзину</w:t>
-        <w:br/>
-        <w:t xml:space="preserve">        &lt;/button&gt;</w:t>
-        <w:br/>
-        <w:t xml:space="preserve">    `;</w:t>
-        <w:br/>
-        <w:br/>
-        <w:t xml:space="preserve">            attachCartButton();</w:t>
-        <w:br/>
-        <w:t xml:space="preserve">        }</w:t>
-        <w:br/>
-        <w:br/>
-        <w:br/>
-        <w:t xml:space="preserve">        /* =========================</w:t>
-        <w:br/>
-        <w:t xml:space="preserve">           🔥 RENDER: QTY BOX</w:t>
-        <w:br/>
-        <w:t xml:space="preserve">        ========================= */</w:t>
-        <w:br/>
-        <w:t xml:space="preserve">        function renderQtyBox(qty, variantId) {</w:t>
-        <w:br/>
-        <w:br/>
-        <w:t xml:space="preserve">            cartArea.innerHTML = `</w:t>
-        <w:br/>
-        <w:t xml:space="preserve">        &lt;div class="qty-box"&gt;</w:t>
-        <w:br/>
-        <w:t xml:space="preserve">            &lt;button type="button" class="qty-btn minus"&gt;−&lt;/button&gt;</w:t>
-        <w:br/>
-        <w:t xml:space="preserve">            &lt;span class="qty-value"&gt;${qty}&lt;/span&gt;</w:t>
-        <w:br/>
-        <w:t xml:space="preserve">            &lt;button type="button" class="qty-btn plus"&gt;+&lt;/button&gt;</w:t>
-        <w:br/>
-        <w:t xml:space="preserve">        &lt;/div&gt;</w:t>
-        <w:br/>
-        <w:t xml:space="preserve">    `;</w:t>
-        <w:br/>
-        <w:br/>
-        <w:t xml:space="preserve">            attachQtyButtons(variantId);</w:t>
-        <w:br/>
-        <w:t xml:space="preserve">        }</w:t>
-        <w:br/>
-        <w:br/>
-        <w:br/>
-        <w:t xml:space="preserve">        /* =========================</w:t>
-        <w:br/>
-        <w:t xml:space="preserve">           🔥 ADD TO CART</w:t>
-        <w:br/>
-        <w:t xml:space="preserve">        ========================= */</w:t>
-        <w:br/>
-        <w:t xml:space="preserve">        function attachCartButton() {</w:t>
-        <w:br/>
-        <w:br/>
-        <w:t xml:space="preserve">            const btn = document.getElementById("cartBtn");</w:t>
-        <w:br/>
-        <w:br/>
-        <w:t xml:space="preserve">            if (!btn) return;</w:t>
-        <w:br/>
-        <w:br/>
-        <w:t xml:space="preserve">            btn.addEventListener("click", function (e) {</w:t>
-        <w:br/>
-        <w:t xml:space="preserve">                e.preventDefault();</w:t>
-        <w:br/>
-        <w:br/>
-        <w:t xml:space="preserve">                const variantId = variantSelect.value;</w:t>
-        <w:br/>
-        <w:br/>
-        <w:t xml:space="preserve">                fetch("/cart/add/" + variantId + "/")</w:t>
-        <w:br/>
-        <w:t xml:space="preserve">                    .then(res =&gt; res.json())</w:t>
-        <w:br/>
-        <w:t xml:space="preserve">                    .then(data =&gt; {</w:t>
-        <w:br/>
-        <w:br/>
-        <w:t xml:space="preserve">                        updateCartBadge(data.count);</w:t>
-        <w:br/>
-        <w:br/>
-        <w:t xml:space="preserve">                        renderQtyBox(data.qty, variantId);</w:t>
-        <w:br/>
-        <w:br/>
-        <w:t xml:space="preserve">                    });</w:t>
-        <w:br/>
-        <w:t xml:space="preserve">            });</w:t>
-        <w:br/>
-        <w:t xml:space="preserve">        }</w:t>
-        <w:br/>
-        <w:br/>
-        <w:br/>
-        <w:t xml:space="preserve">        /* =========================</w:t>
-        <w:br/>
-        <w:t xml:space="preserve">           🔥 + / -</w:t>
-        <w:br/>
-        <w:t xml:space="preserve">        ========================= */</w:t>
-        <w:br/>
-        <w:t xml:space="preserve">        function attachQtyButtons(variantId) {</w:t>
-        <w:br/>
-        <w:br/>
-        <w:t xml:space="preserve">            const plusBtn = document.querySelector(".plus");</w:t>
-        <w:br/>
-        <w:t xml:space="preserve">            const minusBtn = document.querySelector(".minus");</w:t>
-        <w:br/>
-        <w:t xml:space="preserve">            const value = document.querySelector(".qty-value");</w:t>
-        <w:br/>
-        <w:br/>
-        <w:t xml:space="preserve">            if (!plusBtn || !minusBtn || !value) return;</w:t>
-        <w:br/>
-        <w:br/>
-        <w:t xml:space="preserve">            const id = variantId || variantSelect.value;</w:t>
-        <w:br/>
-        <w:br/>
-        <w:t xml:space="preserve">            plusBtn.addEventListener("click", function () {</w:t>
-        <w:br/>
-        <w:br/>
-        <w:t xml:space="preserve">                fetch("/cart/add/" + id + "/")</w:t>
-        <w:br/>
-        <w:t xml:space="preserve">                    .then(res =&gt; res.json())</w:t>
-        <w:br/>
-        <w:t xml:space="preserve">                    .then(data =&gt; {</w:t>
-        <w:br/>
-        <w:br/>
-        <w:t xml:space="preserve">                        value.textContent = data.qty;</w:t>
-        <w:br/>
-        <w:t xml:space="preserve">                        updateCartBadge(data.count);</w:t>
-        <w:br/>
-        <w:br/>
-        <w:t xml:space="preserve">                    });</w:t>
-        <w:br/>
-        <w:t xml:space="preserve">            });</w:t>
-        <w:br/>
-        <w:br/>
-        <w:t xml:space="preserve">            minusBtn.addEventListener("click", function () {</w:t>
-        <w:br/>
-        <w:br/>
-        <w:t xml:space="preserve">                fetch("/cart/decrease/" + id + "/")</w:t>
-        <w:br/>
-        <w:t xml:space="preserve">                    .then(res =&gt; res.json())</w:t>
-        <w:br/>
-        <w:t xml:space="preserve">                    .then(data =&gt; {</w:t>
-        <w:br/>
-        <w:br/>
-        <w:t xml:space="preserve">                        updateCartBadge(data.count);</w:t>
-        <w:br/>
-        <w:br/>
-        <w:t xml:space="preserve">                        if (data.qty &gt; 0) {</w:t>
-        <w:br/>
-        <w:t xml:space="preserve">                            value.textContent = data.qty;</w:t>
-        <w:br/>
-        <w:t xml:space="preserve">                        } else {</w:t>
-        <w:br/>
-        <w:t xml:space="preserve">                            renderAddButton();</w:t>
-        <w:br/>
-        <w:t xml:space="preserve">                        }</w:t>
-        <w:br/>
-        <w:br/>
-        <w:t xml:space="preserve">                    });</w:t>
-        <w:br/>
-        <w:t xml:space="preserve">            });</w:t>
-        <w:br/>
-        <w:t xml:space="preserve">        }</w:t>
-        <w:br/>
-        <w:br/>
-        <w:br/>
-        <w:t xml:space="preserve">        /* =========================</w:t>
-        <w:br/>
-        <w:t xml:space="preserve">           🔥 CHECK CART STATUS</w:t>
-        <w:br/>
-        <w:t xml:space="preserve">        ========================= */</w:t>
-        <w:br/>
-        <w:t xml:space="preserve">        function initVariantState() {</w:t>
-        <w:br/>
-        <w:br/>
-        <w:t xml:space="preserve">            const variantId = variantSelect.value;</w:t>
-        <w:br/>
-        <w:br/>
-        <w:t xml:space="preserve">            fetch("/cart/status/" + variantId + "/")</w:t>
-        <w:br/>
-        <w:t xml:space="preserve">                .then(res =&gt; res.json())</w:t>
-        <w:br/>
-        <w:t xml:space="preserve">                .then(data =&gt; {</w:t>
-        <w:br/>
-        <w:br/>
-        <w:t xml:space="preserve">                    if (data.qty &gt; 0) {</w:t>
-        <w:br/>
-        <w:t xml:space="preserve">                        renderQtyBox(data.qty, variantId);</w:t>
-        <w:br/>
-        <w:t xml:space="preserve">                    } else {</w:t>
-        <w:br/>
-        <w:t xml:space="preserve">                        renderAddButton();</w:t>
-        <w:br/>
-        <w:t xml:space="preserve">                    }</w:t>
-        <w:br/>
-        <w:br/>
-        <w:t xml:space="preserve">                });</w:t>
-        <w:br/>
-        <w:t xml:space="preserve">        }</w:t>
-        <w:br/>
-        <w:br/>
-        <w:br/>
-        <w:t xml:space="preserve">        /* =========================</w:t>
-        <w:br/>
-        <w:t xml:space="preserve">           🔥 CHANGE SIZE</w:t>
-        <w:br/>
-        <w:t xml:space="preserve">        ========================= */</w:t>
-        <w:br/>
-        <w:t xml:space="preserve">        variantSelect.addEventListener("change", function () {</w:t>
-        <w:br/>
-        <w:br/>
-        <w:t xml:space="preserve">            initVariantState();</w:t>
-        <w:br/>
-        <w:br/>
-        <w:t xml:space="preserve">        });</w:t>
-        <w:br/>
-        <w:br/>
-        <w:br/>
-        <w:t xml:space="preserve">        /* =========================</w:t>
-        <w:br/>
-        <w:t xml:space="preserve">           🔥 INIT ON PAGE LOAD</w:t>
-        <w:br/>
-        <w:t xml:space="preserve">        ========================= */</w:t>
-        <w:br/>
-        <w:t xml:space="preserve">        initVariantState();</w:t>
-        <w:br/>
-        <w:br/>
         <w:t xml:space="preserve">    &lt;/script&gt;</w:t>
-        <w:br/>
-        <w:br/>
-        <w:t xml:space="preserve">    &lt;script&gt;</w:t>
-        <w:br/>
-        <w:br/>
-        <w:t xml:space="preserve">        const images = [</w:t>
-        <w:br/>
-        <w:t xml:space="preserve">            "{{ product.image.url }}",</w:t>
-        <w:br/>
-        <w:br/>
-        <w:t xml:space="preserve">            {% for img in product.images.all %}</w:t>
-        <w:br/>
-        <w:t xml:space="preserve">                "{{ img.image.url }}",</w:t>
-        <w:br/>
-        <w:t xml:space="preserve">            {% endfor %}</w:t>
-        <w:br/>
-        <w:t xml:space="preserve">        ];</w:t>
-        <w:br/>
-        <w:br/>
-        <w:t xml:space="preserve">        let currentImage = 0;</w:t>
-        <w:br/>
-        <w:br/>
-        <w:t xml:space="preserve">        function showImage(index) {</w:t>
-        <w:br/>
-        <w:t xml:space="preserve">            document.getElementById("mainImage").src = images[index];</w:t>
-        <w:br/>
-        <w:t xml:space="preserve">        }</w:t>
-        <w:br/>
-        <w:br/>
-        <w:t xml:space="preserve">        function nextImage() {</w:t>
-        <w:br/>
-        <w:t xml:space="preserve">            currentImage++;</w:t>
-        <w:br/>
-        <w:br/>
-        <w:t xml:space="preserve">            if (currentImage &gt;= images.length) {</w:t>
-        <w:br/>
-        <w:t xml:space="preserve">                currentImage = 0;</w:t>
-        <w:br/>
-        <w:t xml:space="preserve">            }</w:t>
-        <w:br/>
-        <w:br/>
-        <w:t xml:space="preserve">            showImage(currentImage);</w:t>
-        <w:br/>
-        <w:t xml:space="preserve">        }</w:t>
-        <w:br/>
-        <w:br/>
-        <w:t xml:space="preserve">        function prevImage() {</w:t>
-        <w:br/>
-        <w:t xml:space="preserve">            currentImage--;</w:t>
-        <w:br/>
-        <w:br/>
-        <w:t xml:space="preserve">            if (currentImage &lt; 0) {</w:t>
-        <w:br/>
-        <w:t xml:space="preserve">                currentImage = images.length - 1;</w:t>
-        <w:br/>
-        <w:t xml:space="preserve">            }</w:t>
-        <w:br/>
-        <w:br/>
-        <w:t xml:space="preserve">            showImage(currentImage);</w:t>
-        <w:br/>
-        <w:t xml:space="preserve">        }</w:t>
-        <w:br/>
-        <w:br/>
-        <w:t xml:space="preserve">    &lt;/script&gt;</w:t>
-        <w:br/>
-        <w:br/>
-        <w:t>{% endblock %}</w:t>
-      </w:r>
-    </w:p>
-    <w:p>
-      <w:pPr>
-        <w:pStyle w:val="Heading2"/>
-      </w:pPr>
-      <w:r>
-        <w:t>product_edit.html</w:t>
-      </w:r>
-    </w:p>
-    <w:p>
-      <w:r>
-        <w:t>Описание: HTML шаблон / страница</w:t>
-      </w:r>
-    </w:p>
-    <w:p>
-      <w:r>
-        <w:t>Lines: 119</w:t>
-      </w:r>
-    </w:p>
-    <w:p>
-      <w:pPr>
-        <w:spacing w:before="0" w:after="0"/>
-      </w:pPr>
-      <w:r>
-        <w:rPr>
-          <w:rFonts w:ascii="Courier New" w:hAnsi="Courier New"/>
-          <w:sz w:val="16"/>
-        </w:rPr>
-        <w:t>{% extends "base.html" %}</w:t>
-        <w:br/>
-        <w:br/>
-        <w:t>{% block title %}</w:t>
-        <w:br/>
-        <w:t>Редактирование товара</w:t>
-        <w:br/>
-        <w:t>{% endblock %}</w:t>
-        <w:br/>
-        <w:br/>
-        <w:t>{% block content %}</w:t>
-        <w:br/>
-        <w:br/>
-        <w:t>&lt;style&gt;</w:t>
-        <w:br/>
-        <w:br/>
-        <w:t>.page-wrap{</w:t>
-        <w:br/>
-        <w:t xml:space="preserve">    max-width:900px;</w:t>
-        <w:br/>
-        <w:t xml:space="preserve">    margin:40px auto;</w:t>
-        <w:br/>
-        <w:t>}</w:t>
-        <w:br/>
-        <w:br/>
-        <w:t>.form-card{</w:t>
-        <w:br/>
-        <w:t xml:space="preserve">    background:#f7f1eb;</w:t>
-        <w:br/>
-        <w:t xml:space="preserve">    padding:35px;</w:t>
-        <w:br/>
-        <w:t xml:space="preserve">    border-radius:24px;</w:t>
-        <w:br/>
-        <w:t>}</w:t>
-        <w:br/>
-        <w:br/>
-        <w:t>.page-title{</w:t>
-        <w:br/>
-        <w:t xml:space="preserve">    font-size:42px;</w:t>
-        <w:br/>
-        <w:t xml:space="preserve">    font-weight:700;</w:t>
-        <w:br/>
-        <w:t xml:space="preserve">    color:#3a2f2a;</w:t>
-        <w:br/>
-        <w:t xml:space="preserve">    margin-bottom:25px;</w:t>
-        <w:br/>
-        <w:t>}</w:t>
-        <w:br/>
-        <w:br/>
-        <w:t>.preview{</w:t>
-        <w:br/>
-        <w:t xml:space="preserve">    margin-bottom:25px;</w:t>
-        <w:br/>
-        <w:t>}</w:t>
-        <w:br/>
-        <w:br/>
-        <w:t>.preview img{</w:t>
-        <w:br/>
-        <w:t xml:space="preserve">    max-width:220px;</w:t>
-        <w:br/>
-        <w:t xml:space="preserve">    border-radius:20px;</w:t>
-        <w:br/>
-        <w:t>}</w:t>
-        <w:br/>
-        <w:br/>
-        <w:t>.actions{</w:t>
-        <w:br/>
-        <w:t xml:space="preserve">    display:flex;</w:t>
-        <w:br/>
-        <w:t xml:space="preserve">    gap:15px;</w:t>
-        <w:br/>
-        <w:t xml:space="preserve">    margin-top:30px;</w:t>
-        <w:br/>
-        <w:t>}</w:t>
-        <w:br/>
-        <w:br/>
-        <w:t>.btn-main{</w:t>
-        <w:br/>
-        <w:t xml:space="preserve">    border:none;</w:t>
-        <w:br/>
-        <w:t xml:space="preserve">    background:#6b4f3a;</w:t>
-        <w:br/>
-        <w:t xml:space="preserve">    color:white;</w:t>
-        <w:br/>
-        <w:t xml:space="preserve">    padding:14px 25px;</w:t>
-        <w:br/>
-        <w:t xml:space="preserve">    border-radius:14px;</w:t>
-        <w:br/>
-        <w:t xml:space="preserve">    font-weight:700;</w:t>
-        <w:br/>
-        <w:t xml:space="preserve">    cursor:pointer;</w:t>
-        <w:br/>
-        <w:t>}</w:t>
-        <w:br/>
-        <w:br/>
-        <w:t>.btn-main:hover{</w:t>
-        <w:br/>
-        <w:t xml:space="preserve">    background:#4f3929;</w:t>
-        <w:br/>
-        <w:t>}</w:t>
-        <w:br/>
-        <w:br/>
-        <w:t>.btn-delete{</w:t>
-        <w:br/>
-        <w:t xml:space="preserve">    background:#d9534f;</w:t>
-        <w:br/>
-        <w:t xml:space="preserve">    color:white;</w:t>
-        <w:br/>
-        <w:t xml:space="preserve">    text-decoration:none;</w:t>
-        <w:br/>
-        <w:t xml:space="preserve">    padding:14px 25px;</w:t>
-        <w:br/>
-        <w:t xml:space="preserve">    border-radius:14px;</w:t>
-        <w:br/>
-        <w:t xml:space="preserve">    font-weight:700;</w:t>
-        <w:br/>
-        <w:t>}</w:t>
-        <w:br/>
-        <w:br/>
-        <w:t>.btn-delete:hover{</w:t>
-        <w:br/>
-        <w:t xml:space="preserve">    background:#c9302c;</w:t>
-        <w:br/>
-        <w:t>}</w:t>
-        <w:br/>
-        <w:br/>
-        <w:t>.btn-back{</w:t>
-        <w:br/>
-        <w:t xml:space="preserve">    text-decoration:none;</w:t>
-        <w:br/>
-        <w:t xml:space="preserve">    background:#ddd;</w:t>
-        <w:br/>
-        <w:t xml:space="preserve">    color:#333;</w:t>
-        <w:br/>
-        <w:t xml:space="preserve">    padding:14px 25px;</w:t>
-        <w:br/>
-        <w:t xml:space="preserve">    border-radius:14px;</w:t>
-        <w:br/>
-        <w:t xml:space="preserve">    font-weight:700;</w:t>
-        <w:br/>
-        <w:t>}</w:t>
-        <w:br/>
-        <w:br/>
-        <w:t>&lt;/style&gt;</w:t>
-        <w:br/>
-        <w:br/>
-        <w:t>&lt;div class="page-wrap"&gt;</w:t>
-        <w:br/>
-        <w:br/>
-        <w:t xml:space="preserve">    &lt;h1 class="page-title"&gt;</w:t>
-        <w:br/>
-        <w:t xml:space="preserve">        Редактирование товара</w:t>
-        <w:br/>
-        <w:t xml:space="preserve">    &lt;/h1&gt;</w:t>
-        <w:br/>
-        <w:br/>
-        <w:t xml:space="preserve">    &lt;div class="form-card"&gt;</w:t>
-        <w:br/>
-        <w:br/>
-        <w:t xml:space="preserve">        {% if product.image %}</w:t>
-        <w:br/>
-        <w:t xml:space="preserve">            &lt;div class="preview"&gt;</w:t>
-        <w:br/>
-        <w:t xml:space="preserve">                &lt;img src="{{ product.image.url }}"&gt;</w:t>
-        <w:br/>
-        <w:t xml:space="preserve">            &lt;/div&gt;</w:t>
-        <w:br/>
-        <w:t xml:space="preserve">        {% endif %}</w:t>
-        <w:br/>
-        <w:br/>
-        <w:t xml:space="preserve">        &lt;form method="post" enctype="multipart/form-data"&gt;</w:t>
-        <w:br/>
-        <w:t xml:space="preserve">            {% csrf_token %}</w:t>
-        <w:br/>
-        <w:br/>
-        <w:t xml:space="preserve">            {{ form.as_p }}</w:t>
-        <w:br/>
-        <w:br/>
-        <w:t xml:space="preserve">            &lt;div class="actions"&gt;</w:t>
-        <w:br/>
-        <w:br/>
-        <w:t xml:space="preserve">                &lt;button type="submit" class="btn-main"&gt;</w:t>
-        <w:br/>
-        <w:t xml:space="preserve">                    Сохранить изменения</w:t>
-        <w:br/>
-        <w:t xml:space="preserve">                &lt;/button&gt;</w:t>
-        <w:br/>
-        <w:br/>
-        <w:t xml:space="preserve">                &lt;a href="{% url 'catalog' %}" class="btn-back"&gt;</w:t>
-        <w:br/>
-        <w:t xml:space="preserve">                    Назад</w:t>
-        <w:br/>
-        <w:t xml:space="preserve">                &lt;/a&gt;</w:t>
-        <w:br/>
-        <w:br/>
-        <w:t xml:space="preserve">            &lt;/div&gt;</w:t>
-        <w:br/>
-        <w:br/>
-        <w:t xml:space="preserve">        &lt;/form&gt;</w:t>
-        <w:br/>
-        <w:br/>
-        <w:t xml:space="preserve">    &lt;/div&gt;</w:t>
-        <w:br/>
-        <w:br/>
-        <w:t>&lt;/div&gt;</w:t>
-        <w:br/>
-        <w:br/>
-        <w:t>{% endblock %}</w:t>
-      </w:r>
-    </w:p>
-    <w:p>
-      <w:pPr>
-        <w:pStyle w:val="Heading2"/>
-      </w:pPr>
-      <w:r>
-        <w:t>product_list.html</w:t>
-      </w:r>
-    </w:p>
-    <w:p>
-      <w:r>
-        <w:t>Описание: HTML шаблон / страница</w:t>
-      </w:r>
-    </w:p>
-    <w:p>
-      <w:r>
-        <w:t>Lines: 43</w:t>
-      </w:r>
-    </w:p>
-    <w:p>
-      <w:pPr>
-        <w:spacing w:before="0" w:after="0"/>
-      </w:pPr>
-      <w:r>
-        <w:rPr>
-          <w:rFonts w:ascii="Courier New" w:hAnsi="Courier New"/>
-          <w:sz w:val="16"/>
-        </w:rPr>
-        <w:t>{% extends "registration/../base.html" %}</w:t>
-        <w:br/>
-        <w:br/>
-        <w:t>{% block title %}</w:t>
-        <w:br/>
-        <w:t>Каталог</w:t>
-        <w:br/>
-        <w:t>{% endblock %}</w:t>
-        <w:br/>
-        <w:br/>
-        <w:t>{% block content %}</w:t>
-        <w:br/>
-        <w:br/>
-        <w:t>&lt;h1 style="text-align:center;"&gt;📦 Каталог товаров&lt;/h1&gt;</w:t>
-        <w:br/>
-        <w:br/>
-        <w:t>&lt;div style="display:grid; grid-template-columns:repeat(auto-fit, minmax(220px, 1fr)); gap:20px; margin-top:30px;"&gt;</w:t>
-        <w:br/>
-        <w:br/>
-        <w:t xml:space="preserve">    {% for product in products %}</w:t>
-        <w:br/>
-        <w:br/>
-        <w:t xml:space="preserve">    &lt;div style="background:#efe6da; padding:15px; border-radius:10px; text-align:center;"&gt;</w:t>
-        <w:br/>
-        <w:br/>
-        <w:t xml:space="preserve">        {% if product.image %}</w:t>
-        <w:br/>
-        <w:t xml:space="preserve">            &lt;img src="{{ product.image.url }}"</w:t>
-        <w:br/>
-        <w:t xml:space="preserve">                 style="width:100%; height:180px; object-fit:cover; border-radius:8px;"&gt;</w:t>
-        <w:br/>
-        <w:t xml:space="preserve">        {% else %}</w:t>
-        <w:br/>
-        <w:t xml:space="preserve">            &lt;div style="height:180px; background:#ddd; border-radius:8px;"&gt;&lt;/div&gt;</w:t>
-        <w:br/>
-        <w:t xml:space="preserve">        {% endif %}</w:t>
-        <w:br/>
-        <w:br/>
-        <w:t xml:space="preserve">        &lt;h3 style="margin:10px 0;"&gt;</w:t>
-        <w:br/>
-        <w:t xml:space="preserve">            {{ product.name }}</w:t>
-        <w:br/>
-        <w:t xml:space="preserve">        &lt;/h3&gt;</w:t>
-        <w:br/>
-        <w:br/>
-        <w:t xml:space="preserve">        &lt;p style="color:#666;"&gt;</w:t>
-        <w:br/>
-        <w:t xml:space="preserve">            {{ product.description|truncatechars:60 }}</w:t>
-        <w:br/>
-        <w:t xml:space="preserve">        &lt;/p&gt;</w:t>
-        <w:br/>
-        <w:br/>
-        <w:t xml:space="preserve">        &lt;a href="{% url 'product_detail' product.id %}"</w:t>
-        <w:br/>
-        <w:t xml:space="preserve">           style="display:inline-block; margin-top:10px; padding:8px 12px; background:#a07c5a; color:white; border-radius:6px;"&gt;</w:t>
-        <w:br/>
-        <w:t xml:space="preserve">            Смотреть</w:t>
-        <w:br/>
-        <w:t xml:space="preserve">        &lt;/a&gt;</w:t>
-        <w:br/>
-        <w:br/>
-        <w:t xml:space="preserve">    &lt;/div&gt;</w:t>
-        <w:br/>
-        <w:br/>
-        <w:t xml:space="preserve">    {% endfor %}</w:t>
-        <w:br/>
-        <w:br/>
-        <w:t>&lt;/div&gt;</w:t>
         <w:br/>
         <w:br/>
         <w:t>{% endblock %}</w:t>
@@ -12430,7 +12440,7 @@
     </w:p>
     <w:p>
       <w:r>
-        <w:t>Lines: 82</w:t>
+        <w:t>Lines: 113</w:t>
       </w:r>
     </w:p>
     <w:p>
@@ -12444,6 +12454,66 @@
         </w:rPr>
         <w:t>{% load static %}</w:t>
         <w:br/>
+        <w:t>&lt;style&gt;</w:t>
+        <w:br/>
+        <w:t xml:space="preserve">    .header {</w:t>
+        <w:br/>
+        <w:t xml:space="preserve">        position: relative;</w:t>
+        <w:br/>
+        <w:t xml:space="preserve">    }</w:t>
+        <w:br/>
+        <w:br/>
+        <w:t xml:space="preserve">    .mobile-nav {</w:t>
+        <w:br/>
+        <w:t xml:space="preserve">        position: absolute;</w:t>
+        <w:br/>
+        <w:t xml:space="preserve">        top: 100%;</w:t>
+        <w:br/>
+        <w:t xml:space="preserve">        left: 0;</w:t>
+        <w:br/>
+        <w:t xml:space="preserve">        width: 100%;</w:t>
+        <w:br/>
+        <w:t xml:space="preserve">        display: none;</w:t>
+        <w:br/>
+        <w:t xml:space="preserve">        background: #efe6da;</w:t>
+        <w:br/>
+        <w:t xml:space="preserve">        z-index: 9999;</w:t>
+        <w:br/>
+        <w:t xml:space="preserve">    }</w:t>
+        <w:br/>
+        <w:br/>
+        <w:t xml:space="preserve">    .mobile-nav.active {</w:t>
+        <w:br/>
+        <w:t xml:space="preserve">        display: flex;</w:t>
+        <w:br/>
+        <w:t xml:space="preserve">        flex-direction: column;</w:t>
+        <w:br/>
+        <w:t xml:space="preserve">    }</w:t>
+        <w:br/>
+        <w:br/>
+        <w:t xml:space="preserve">    @media (max-width: 1023px) {</w:t>
+        <w:br/>
+        <w:br/>
+        <w:t xml:space="preserve">        .header-search {</w:t>
+        <w:br/>
+        <w:t xml:space="preserve">            max-width: 250px;</w:t>
+        <w:br/>
+        <w:t xml:space="preserve">            width: 250px;</w:t>
+        <w:br/>
+        <w:t xml:space="preserve">        }</w:t>
+        <w:br/>
+        <w:br/>
+        <w:t xml:space="preserve">        .header-search input {</w:t>
+        <w:br/>
+        <w:t xml:space="preserve">            font-size: 14px;</w:t>
+        <w:br/>
+        <w:t xml:space="preserve">            padding: 10px;</w:t>
+        <w:br/>
+        <w:t xml:space="preserve">        }</w:t>
+        <w:br/>
+        <w:t xml:space="preserve">    }</w:t>
+        <w:br/>
+        <w:t>&lt;/style&gt;</w:t>
         <w:br/>
         <w:t>&lt;header class="header"&gt;</w:t>
         <w:br/>
@@ -12518,25 +12588,24 @@
         <w:br/>
         <w:t xml:space="preserve">    &lt;/div&gt;</w:t>
         <w:br/>
+        <w:t xml:space="preserve">    &lt;!-- MOBILE NAV --&gt;</w:t>
+        <w:br/>
+        <w:t xml:space="preserve">    &lt;nav class="mobile-nav" id="mobileNav"&gt;</w:t>
+        <w:br/>
+        <w:br/>
+        <w:t xml:space="preserve">        &lt;a href="/"&gt;Главная&lt;/a&gt;</w:t>
+        <w:br/>
+        <w:t xml:space="preserve">        &lt;a href="/catalog/"&gt;Каталог&lt;/a&gt;</w:t>
+        <w:br/>
+        <w:t xml:space="preserve">        &lt;a href="/about/"&gt;О нас&lt;/a&gt;</w:t>
+        <w:br/>
+        <w:t xml:space="preserve">        &lt;a href="/reviews/"&gt;Отзывы&lt;/a&gt;</w:t>
+        <w:br/>
+        <w:br/>
+        <w:t xml:space="preserve">    &lt;/nav&gt;</w:t>
         <w:br/>
         <w:t>&lt;/header&gt;</w:t>
         <w:br/>
-        <w:br/>
-        <w:t>&lt;!-- MOBILE NAV --&gt;</w:t>
-        <w:br/>
-        <w:t>&lt;nav class="mobile-nav" id="mobileNav"&gt;</w:t>
-        <w:br/>
-        <w:br/>
-        <w:t xml:space="preserve">    &lt;a href="/"&gt;Главная&lt;/a&gt;</w:t>
-        <w:br/>
-        <w:t xml:space="preserve">    &lt;a href="/catalog/"&gt;Каталог&lt;/a&gt;</w:t>
-        <w:br/>
-        <w:t xml:space="preserve">    &lt;a href="/about/"&gt;О нас&lt;/a&gt;</w:t>
-        <w:br/>
-        <w:t xml:space="preserve">    &lt;a href="/reviews/"&gt;Отзывы&lt;/a&gt;</w:t>
-        <w:br/>
-        <w:br/>
-        <w:t>&lt;/nav&gt;</w:t>
         <w:br/>
         <w:br/>
         <w:t>&lt;script&gt;</w:t>
@@ -14165,7 +14234,7 @@
     </w:p>
     <w:p>
       <w:r>
-        <w:t>Lines: 275</w:t>
+        <w:t>Lines: 286</w:t>
       </w:r>
     </w:p>
     <w:p>
@@ -14467,6 +14536,26 @@
         <w:br/>
         <w:br/>
         <w:t xml:space="preserve">        /* MOBILE */</w:t>
+        <w:br/>
+        <w:t xml:space="preserve">        @media (max-width: 1220px) {</w:t>
+        <w:br/>
+        <w:br/>
+        <w:t xml:space="preserve">            .profile-layout {</w:t>
+        <w:br/>
+        <w:t xml:space="preserve">                width: 100%;</w:t>
+        <w:br/>
+        <w:t xml:space="preserve">                max-width: 100%;</w:t>
+        <w:br/>
+        <w:t xml:space="preserve">                padding: 0 20px;</w:t>
+        <w:br/>
+        <w:t xml:space="preserve">                grid-template-columns: 240px 1fr;</w:t>
+        <w:br/>
+        <w:t xml:space="preserve">                gap: 20px;</w:t>
+        <w:br/>
+        <w:t xml:space="preserve">            }</w:t>
+        <w:br/>
+        <w:br/>
+        <w:t xml:space="preserve">        }</w:t>
         <w:br/>
         <w:br/>
         <w:t xml:space="preserve">        @media (max-width: 900px) {</w:t>
